--- a/assets/resume.docx
+++ b/assets/resume.docx
@@ -65,7 +65,7 @@
             <w:sz w:val="20"/>
             <w:szCs w:val="20"/>
           </w:rPr>
-          <w:t>xy61@illinois.edu</w:t>
+          <w:t>xyang21@wm.edu</w:t>
         </w:r>
       </w:hyperlink>
       <w:r>
@@ -73,7 +73,7 @@
           <w:sz w:val="20"/>
           <w:szCs w:val="20"/>
         </w:rPr>
-        <w:t xml:space="preserve"> | </w:t>
+        <w:t xml:space="preserve">| </w:t>
       </w:r>
       <w:r>
         <w:rPr>
@@ -155,13 +155,25 @@
       <w:pPr>
         <w:pStyle w:val="BodyAA"/>
         <w:rPr>
-          <w:rFonts w:asciiTheme="majorHAnsi" w:eastAsiaTheme="minorEastAsia" w:hAnsiTheme="majorHAnsi" w:cstheme="majorBidi"/>
-          <w:color w:val="auto"/>
-          <w:sz w:val="22"/>
-          <w:szCs w:val="22"/>
-          <w:lang w:eastAsia="zh-CN"/>
-        </w:rPr>
-      </w:pPr>
+          <w:rFonts w:asciiTheme="majorHAnsi" w:eastAsiaTheme="minorEastAsia" w:hAnsiTheme="majorHAnsi" w:cstheme="majorBidi" w:hint="eastAsia"/>
+          <w:color w:val="auto"/>
+          <w:sz w:val="22"/>
+          <w:szCs w:val="22"/>
+          <w:lang w:eastAsia="zh-CN"/>
+        </w:rPr>
+      </w:pPr>
+      <w:r>
+        <w:rPr>
+          <w:rFonts w:asciiTheme="majorHAnsi" w:hAnsiTheme="majorHAnsi" w:cstheme="majorBidi" w:hint="eastAsia"/>
+          <w:b/>
+          <w:bCs/>
+          <w:color w:val="auto"/>
+          <w:sz w:val="22"/>
+          <w:szCs w:val="22"/>
+          <w:lang w:eastAsia="zh-CN"/>
+        </w:rPr>
+        <w:t>College</w:t>
+      </w:r>
       <w:r>
         <w:rPr>
           <w:rFonts w:asciiTheme="majorHAnsi" w:hAnsiTheme="majorHAnsi" w:cstheme="majorBidi"/>
@@ -171,7 +183,19 @@
           <w:sz w:val="22"/>
           <w:szCs w:val="22"/>
         </w:rPr>
-        <w:t>University of Illinois Urbana-Champaign</w:t>
+        <w:t xml:space="preserve"> of </w:t>
+      </w:r>
+      <w:r>
+        <w:rPr>
+          <w:rFonts w:asciiTheme="majorHAnsi" w:hAnsiTheme="majorHAnsi" w:cstheme="majorBidi" w:hint="eastAsia"/>
+          <w:b/>
+          <w:bCs/>
+          <w:color w:val="auto"/>
+          <w:sz w:val="22"/>
+          <w:szCs w:val="22"/>
+          <w:lang w:eastAsia="zh-CN"/>
+        </w:rPr>
+        <w:t>William &amp; Mary</w:t>
       </w:r>
       <w:r>
         <w:tab/>
@@ -199,59 +223,26 @@
           <w:rFonts w:hint="eastAsia"/>
           <w:lang w:eastAsia="zh-CN"/>
         </w:rPr>
-        <w:t xml:space="preserve"> </w:t>
-      </w:r>
-      <w:r>
-        <w:rPr>
-          <w:rFonts w:asciiTheme="majorHAnsi" w:eastAsia="Times New Roman" w:hAnsiTheme="majorHAnsi" w:cstheme="majorBidi" w:hint="eastAsia"/>
-          <w:color w:val="auto"/>
-          <w:sz w:val="22"/>
-          <w:szCs w:val="22"/>
-        </w:rPr>
-        <w:t>Aug 2024</w:t>
-      </w:r>
-      <w:r>
-        <w:rPr>
-          <w:rFonts w:asciiTheme="majorHAnsi" w:eastAsiaTheme="minorEastAsia" w:hAnsiTheme="majorHAnsi" w:cstheme="majorBidi" w:hint="eastAsia"/>
-          <w:color w:val="auto"/>
-          <w:sz w:val="22"/>
-          <w:szCs w:val="22"/>
-          <w:lang w:eastAsia="zh-CN"/>
-        </w:rPr>
-        <w:t xml:space="preserve"> - </w:t>
-      </w:r>
-      <w:r>
-        <w:rPr>
-          <w:rFonts w:asciiTheme="majorHAnsi" w:eastAsia="Times New Roman" w:hAnsiTheme="majorHAnsi" w:cstheme="majorBidi"/>
-          <w:color w:val="auto"/>
-          <w:sz w:val="22"/>
-          <w:szCs w:val="22"/>
-        </w:rPr>
-        <w:t>Expected May 202</w:t>
-      </w:r>
-      <w:r>
-        <w:rPr>
-          <w:rFonts w:asciiTheme="majorHAnsi" w:eastAsiaTheme="minorEastAsia" w:hAnsiTheme="majorHAnsi" w:cstheme="majorBidi" w:hint="eastAsia"/>
-          <w:color w:val="auto"/>
-          <w:sz w:val="22"/>
-          <w:szCs w:val="22"/>
-          <w:lang w:eastAsia="zh-CN"/>
-        </w:rPr>
-        <w:t>6</w:t>
+        <w:t xml:space="preserve">              </w:t>
+      </w:r>
+      <w:r>
+        <w:rPr>
+          <w:rFonts w:hint="eastAsia"/>
+          <w:lang w:eastAsia="zh-CN"/>
+        </w:rPr>
+        <w:t xml:space="preserve">              </w:t>
+      </w:r>
+      <w:r>
+        <w:rPr>
+          <w:rFonts w:hint="eastAsia"/>
+          <w:lang w:eastAsia="zh-CN"/>
+        </w:rPr>
+        <w:t xml:space="preserve">           </w:t>
       </w:r>
     </w:p>
     <w:p>
       <w:pPr>
         <w:pStyle w:val="BodyAA"/>
-        <w:rPr>
-          <w:rFonts w:asciiTheme="majorHAnsi" w:eastAsiaTheme="minorEastAsia" w:hAnsiTheme="majorHAnsi" w:cstheme="majorBidi"/>
-          <w:color w:val="auto"/>
-          <w:sz w:val="22"/>
-          <w:szCs w:val="22"/>
-          <w:lang w:eastAsia="zh-CN"/>
-        </w:rPr>
-      </w:pPr>
-      <w:r>
         <w:rPr>
           <w:rFonts w:asciiTheme="majorHAnsi" w:hAnsiTheme="majorHAnsi" w:cstheme="majorBidi" w:hint="eastAsia"/>
           <w:i/>
@@ -261,8 +252,7 @@
           <w:szCs w:val="22"/>
           <w:lang w:eastAsia="zh-CN"/>
         </w:rPr>
-        <w:t>Master of Science in Computer Science</w:t>
-      </w:r>
+      </w:pPr>
       <w:r>
         <w:rPr>
           <w:rFonts w:asciiTheme="majorHAnsi" w:hAnsiTheme="majorHAnsi" w:cstheme="majorBidi"/>
@@ -273,7 +263,7 @@
           <w:szCs w:val="22"/>
           <w:lang w:eastAsia="zh-CN"/>
         </w:rPr>
-        <w:tab/>
+        <w:t xml:space="preserve">Incoming </w:t>
       </w:r>
       <w:r>
         <w:rPr>
@@ -285,7 +275,7 @@
           <w:szCs w:val="22"/>
           <w:lang w:eastAsia="zh-CN"/>
         </w:rPr>
-        <w:tab/>
+        <w:t>Ph.D. in Applied Science, Concentration in Data Science</w:t>
       </w:r>
       <w:r>
         <w:rPr>
@@ -325,6 +315,184 @@
       </w:r>
       <w:r>
         <w:rPr>
+          <w:rFonts w:asciiTheme="majorHAnsi" w:hAnsiTheme="majorHAnsi" w:cstheme="majorBidi" w:hint="eastAsia"/>
+          <w:i/>
+          <w:iCs/>
+          <w:color w:val="auto"/>
+          <w:sz w:val="22"/>
+          <w:szCs w:val="22"/>
+          <w:lang w:eastAsia="zh-CN"/>
+        </w:rPr>
+        <w:t xml:space="preserve">    </w:t>
+      </w:r>
+      <w:r>
+        <w:rPr>
+          <w:rFonts w:asciiTheme="majorHAnsi" w:hAnsiTheme="majorHAnsi" w:cstheme="majorBidi" w:hint="eastAsia"/>
+          <w:i/>
+          <w:iCs/>
+          <w:color w:val="auto"/>
+          <w:sz w:val="22"/>
+          <w:szCs w:val="22"/>
+          <w:lang w:eastAsia="zh-CN"/>
+        </w:rPr>
+        <w:t xml:space="preserve">                                               </w:t>
+      </w:r>
+      <w:r>
+        <w:rPr>
+          <w:rFonts w:asciiTheme="majorHAnsi" w:hAnsiTheme="majorHAnsi" w:cstheme="majorBidi" w:hint="eastAsia"/>
+          <w:i/>
+          <w:iCs/>
+          <w:color w:val="auto"/>
+          <w:sz w:val="22"/>
+          <w:szCs w:val="22"/>
+          <w:lang w:eastAsia="zh-CN"/>
+        </w:rPr>
+        <w:t xml:space="preserve"> </w:t>
+      </w:r>
+    </w:p>
+    <w:p>
+      <w:pPr>
+        <w:pStyle w:val="BodyAA"/>
+        <w:rPr>
+          <w:rFonts w:asciiTheme="majorHAnsi" w:eastAsiaTheme="minorEastAsia" w:hAnsiTheme="majorHAnsi" w:cstheme="majorBidi" w:hint="eastAsia"/>
+          <w:color w:val="auto"/>
+          <w:sz w:val="22"/>
+          <w:szCs w:val="22"/>
+          <w:lang w:eastAsia="zh-CN"/>
+        </w:rPr>
+      </w:pPr>
+    </w:p>
+    <w:p>
+      <w:pPr>
+        <w:pStyle w:val="BodyAA"/>
+        <w:rPr>
+          <w:rFonts w:asciiTheme="majorHAnsi" w:eastAsiaTheme="minorEastAsia" w:hAnsiTheme="majorHAnsi" w:cstheme="majorBidi"/>
+          <w:color w:val="auto"/>
+          <w:sz w:val="22"/>
+          <w:szCs w:val="22"/>
+          <w:lang w:eastAsia="zh-CN"/>
+        </w:rPr>
+      </w:pPr>
+      <w:r>
+        <w:rPr>
+          <w:rFonts w:asciiTheme="majorHAnsi" w:hAnsiTheme="majorHAnsi" w:cstheme="majorBidi"/>
+          <w:b/>
+          <w:bCs/>
+          <w:color w:val="auto"/>
+          <w:sz w:val="22"/>
+          <w:szCs w:val="22"/>
+        </w:rPr>
+        <w:t>University of Illinois Urbana-Champaign</w:t>
+      </w:r>
+      <w:r>
+        <w:tab/>
+      </w:r>
+      <w:r>
+        <w:tab/>
+      </w:r>
+      <w:r>
+        <w:tab/>
+      </w:r>
+      <w:r>
+        <w:tab/>
+      </w:r>
+      <w:r>
+        <w:tab/>
+      </w:r>
+      <w:r>
+        <w:tab/>
+      </w:r>
+      <w:r>
+        <w:tab/>
+      </w:r>
+      <w:r>
+        <w:rPr>
+          <w:rFonts w:hint="eastAsia"/>
+          <w:lang w:eastAsia="zh-CN"/>
+        </w:rPr>
+        <w:t xml:space="preserve"> </w:t>
+      </w:r>
+      <w:r>
+        <w:rPr>
+          <w:rFonts w:hint="eastAsia"/>
+          <w:lang w:eastAsia="zh-CN"/>
+        </w:rPr>
+        <w:t xml:space="preserve">             </w:t>
+      </w:r>
+      <w:r>
+        <w:rPr>
+          <w:rFonts w:asciiTheme="majorHAnsi" w:eastAsia="Times New Roman" w:hAnsiTheme="majorHAnsi" w:cstheme="majorBidi" w:hint="eastAsia"/>
+          <w:color w:val="auto"/>
+          <w:sz w:val="22"/>
+          <w:szCs w:val="22"/>
+        </w:rPr>
+        <w:t>Aug 2024</w:t>
+      </w:r>
+      <w:r>
+        <w:rPr>
+          <w:rFonts w:asciiTheme="majorHAnsi" w:eastAsiaTheme="minorEastAsia" w:hAnsiTheme="majorHAnsi" w:cstheme="majorBidi" w:hint="eastAsia"/>
+          <w:color w:val="auto"/>
+          <w:sz w:val="22"/>
+          <w:szCs w:val="22"/>
+          <w:lang w:eastAsia="zh-CN"/>
+        </w:rPr>
+        <w:t xml:space="preserve"> - </w:t>
+      </w:r>
+      <w:r>
+        <w:rPr>
+          <w:rFonts w:asciiTheme="majorHAnsi" w:eastAsiaTheme="minorEastAsia" w:hAnsiTheme="majorHAnsi" w:cstheme="majorBidi" w:hint="eastAsia"/>
+          <w:color w:val="auto"/>
+          <w:sz w:val="22"/>
+          <w:szCs w:val="22"/>
+          <w:lang w:eastAsia="zh-CN"/>
+        </w:rPr>
+        <w:t>M</w:t>
+      </w:r>
+      <w:r>
+        <w:rPr>
+          <w:rFonts w:asciiTheme="majorHAnsi" w:eastAsia="Times New Roman" w:hAnsiTheme="majorHAnsi" w:cstheme="majorBidi"/>
+          <w:color w:val="auto"/>
+          <w:sz w:val="22"/>
+          <w:szCs w:val="22"/>
+        </w:rPr>
+        <w:t>ay 202</w:t>
+      </w:r>
+      <w:r>
+        <w:rPr>
+          <w:rFonts w:asciiTheme="majorHAnsi" w:eastAsiaTheme="minorEastAsia" w:hAnsiTheme="majorHAnsi" w:cstheme="majorBidi" w:hint="eastAsia"/>
+          <w:color w:val="auto"/>
+          <w:sz w:val="22"/>
+          <w:szCs w:val="22"/>
+          <w:lang w:eastAsia="zh-CN"/>
+        </w:rPr>
+        <w:t>6</w:t>
+      </w:r>
+    </w:p>
+    <w:p>
+      <w:pPr>
+        <w:pStyle w:val="BodyAA"/>
+        <w:rPr>
+          <w:rFonts w:asciiTheme="majorHAnsi" w:eastAsiaTheme="minorEastAsia" w:hAnsiTheme="majorHAnsi" w:cstheme="majorBidi"/>
+          <w:color w:val="auto"/>
+          <w:sz w:val="22"/>
+          <w:szCs w:val="22"/>
+          <w:lang w:eastAsia="zh-CN"/>
+        </w:rPr>
+      </w:pPr>
+      <w:r>
+        <w:rPr>
+          <w:rFonts w:asciiTheme="majorHAnsi" w:hAnsiTheme="majorHAnsi" w:cstheme="majorBidi" w:hint="eastAsia"/>
+          <w:i/>
+          <w:iCs/>
+          <w:color w:val="auto"/>
+          <w:sz w:val="22"/>
+          <w:szCs w:val="22"/>
+          <w:lang w:eastAsia="zh-CN"/>
+        </w:rPr>
+        <w:t>Master of Science in Computer Science</w:t>
+      </w:r>
+      <w:r>
+        <w:rPr>
           <w:rFonts w:asciiTheme="majorHAnsi" w:hAnsiTheme="majorHAnsi" w:cstheme="majorBidi"/>
           <w:i/>
           <w:iCs/>
@@ -361,6 +529,66 @@
       </w:r>
       <w:r>
         <w:rPr>
+          <w:rFonts w:asciiTheme="majorHAnsi" w:hAnsiTheme="majorHAnsi" w:cstheme="majorBidi"/>
+          <w:i/>
+          <w:iCs/>
+          <w:color w:val="auto"/>
+          <w:sz w:val="22"/>
+          <w:szCs w:val="22"/>
+          <w:lang w:eastAsia="zh-CN"/>
+        </w:rPr>
+        <w:tab/>
+      </w:r>
+      <w:r>
+        <w:rPr>
+          <w:rFonts w:asciiTheme="majorHAnsi" w:hAnsiTheme="majorHAnsi" w:cstheme="majorBidi"/>
+          <w:i/>
+          <w:iCs/>
+          <w:color w:val="auto"/>
+          <w:sz w:val="22"/>
+          <w:szCs w:val="22"/>
+          <w:lang w:eastAsia="zh-CN"/>
+        </w:rPr>
+        <w:tab/>
+      </w:r>
+      <w:r>
+        <w:rPr>
+          <w:rFonts w:asciiTheme="majorHAnsi" w:hAnsiTheme="majorHAnsi" w:cstheme="majorBidi"/>
+          <w:i/>
+          <w:iCs/>
+          <w:color w:val="auto"/>
+          <w:sz w:val="22"/>
+          <w:szCs w:val="22"/>
+          <w:lang w:eastAsia="zh-CN"/>
+        </w:rPr>
+        <w:tab/>
+      </w:r>
+      <w:r>
+        <w:rPr>
+          <w:rFonts w:asciiTheme="majorHAnsi" w:hAnsiTheme="majorHAnsi" w:cstheme="majorBidi"/>
+          <w:i/>
+          <w:iCs/>
+          <w:color w:val="auto"/>
+          <w:sz w:val="22"/>
+          <w:szCs w:val="22"/>
+          <w:lang w:eastAsia="zh-CN"/>
+        </w:rPr>
+        <w:tab/>
+      </w:r>
+      <w:r>
+        <w:rPr>
+          <w:rFonts w:asciiTheme="majorHAnsi" w:hAnsiTheme="majorHAnsi" w:cstheme="majorBidi"/>
+          <w:i/>
+          <w:iCs/>
+          <w:color w:val="auto"/>
+          <w:sz w:val="22"/>
+          <w:szCs w:val="22"/>
+          <w:lang w:eastAsia="zh-CN"/>
+        </w:rPr>
+        <w:tab/>
+      </w:r>
+      <w:r>
+        <w:rPr>
           <w:rFonts w:asciiTheme="majorHAnsi" w:hAnsiTheme="majorHAnsi" w:cstheme="majorBidi" w:hint="eastAsia"/>
           <w:i/>
           <w:iCs/>
@@ -369,7 +597,7 @@
           <w:szCs w:val="22"/>
           <w:lang w:eastAsia="zh-CN"/>
         </w:rPr>
-        <w:t xml:space="preserve">    Current GPA: </w:t>
+        <w:t xml:space="preserve">   </w:t>
       </w:r>
       <w:r>
         <w:rPr>
@@ -381,7 +609,7 @@
           <w:szCs w:val="22"/>
           <w:lang w:eastAsia="zh-CN"/>
         </w:rPr>
-        <w:t>3</w:t>
+        <w:t xml:space="preserve"> </w:t>
       </w:r>
       <w:r>
         <w:rPr>
@@ -393,7 +621,7 @@
           <w:szCs w:val="22"/>
           <w:lang w:eastAsia="zh-CN"/>
         </w:rPr>
-        <w:t>.</w:t>
+        <w:t xml:space="preserve"> </w:t>
       </w:r>
       <w:r>
         <w:rPr>
@@ -405,7 +633,67 @@
           <w:szCs w:val="22"/>
           <w:lang w:eastAsia="zh-CN"/>
         </w:rPr>
-        <w:t>95</w:t>
+        <w:t xml:space="preserve">             </w:t>
+      </w:r>
+      <w:r>
+        <w:rPr>
+          <w:rFonts w:asciiTheme="majorHAnsi" w:hAnsiTheme="majorHAnsi" w:cstheme="majorBidi" w:hint="eastAsia"/>
+          <w:i/>
+          <w:iCs/>
+          <w:color w:val="auto"/>
+          <w:sz w:val="22"/>
+          <w:szCs w:val="22"/>
+          <w:lang w:eastAsia="zh-CN"/>
+        </w:rPr>
+        <w:t xml:space="preserve">GPA: </w:t>
+      </w:r>
+      <w:r>
+        <w:rPr>
+          <w:rFonts w:asciiTheme="majorHAnsi" w:hAnsiTheme="majorHAnsi" w:cstheme="majorBidi" w:hint="eastAsia"/>
+          <w:i/>
+          <w:iCs/>
+          <w:color w:val="auto"/>
+          <w:sz w:val="22"/>
+          <w:szCs w:val="22"/>
+          <w:lang w:eastAsia="zh-CN"/>
+        </w:rPr>
+        <w:t>3</w:t>
+      </w:r>
+      <w:r>
+        <w:rPr>
+          <w:rFonts w:asciiTheme="majorHAnsi" w:hAnsiTheme="majorHAnsi" w:cstheme="majorBidi" w:hint="eastAsia"/>
+          <w:i/>
+          <w:iCs/>
+          <w:color w:val="auto"/>
+          <w:sz w:val="22"/>
+          <w:szCs w:val="22"/>
+          <w:lang w:eastAsia="zh-CN"/>
+        </w:rPr>
+        <w:t>.</w:t>
+      </w:r>
+      <w:r>
+        <w:rPr>
+          <w:rFonts w:asciiTheme="majorHAnsi" w:hAnsiTheme="majorHAnsi" w:cstheme="majorBidi" w:hint="eastAsia"/>
+          <w:i/>
+          <w:iCs/>
+          <w:color w:val="auto"/>
+          <w:sz w:val="22"/>
+          <w:szCs w:val="22"/>
+          <w:lang w:eastAsia="zh-CN"/>
+        </w:rPr>
+        <w:t>9</w:t>
+      </w:r>
+      <w:r>
+        <w:rPr>
+          <w:rFonts w:asciiTheme="majorHAnsi" w:hAnsiTheme="majorHAnsi" w:cstheme="majorBidi" w:hint="eastAsia"/>
+          <w:i/>
+          <w:iCs/>
+          <w:color w:val="auto"/>
+          <w:sz w:val="22"/>
+          <w:szCs w:val="22"/>
+          <w:lang w:eastAsia="zh-CN"/>
+        </w:rPr>
+        <w:t>6</w:t>
       </w:r>
       <w:r>
         <w:rPr>
@@ -2266,7 +2554,18 @@
           <w:szCs w:val="22"/>
           <w:lang w:eastAsia="zh-CN"/>
         </w:rPr>
-        <w:t xml:space="preserve"> machine-user interaction and mitigate </w:t>
+        <w:t xml:space="preserve"> machine-user interaction and </w:t>
+      </w:r>
+      <w:r>
+        <w:rPr>
+          <w:rFonts w:asciiTheme="majorHAnsi" w:hAnsiTheme="majorHAnsi" w:cstheme="majorHAnsi" w:hint="eastAsia"/>
+          <w:color w:val="auto"/>
+          <w:sz w:val="22"/>
+          <w:szCs w:val="22"/>
+          <w:lang w:eastAsia="zh-CN"/>
+        </w:rPr>
+        <w:lastRenderedPageBreak/>
+        <w:t xml:space="preserve">mitigate </w:t>
       </w:r>
       <w:r>
         <w:rPr>
@@ -2476,7 +2775,6 @@
           <w:szCs w:val="22"/>
           <w:lang w:eastAsia="zh-CN"/>
         </w:rPr>
-        <w:lastRenderedPageBreak/>
         <w:t>Built and e</w:t>
       </w:r>
       <w:r>

--- a/assets/resume.docx
+++ b/assets/resume.docx
@@ -155,7 +155,7 @@
       <w:pPr>
         <w:pStyle w:val="BodyAA"/>
         <w:rPr>
-          <w:rFonts w:asciiTheme="majorHAnsi" w:eastAsiaTheme="minorEastAsia" w:hAnsiTheme="majorHAnsi" w:cstheme="majorBidi" w:hint="eastAsia"/>
+          <w:rFonts w:asciiTheme="majorHAnsi" w:eastAsiaTheme="minorEastAsia" w:hAnsiTheme="majorHAnsi" w:cstheme="majorBidi"/>
           <w:color w:val="auto"/>
           <w:sz w:val="22"/>
           <w:szCs w:val="22"/>
@@ -223,14 +223,7 @@
           <w:rFonts w:hint="eastAsia"/>
           <w:lang w:eastAsia="zh-CN"/>
         </w:rPr>
-        <w:t xml:space="preserve">              </w:t>
-      </w:r>
-      <w:r>
-        <w:rPr>
-          <w:rFonts w:hint="eastAsia"/>
-          <w:lang w:eastAsia="zh-CN"/>
-        </w:rPr>
-        <w:t xml:space="preserve">              </w:t>
+        <w:t xml:space="preserve">                            </w:t>
       </w:r>
       <w:r>
         <w:rPr>
@@ -243,6 +236,77 @@
     <w:p>
       <w:pPr>
         <w:pStyle w:val="BodyAA"/>
+        <w:rPr>
+          <w:rFonts w:asciiTheme="majorHAnsi" w:hAnsiTheme="majorHAnsi" w:cstheme="majorBidi"/>
+          <w:i/>
+          <w:iCs/>
+          <w:color w:val="auto"/>
+          <w:sz w:val="22"/>
+          <w:szCs w:val="22"/>
+          <w:lang w:eastAsia="zh-CN"/>
+        </w:rPr>
+      </w:pPr>
+      <w:r>
+        <w:rPr>
+          <w:rFonts w:asciiTheme="majorHAnsi" w:hAnsiTheme="majorHAnsi" w:cstheme="majorBidi"/>
+          <w:i/>
+          <w:iCs/>
+          <w:color w:val="auto"/>
+          <w:sz w:val="22"/>
+          <w:szCs w:val="22"/>
+          <w:lang w:eastAsia="zh-CN"/>
+        </w:rPr>
+        <w:t xml:space="preserve">Incoming </w:t>
+      </w:r>
+      <w:r>
+        <w:rPr>
+          <w:rFonts w:asciiTheme="majorHAnsi" w:hAnsiTheme="majorHAnsi" w:cstheme="majorBidi"/>
+          <w:i/>
+          <w:iCs/>
+          <w:color w:val="auto"/>
+          <w:sz w:val="22"/>
+          <w:szCs w:val="22"/>
+          <w:lang w:eastAsia="zh-CN"/>
+        </w:rPr>
+        <w:t>Ph.D. in Applied Science, Concentration in Data Science</w:t>
+      </w:r>
+      <w:r>
+        <w:rPr>
+          <w:rFonts w:asciiTheme="majorHAnsi" w:hAnsiTheme="majorHAnsi" w:cstheme="majorBidi"/>
+          <w:i/>
+          <w:iCs/>
+          <w:color w:val="auto"/>
+          <w:sz w:val="22"/>
+          <w:szCs w:val="22"/>
+          <w:lang w:eastAsia="zh-CN"/>
+        </w:rPr>
+        <w:tab/>
+      </w:r>
+      <w:r>
+        <w:rPr>
+          <w:rFonts w:asciiTheme="majorHAnsi" w:hAnsiTheme="majorHAnsi" w:cstheme="majorBidi"/>
+          <w:i/>
+          <w:iCs/>
+          <w:color w:val="auto"/>
+          <w:sz w:val="22"/>
+          <w:szCs w:val="22"/>
+          <w:lang w:eastAsia="zh-CN"/>
+        </w:rPr>
+        <w:tab/>
+      </w:r>
+      <w:r>
+        <w:rPr>
+          <w:rFonts w:asciiTheme="majorHAnsi" w:hAnsiTheme="majorHAnsi" w:cstheme="majorBidi"/>
+          <w:i/>
+          <w:iCs/>
+          <w:color w:val="auto"/>
+          <w:sz w:val="22"/>
+          <w:szCs w:val="22"/>
+          <w:lang w:eastAsia="zh-CN"/>
+        </w:rPr>
+        <w:tab/>
+      </w:r>
+      <w:r>
         <w:rPr>
           <w:rFonts w:asciiTheme="majorHAnsi" w:hAnsiTheme="majorHAnsi" w:cstheme="majorBidi" w:hint="eastAsia"/>
           <w:i/>
@@ -252,66 +316,7 @@
           <w:szCs w:val="22"/>
           <w:lang w:eastAsia="zh-CN"/>
         </w:rPr>
-      </w:pPr>
-      <w:r>
-        <w:rPr>
-          <w:rFonts w:asciiTheme="majorHAnsi" w:hAnsiTheme="majorHAnsi" w:cstheme="majorBidi"/>
-          <w:i/>
-          <w:iCs/>
-          <w:color w:val="auto"/>
-          <w:sz w:val="22"/>
-          <w:szCs w:val="22"/>
-          <w:lang w:eastAsia="zh-CN"/>
-        </w:rPr>
-        <w:t xml:space="preserve">Incoming </w:t>
-      </w:r>
-      <w:r>
-        <w:rPr>
-          <w:rFonts w:asciiTheme="majorHAnsi" w:hAnsiTheme="majorHAnsi" w:cstheme="majorBidi"/>
-          <w:i/>
-          <w:iCs/>
-          <w:color w:val="auto"/>
-          <w:sz w:val="22"/>
-          <w:szCs w:val="22"/>
-          <w:lang w:eastAsia="zh-CN"/>
-        </w:rPr>
-        <w:t>Ph.D. in Applied Science, Concentration in Data Science</w:t>
-      </w:r>
-      <w:r>
-        <w:rPr>
-          <w:rFonts w:asciiTheme="majorHAnsi" w:hAnsiTheme="majorHAnsi" w:cstheme="majorBidi"/>
-          <w:i/>
-          <w:iCs/>
-          <w:color w:val="auto"/>
-          <w:sz w:val="22"/>
-          <w:szCs w:val="22"/>
-          <w:lang w:eastAsia="zh-CN"/>
-        </w:rPr>
-        <w:tab/>
-      </w:r>
-      <w:r>
-        <w:rPr>
-          <w:rFonts w:asciiTheme="majorHAnsi" w:hAnsiTheme="majorHAnsi" w:cstheme="majorBidi"/>
-          <w:i/>
-          <w:iCs/>
-          <w:color w:val="auto"/>
-          <w:sz w:val="22"/>
-          <w:szCs w:val="22"/>
-          <w:lang w:eastAsia="zh-CN"/>
-        </w:rPr>
-        <w:tab/>
-      </w:r>
-      <w:r>
-        <w:rPr>
-          <w:rFonts w:asciiTheme="majorHAnsi" w:hAnsiTheme="majorHAnsi" w:cstheme="majorBidi"/>
-          <w:i/>
-          <w:iCs/>
-          <w:color w:val="auto"/>
-          <w:sz w:val="22"/>
-          <w:szCs w:val="22"/>
-          <w:lang w:eastAsia="zh-CN"/>
-        </w:rPr>
-        <w:tab/>
+        <w:t xml:space="preserve">                                                   </w:t>
       </w:r>
       <w:r>
         <w:rPr>
@@ -323,30 +328,6 @@
           <w:szCs w:val="22"/>
           <w:lang w:eastAsia="zh-CN"/>
         </w:rPr>
-        <w:t xml:space="preserve">    </w:t>
-      </w:r>
-      <w:r>
-        <w:rPr>
-          <w:rFonts w:asciiTheme="majorHAnsi" w:hAnsiTheme="majorHAnsi" w:cstheme="majorBidi" w:hint="eastAsia"/>
-          <w:i/>
-          <w:iCs/>
-          <w:color w:val="auto"/>
-          <w:sz w:val="22"/>
-          <w:szCs w:val="22"/>
-          <w:lang w:eastAsia="zh-CN"/>
-        </w:rPr>
-        <w:t xml:space="preserve">                                               </w:t>
-      </w:r>
-      <w:r>
-        <w:rPr>
-          <w:rFonts w:asciiTheme="majorHAnsi" w:hAnsiTheme="majorHAnsi" w:cstheme="majorBidi" w:hint="eastAsia"/>
-          <w:i/>
-          <w:iCs/>
-          <w:color w:val="auto"/>
-          <w:sz w:val="22"/>
-          <w:szCs w:val="22"/>
-          <w:lang w:eastAsia="zh-CN"/>
-        </w:rPr>
         <w:t xml:space="preserve"> </w:t>
       </w:r>
     </w:p>
@@ -354,7 +335,7 @@
       <w:pPr>
         <w:pStyle w:val="BodyAA"/>
         <w:rPr>
-          <w:rFonts w:asciiTheme="majorHAnsi" w:eastAsiaTheme="minorEastAsia" w:hAnsiTheme="majorHAnsi" w:cstheme="majorBidi" w:hint="eastAsia"/>
+          <w:rFonts w:asciiTheme="majorHAnsi" w:eastAsiaTheme="minorEastAsia" w:hAnsiTheme="majorHAnsi" w:cstheme="majorBidi"/>
           <w:color w:val="auto"/>
           <w:sz w:val="22"/>
           <w:szCs w:val="22"/>
@@ -1280,14 +1261,14 @@
           <w:bCs/>
           <w:lang w:eastAsia="zh-CN"/>
         </w:rPr>
-        <w:t>Yang, X.</w:t>
-      </w:r>
-      <w:r>
-        <w:rPr>
-          <w:rFonts w:asciiTheme="majorHAnsi" w:hAnsiTheme="majorHAnsi" w:cstheme="majorHAnsi"/>
-          <w:lang w:eastAsia="zh-CN"/>
-        </w:rPr>
-        <w:t xml:space="preserve">, Shashidhar, S., </w:t>
+        <w:t>Xiaocheng Yang</w:t>
+      </w:r>
+      <w:r>
+        <w:rPr>
+          <w:rFonts w:asciiTheme="majorHAnsi" w:hAnsiTheme="majorHAnsi" w:cstheme="majorHAnsi"/>
+          <w:lang w:eastAsia="zh-CN"/>
+        </w:rPr>
+        <w:t xml:space="preserve">, Abdulrahman Alrabah, Dilek </w:t>
       </w:r>
       <w:proofErr w:type="spellStart"/>
       <w:r>
@@ -1303,7 +1284,14 @@
           <w:rFonts w:asciiTheme="majorHAnsi" w:hAnsiTheme="majorHAnsi" w:cstheme="majorHAnsi"/>
           <w:lang w:eastAsia="zh-CN"/>
         </w:rPr>
-        <w:t xml:space="preserve">-Tür, D. (2025) </w:t>
+        <w:t>-Tür, Gokhan Tur</w:t>
+      </w:r>
+      <w:r>
+        <w:rPr>
+          <w:rFonts w:asciiTheme="majorHAnsi" w:hAnsiTheme="majorHAnsi" w:cstheme="majorHAnsi" w:hint="eastAsia"/>
+          <w:lang w:eastAsia="zh-CN"/>
+        </w:rPr>
+        <w:t xml:space="preserve">. 2026. </w:t>
       </w:r>
       <w:hyperlink r:id="rId9" w:history="1">
         <w:r>
@@ -1312,31 +1300,15 @@
             <w:rFonts w:asciiTheme="majorHAnsi" w:hAnsiTheme="majorHAnsi" w:cstheme="majorHAnsi"/>
             <w:lang w:eastAsia="zh-CN"/>
           </w:rPr>
-          <w:t>Question Generation for Assessing Early Literacy Reading Comprehension</w:t>
+          <w:t>GBC: Gradient-Based Connections for Optimizing Multi-Agent Systems</w:t>
         </w:r>
       </w:hyperlink>
       <w:r>
         <w:rPr>
-          <w:rFonts w:asciiTheme="majorHAnsi" w:hAnsiTheme="majorHAnsi" w:cstheme="majorHAnsi"/>
-          <w:lang w:eastAsia="zh-CN"/>
-        </w:rPr>
-        <w:t>. Proc. 10th Workshop on Speech and Language Technology in Education (</w:t>
-      </w:r>
-      <w:proofErr w:type="spellStart"/>
-      <w:r>
-        <w:rPr>
-          <w:rFonts w:asciiTheme="majorHAnsi" w:hAnsiTheme="majorHAnsi" w:cstheme="majorHAnsi"/>
-          <w:lang w:eastAsia="zh-CN"/>
-        </w:rPr>
-        <w:t>SLaTE</w:t>
-      </w:r>
-      <w:proofErr w:type="spellEnd"/>
-      <w:r>
-        <w:rPr>
-          <w:rFonts w:asciiTheme="majorHAnsi" w:hAnsiTheme="majorHAnsi" w:cstheme="majorHAnsi"/>
-          <w:lang w:eastAsia="zh-CN"/>
-        </w:rPr>
-        <w:t>), 187-188</w:t>
+          <w:rFonts w:asciiTheme="majorHAnsi" w:hAnsiTheme="majorHAnsi" w:cstheme="majorHAnsi" w:hint="eastAsia"/>
+          <w:lang w:eastAsia="zh-CN"/>
+        </w:rPr>
+        <w:t>. Preprint.</w:t>
       </w:r>
     </w:p>
     <w:p>
@@ -1408,28 +1380,23 @@
           <w:rFonts w:asciiTheme="majorHAnsi" w:hAnsiTheme="majorHAnsi" w:cstheme="majorHAnsi"/>
           <w:lang w:eastAsia="zh-CN"/>
         </w:rPr>
-        <w:t xml:space="preserve"> Mehri,</w:t>
-      </w:r>
-      <w:r>
-        <w:rPr>
-          <w:rFonts w:asciiTheme="majorHAnsi" w:hAnsiTheme="majorHAnsi" w:cstheme="majorHAnsi" w:hint="eastAsia"/>
-          <w:lang w:eastAsia="zh-CN"/>
-        </w:rPr>
-        <w:t xml:space="preserve"> and</w:t>
-      </w:r>
-      <w:r>
-        <w:rPr>
-          <w:rFonts w:asciiTheme="majorHAnsi" w:hAnsiTheme="majorHAnsi" w:cstheme="majorHAnsi"/>
-          <w:lang w:eastAsia="zh-CN"/>
-        </w:rPr>
-        <w:t xml:space="preserve"> Dilek Hakkani-Tür</w:t>
-      </w:r>
-      <w:r>
-        <w:rPr>
-          <w:rFonts w:asciiTheme="majorHAnsi" w:hAnsiTheme="majorHAnsi" w:cstheme="majorHAnsi" w:hint="eastAsia"/>
-          <w:lang w:eastAsia="zh-CN"/>
-        </w:rPr>
-        <w:t xml:space="preserve">. 2025. </w:t>
+        <w:t xml:space="preserve"> Mehri, Dilek </w:t>
+      </w:r>
+      <w:proofErr w:type="spellStart"/>
+      <w:r>
+        <w:rPr>
+          <w:rFonts w:asciiTheme="majorHAnsi" w:hAnsiTheme="majorHAnsi" w:cstheme="majorHAnsi"/>
+          <w:lang w:eastAsia="zh-CN"/>
+        </w:rPr>
+        <w:t>Hakkani</w:t>
+      </w:r>
+      <w:proofErr w:type="spellEnd"/>
+      <w:r>
+        <w:rPr>
+          <w:rFonts w:asciiTheme="majorHAnsi" w:hAnsiTheme="majorHAnsi" w:cstheme="majorHAnsi"/>
+          <w:lang w:eastAsia="zh-CN"/>
+        </w:rPr>
+        <w:t xml:space="preserve">-Tür; </w:t>
       </w:r>
       <w:hyperlink r:id="rId10" w:history="1">
         <w:r>
@@ -1443,10 +1410,10 @@
       </w:hyperlink>
       <w:r>
         <w:rPr>
-          <w:rFonts w:asciiTheme="majorHAnsi" w:hAnsiTheme="majorHAnsi" w:cstheme="majorHAnsi" w:hint="eastAsia"/>
-          <w:lang w:eastAsia="zh-CN"/>
-        </w:rPr>
-        <w:t>. Preprint.</w:t>
+          <w:rFonts w:asciiTheme="majorHAnsi" w:hAnsiTheme="majorHAnsi" w:cstheme="majorHAnsi"/>
+          <w:lang w:eastAsia="zh-CN"/>
+        </w:rPr>
+        <w:t>. Transactions of the Association for Computational Linguistics 2026; 14 852–876.</w:t>
       </w:r>
     </w:p>
     <w:p>
@@ -1502,28 +1469,7 @@
           <w:rFonts w:asciiTheme="majorHAnsi" w:hAnsiTheme="majorHAnsi" w:cstheme="majorHAnsi"/>
           <w:lang w:eastAsia="zh-CN"/>
         </w:rPr>
-        <w:t xml:space="preserve"> Ha, Zirui Cheng, Esin Durmus, Jiaxuan You, Heng Ji, Gokhan Tur,</w:t>
-      </w:r>
-      <w:r>
-        <w:rPr>
-          <w:rFonts w:asciiTheme="majorHAnsi" w:hAnsiTheme="majorHAnsi" w:cstheme="majorHAnsi" w:hint="eastAsia"/>
-          <w:lang w:eastAsia="zh-CN"/>
-        </w:rPr>
-        <w:t xml:space="preserve"> and</w:t>
-      </w:r>
-      <w:r>
-        <w:rPr>
-          <w:rFonts w:asciiTheme="majorHAnsi" w:hAnsiTheme="majorHAnsi" w:cstheme="majorHAnsi"/>
-          <w:lang w:eastAsia="zh-CN"/>
-        </w:rPr>
-        <w:t xml:space="preserve"> Dilek Hakkani-Tür</w:t>
-      </w:r>
-      <w:r>
-        <w:rPr>
-          <w:rFonts w:asciiTheme="majorHAnsi" w:hAnsiTheme="majorHAnsi" w:cstheme="majorHAnsi" w:hint="eastAsia"/>
-          <w:lang w:eastAsia="zh-CN"/>
-        </w:rPr>
-        <w:t xml:space="preserve">. 2025. </w:t>
+        <w:t xml:space="preserve"> Ha, Zirui Cheng, Esin Durmus, Jiaxuan You, Heng Ji, Gokhan Tur, and Dilek Hakkani-Tür. 2026. </w:t>
       </w:r>
       <w:hyperlink r:id="rId11" w:history="1">
         <w:r>
@@ -1532,22 +1478,47 @@
             <w:rFonts w:asciiTheme="majorHAnsi" w:hAnsiTheme="majorHAnsi" w:cstheme="majorHAnsi"/>
             <w:lang w:eastAsia="zh-CN"/>
           </w:rPr>
-          <w:t>Must Read: A Systematic Survey of Computational Persuasion</w:t>
+          <w:t>Must Read: A Comprehensive Survey of Computational Persuasion</w:t>
         </w:r>
       </w:hyperlink>
       <w:r>
         <w:rPr>
-          <w:rFonts w:asciiTheme="majorHAnsi" w:hAnsiTheme="majorHAnsi" w:cstheme="majorHAnsi" w:hint="eastAsia"/>
-          <w:lang w:eastAsia="zh-CN"/>
-        </w:rPr>
-        <w:t>.</w:t>
-      </w:r>
-      <w:r>
-        <w:rPr>
-          <w:rFonts w:asciiTheme="majorHAnsi" w:hAnsiTheme="majorHAnsi" w:cstheme="majorHAnsi" w:hint="eastAsia"/>
-          <w:lang w:eastAsia="zh-CN"/>
-        </w:rPr>
-        <w:t xml:space="preserve"> Preprint.</w:t>
+          <w:rFonts w:asciiTheme="majorHAnsi" w:hAnsiTheme="majorHAnsi" w:cstheme="majorHAnsi"/>
+          <w:lang w:eastAsia="zh-CN"/>
+        </w:rPr>
+        <w:t xml:space="preserve">. ACM </w:t>
+      </w:r>
+      <w:proofErr w:type="spellStart"/>
+      <w:r>
+        <w:rPr>
+          <w:rFonts w:asciiTheme="majorHAnsi" w:hAnsiTheme="majorHAnsi" w:cstheme="majorHAnsi"/>
+          <w:lang w:eastAsia="zh-CN"/>
+        </w:rPr>
+        <w:t>Comput</w:t>
+      </w:r>
+      <w:proofErr w:type="spellEnd"/>
+      <w:r>
+        <w:rPr>
+          <w:rFonts w:asciiTheme="majorHAnsi" w:hAnsiTheme="majorHAnsi" w:cstheme="majorHAnsi"/>
+          <w:lang w:eastAsia="zh-CN"/>
+        </w:rPr>
+        <w:t xml:space="preserve">. </w:t>
+      </w:r>
+      <w:proofErr w:type="spellStart"/>
+      <w:r>
+        <w:rPr>
+          <w:rFonts w:asciiTheme="majorHAnsi" w:hAnsiTheme="majorHAnsi" w:cstheme="majorHAnsi"/>
+          <w:lang w:eastAsia="zh-CN"/>
+        </w:rPr>
+        <w:t>Surv</w:t>
+      </w:r>
+      <w:proofErr w:type="spellEnd"/>
+      <w:r>
+        <w:rPr>
+          <w:rFonts w:asciiTheme="majorHAnsi" w:hAnsiTheme="majorHAnsi" w:cstheme="majorHAnsi"/>
+          <w:lang w:eastAsia="zh-CN"/>
+        </w:rPr>
+        <w:t>. 58, 12, Article 310 (September 2026), 39 pages.</w:t>
       </w:r>
     </w:p>
     <w:p>
@@ -1562,33 +1533,10 @@
         </w:tabs>
         <w:spacing w:after="0"/>
         <w:rPr>
-          <w:rFonts w:asciiTheme="majorHAnsi" w:hAnsiTheme="majorHAnsi" w:cstheme="majorHAnsi"/>
-          <w:lang w:eastAsia="zh-CN"/>
-        </w:rPr>
-      </w:pPr>
-      <w:r>
-        <w:rPr>
-          <w:rFonts w:asciiTheme="majorHAnsi" w:hAnsiTheme="majorHAnsi" w:cstheme="majorHAnsi"/>
-          <w:lang w:eastAsia="zh-CN"/>
-        </w:rPr>
-        <w:t xml:space="preserve">Kunlun Zhu, Hongyi Du, </w:t>
-      </w:r>
-      <w:proofErr w:type="spellStart"/>
-      <w:r>
-        <w:rPr>
-          <w:rFonts w:asciiTheme="majorHAnsi" w:hAnsiTheme="majorHAnsi" w:cstheme="majorHAnsi"/>
-          <w:lang w:eastAsia="zh-CN"/>
-        </w:rPr>
-        <w:t>Zhaochen</w:t>
-      </w:r>
-      <w:proofErr w:type="spellEnd"/>
-      <w:r>
-        <w:rPr>
-          <w:rFonts w:asciiTheme="majorHAnsi" w:hAnsiTheme="majorHAnsi" w:cstheme="majorHAnsi"/>
-          <w:lang w:eastAsia="zh-CN"/>
-        </w:rPr>
-        <w:t xml:space="preserve"> Hong, </w:t>
-      </w:r>
+          <w:rFonts w:asciiTheme="majorHAnsi" w:hAnsiTheme="majorHAnsi" w:cstheme="majorHAnsi" w:hint="eastAsia"/>
+          <w:lang w:eastAsia="zh-CN"/>
+        </w:rPr>
+      </w:pPr>
       <w:r>
         <w:rPr>
           <w:rFonts w:asciiTheme="majorHAnsi" w:hAnsiTheme="majorHAnsi" w:cstheme="majorHAnsi"/>
@@ -1596,6 +1544,118 @@
           <w:bCs/>
           <w:lang w:eastAsia="zh-CN"/>
         </w:rPr>
+        <w:t>Yang, X.</w:t>
+      </w:r>
+      <w:r>
+        <w:rPr>
+          <w:rFonts w:asciiTheme="majorHAnsi" w:hAnsiTheme="majorHAnsi" w:cstheme="majorHAnsi"/>
+          <w:lang w:eastAsia="zh-CN"/>
+        </w:rPr>
+        <w:t xml:space="preserve">, Shashidhar, S., </w:t>
+      </w:r>
+      <w:proofErr w:type="spellStart"/>
+      <w:r>
+        <w:rPr>
+          <w:rFonts w:asciiTheme="majorHAnsi" w:hAnsiTheme="majorHAnsi" w:cstheme="majorHAnsi"/>
+          <w:lang w:eastAsia="zh-CN"/>
+        </w:rPr>
+        <w:t>Hakkani</w:t>
+      </w:r>
+      <w:proofErr w:type="spellEnd"/>
+      <w:r>
+        <w:rPr>
+          <w:rFonts w:asciiTheme="majorHAnsi" w:hAnsiTheme="majorHAnsi" w:cstheme="majorHAnsi"/>
+          <w:lang w:eastAsia="zh-CN"/>
+        </w:rPr>
+        <w:t xml:space="preserve">-Tür, D. (2025) </w:t>
+      </w:r>
+      <w:hyperlink r:id="rId12" w:history="1">
+        <w:r>
+          <w:rPr>
+            <w:rStyle w:val="ad"/>
+            <w:rFonts w:asciiTheme="majorHAnsi" w:hAnsiTheme="majorHAnsi" w:cstheme="majorHAnsi"/>
+            <w:lang w:eastAsia="zh-CN"/>
+          </w:rPr>
+          <w:t>Question Generation for Assessing Early Literacy Reading Comprehension</w:t>
+        </w:r>
+      </w:hyperlink>
+      <w:r>
+        <w:rPr>
+          <w:rFonts w:asciiTheme="majorHAnsi" w:hAnsiTheme="majorHAnsi" w:cstheme="majorHAnsi"/>
+          <w:lang w:eastAsia="zh-CN"/>
+        </w:rPr>
+        <w:t>. Proc. 10th Workshop on Speech and Language Technology in Education (</w:t>
+      </w:r>
+      <w:proofErr w:type="spellStart"/>
+      <w:r>
+        <w:rPr>
+          <w:rFonts w:asciiTheme="majorHAnsi" w:hAnsiTheme="majorHAnsi" w:cstheme="majorHAnsi"/>
+          <w:lang w:eastAsia="zh-CN"/>
+        </w:rPr>
+        <w:t>SLaTE</w:t>
+      </w:r>
+      <w:proofErr w:type="spellEnd"/>
+      <w:r>
+        <w:rPr>
+          <w:rFonts w:asciiTheme="majorHAnsi" w:hAnsiTheme="majorHAnsi" w:cstheme="majorHAnsi"/>
+          <w:lang w:eastAsia="zh-CN"/>
+        </w:rPr>
+        <w:t>), 187-188</w:t>
+      </w:r>
+      <w:r>
+        <w:rPr>
+          <w:rFonts w:asciiTheme="majorHAnsi" w:hAnsiTheme="majorHAnsi" w:cstheme="majorHAnsi" w:hint="eastAsia"/>
+          <w:lang w:eastAsia="zh-CN"/>
+        </w:rPr>
+        <w:t>.</w:t>
+      </w:r>
+    </w:p>
+    <w:p>
+      <w:pPr>
+        <w:pStyle w:val="ae"/>
+        <w:numPr>
+          <w:ilvl w:val="0"/>
+          <w:numId w:val="28"/>
+        </w:numPr>
+        <w:tabs>
+          <w:tab w:val="left" w:pos="4500"/>
+        </w:tabs>
+        <w:spacing w:after="0"/>
+        <w:rPr>
+          <w:rFonts w:asciiTheme="majorHAnsi" w:hAnsiTheme="majorHAnsi" w:cstheme="majorHAnsi"/>
+          <w:lang w:eastAsia="zh-CN"/>
+        </w:rPr>
+      </w:pPr>
+      <w:r>
+        <w:rPr>
+          <w:rFonts w:asciiTheme="majorHAnsi" w:hAnsiTheme="majorHAnsi" w:cstheme="majorHAnsi"/>
+          <w:lang w:eastAsia="zh-CN"/>
+        </w:rPr>
+        <w:t xml:space="preserve">Kunlun Zhu, Hongyi Du, </w:t>
+      </w:r>
+      <w:proofErr w:type="spellStart"/>
+      <w:r>
+        <w:rPr>
+          <w:rFonts w:asciiTheme="majorHAnsi" w:hAnsiTheme="majorHAnsi" w:cstheme="majorHAnsi"/>
+          <w:lang w:eastAsia="zh-CN"/>
+        </w:rPr>
+        <w:t>Zhaochen</w:t>
+      </w:r>
+      <w:proofErr w:type="spellEnd"/>
+      <w:r>
+        <w:rPr>
+          <w:rFonts w:asciiTheme="majorHAnsi" w:hAnsiTheme="majorHAnsi" w:cstheme="majorHAnsi"/>
+          <w:lang w:eastAsia="zh-CN"/>
+        </w:rPr>
+        <w:t xml:space="preserve"> Hong, </w:t>
+      </w:r>
+      <w:r>
+        <w:rPr>
+          <w:rFonts w:asciiTheme="majorHAnsi" w:hAnsiTheme="majorHAnsi" w:cstheme="majorHAnsi"/>
+          <w:b/>
+          <w:bCs/>
+          <w:lang w:eastAsia="zh-CN"/>
+        </w:rPr>
         <w:t>Xiaocheng Yang</w:t>
       </w:r>
       <w:r>
@@ -1621,7 +1681,7 @@
         </w:rPr>
         <w:t xml:space="preserve"> Wang, Cheng Qian, Robert Tang, Heng Ji, and Jiaxuan You. 2025. </w:t>
       </w:r>
-      <w:hyperlink r:id="rId12" w:history="1">
+      <w:hyperlink r:id="rId13" w:history="1">
         <w:proofErr w:type="gramStart"/>
         <w:r>
           <w:rPr>
@@ -1781,7 +1841,7 @@
         </w:rPr>
         <w:t xml:space="preserve"> Li, and Heng Ji. 2025. </w:t>
       </w:r>
-      <w:hyperlink r:id="rId13" w:history="1">
+      <w:hyperlink r:id="rId14" w:history="1">
         <w:r>
           <w:rPr>
             <w:rStyle w:val="ad"/>
@@ -1872,7 +1932,7 @@
         </w:rPr>
         <w:t xml:space="preserve"> Dey, Gokhan Tur, and Dilek Hakkani-Tur. 2025. </w:t>
       </w:r>
-      <w:hyperlink r:id="rId14" w:history="1">
+      <w:hyperlink r:id="rId15" w:history="1">
         <w:r>
           <w:rPr>
             <w:rStyle w:val="ad"/>
@@ -1938,7 +1998,7 @@
         </w:rPr>
         <w:t xml:space="preserve"> Chen, and Yik-Cheung Tam. 2024. </w:t>
       </w:r>
-      <w:hyperlink r:id="rId15" w:history="1">
+      <w:hyperlink r:id="rId16" w:history="1">
         <w:r>
           <w:rPr>
             <w:rStyle w:val="ad"/>
@@ -2034,6 +2094,7 @@
           <w:sz w:val="22"/>
           <w:szCs w:val="22"/>
         </w:rPr>
+        <w:lastRenderedPageBreak/>
         <w:t>Siebel School of Computing and Data Science, University of Illinois Urbana-Champaign</w:t>
       </w:r>
     </w:p>
@@ -2143,7 +2204,7 @@
         </w:rPr>
         <w:t xml:space="preserve">: </w:t>
       </w:r>
-      <w:hyperlink r:id="rId16" w:history="1">
+      <w:hyperlink r:id="rId17" w:history="1">
         <w:r>
           <w:rPr>
             <w:rStyle w:val="ad"/>
@@ -2166,7 +2227,7 @@
         </w:rPr>
         <w:t xml:space="preserve">, </w:t>
       </w:r>
-      <w:hyperlink r:id="rId17" w:history="1">
+      <w:hyperlink r:id="rId18" w:history="1">
         <w:r>
           <w:rPr>
             <w:rStyle w:val="ad"/>
@@ -2554,18 +2615,7 @@
           <w:szCs w:val="22"/>
           <w:lang w:eastAsia="zh-CN"/>
         </w:rPr>
-        <w:t xml:space="preserve"> machine-user interaction and </w:t>
-      </w:r>
-      <w:r>
-        <w:rPr>
-          <w:rFonts w:asciiTheme="majorHAnsi" w:hAnsiTheme="majorHAnsi" w:cstheme="majorHAnsi" w:hint="eastAsia"/>
-          <w:color w:val="auto"/>
-          <w:sz w:val="22"/>
-          <w:szCs w:val="22"/>
-          <w:lang w:eastAsia="zh-CN"/>
-        </w:rPr>
-        <w:lastRenderedPageBreak/>
-        <w:t xml:space="preserve">mitigate </w:t>
+        <w:t xml:space="preserve"> machine-user interaction and mitigate </w:t>
       </w:r>
       <w:r>
         <w:rPr>
@@ -2937,7 +2987,7 @@
         </w:rPr>
         <w:t xml:space="preserve">Participated in </w:t>
       </w:r>
-      <w:hyperlink r:id="rId18" w:history="1">
+      <w:hyperlink r:id="rId19" w:history="1">
         <w:r>
           <w:rPr>
             <w:rStyle w:val="ad"/>
@@ -3278,7 +3328,7 @@
         </w:rPr>
         <w:t xml:space="preserve"> Advisor: </w:t>
       </w:r>
-      <w:hyperlink r:id="rId19" w:history="1">
+      <w:hyperlink r:id="rId20" w:history="1">
         <w:r>
           <w:rPr>
             <w:rStyle w:val="ad"/>
@@ -3759,7 +3809,7 @@
         </w:rPr>
         <w:t xml:space="preserve"> Advisor:</w:t>
       </w:r>
-      <w:hyperlink r:id="rId20" w:history="1">
+      <w:hyperlink r:id="rId21" w:history="1">
         <w:r>
           <w:rPr>
             <w:rStyle w:val="ad"/>
@@ -3799,7 +3849,7 @@
         </w:rPr>
         <w:t>,</w:t>
       </w:r>
-      <w:hyperlink r:id="rId21" w:history="1">
+      <w:hyperlink r:id="rId22" w:history="1">
         <w:r>
           <w:rPr>
             <w:rStyle w:val="ad"/>
@@ -5221,7 +5271,7 @@
       </w:r>
     </w:p>
     <w:sectPr>
-      <w:footerReference w:type="first" r:id="rId22"/>
+      <w:footerReference w:type="first" r:id="rId23"/>
       <w:pgSz w:w="12240" w:h="15840"/>
       <w:pgMar w:top="720" w:right="720" w:bottom="720" w:left="720" w:header="720" w:footer="720" w:gutter="0"/>
       <w:cols w:space="720"/>

--- a/assets/resume.docx
+++ b/assets/resume.docx
@@ -1533,7 +1533,7 @@
         </w:tabs>
         <w:spacing w:after="0"/>
         <w:rPr>
-          <w:rFonts w:asciiTheme="majorHAnsi" w:hAnsiTheme="majorHAnsi" w:cstheme="majorHAnsi" w:hint="eastAsia"/>
+          <w:rFonts w:asciiTheme="majorHAnsi" w:hAnsiTheme="majorHAnsi" w:cstheme="majorHAnsi"/>
           <w:lang w:eastAsia="zh-CN"/>
         </w:rPr>
       </w:pPr>
@@ -1682,23 +1682,13 @@
         <w:t xml:space="preserve"> Wang, Cheng Qian, Robert Tang, Heng Ji, and Jiaxuan You. 2025. </w:t>
       </w:r>
       <w:hyperlink r:id="rId13" w:history="1">
-        <w:proofErr w:type="gramStart"/>
         <w:r>
           <w:rPr>
             <w:rStyle w:val="ad"/>
             <w:rFonts w:asciiTheme="majorHAnsi" w:hAnsiTheme="majorHAnsi" w:cstheme="majorHAnsi"/>
             <w:lang w:eastAsia="zh-CN"/>
           </w:rPr>
-          <w:t>MultiAgentBench :</w:t>
-        </w:r>
-        <w:proofErr w:type="gramEnd"/>
-        <w:r>
-          <w:rPr>
-            <w:rStyle w:val="ad"/>
-            <w:rFonts w:asciiTheme="majorHAnsi" w:hAnsiTheme="majorHAnsi" w:cstheme="majorHAnsi"/>
-            <w:lang w:eastAsia="zh-CN"/>
-          </w:rPr>
-          <w:t xml:space="preserve"> Evaluating the Collaboration and Competition of LLM agents</w:t>
+          <w:t>MultiAgentBench : Evaluating the Collaboration and Competition of LLM agents</w:t>
         </w:r>
       </w:hyperlink>
       <w:r>
@@ -2515,7 +2505,7 @@
           <w:szCs w:val="22"/>
           <w:lang w:eastAsia="zh-CN"/>
         </w:rPr>
-        <w:t xml:space="preserve">; </w:t>
+        <w:t>;</w:t>
       </w:r>
       <w:r>
         <w:rPr>
@@ -2525,6 +2515,16 @@
           <w:szCs w:val="22"/>
           <w:lang w:eastAsia="zh-CN"/>
         </w:rPr>
+        <w:t xml:space="preserve"> </w:t>
+      </w:r>
+      <w:r>
+        <w:rPr>
+          <w:rFonts w:asciiTheme="majorHAnsi" w:hAnsiTheme="majorHAnsi" w:cstheme="majorHAnsi" w:hint="eastAsia"/>
+          <w:color w:val="auto"/>
+          <w:sz w:val="22"/>
+          <w:szCs w:val="22"/>
+          <w:lang w:eastAsia="zh-CN"/>
+        </w:rPr>
         <w:t>Conducted</w:t>
       </w:r>
       <w:r>
@@ -2788,166 +2788,6 @@
           <w:lang w:eastAsia="zh-CN"/>
         </w:rPr>
         <w:t xml:space="preserve"> in the prompt</w:t>
-      </w:r>
-      <w:r>
-        <w:rPr>
-          <w:rFonts w:asciiTheme="majorHAnsi" w:hAnsiTheme="majorHAnsi" w:cstheme="majorHAnsi" w:hint="eastAsia"/>
-          <w:color w:val="auto"/>
-          <w:sz w:val="22"/>
-          <w:szCs w:val="22"/>
-          <w:lang w:eastAsia="zh-CN"/>
-        </w:rPr>
-        <w:t>.</w:t>
-      </w:r>
-    </w:p>
-    <w:p>
-      <w:pPr>
-        <w:pStyle w:val="BodyAA"/>
-        <w:numPr>
-          <w:ilvl w:val="0"/>
-          <w:numId w:val="24"/>
-        </w:numPr>
-        <w:tabs>
-          <w:tab w:val="left" w:pos="1620"/>
-        </w:tabs>
-        <w:rPr>
-          <w:rFonts w:asciiTheme="majorHAnsi" w:hAnsiTheme="majorHAnsi" w:cstheme="majorHAnsi"/>
-          <w:color w:val="auto"/>
-          <w:sz w:val="22"/>
-          <w:szCs w:val="22"/>
-        </w:rPr>
-      </w:pPr>
-      <w:r>
-        <w:rPr>
-          <w:rFonts w:asciiTheme="majorHAnsi" w:hAnsiTheme="majorHAnsi" w:cstheme="majorHAnsi" w:hint="eastAsia"/>
-          <w:color w:val="auto"/>
-          <w:sz w:val="22"/>
-          <w:szCs w:val="22"/>
-          <w:lang w:eastAsia="zh-CN"/>
-        </w:rPr>
-        <w:t>Built and e</w:t>
-      </w:r>
-      <w:r>
-        <w:rPr>
-          <w:rFonts w:asciiTheme="majorHAnsi" w:hAnsiTheme="majorHAnsi" w:cstheme="majorHAnsi" w:hint="eastAsia"/>
-          <w:color w:val="auto"/>
-          <w:sz w:val="22"/>
-          <w:szCs w:val="22"/>
-          <w:lang w:eastAsia="zh-CN"/>
-        </w:rPr>
-        <w:t>xperimented with multi-agent systems</w:t>
-      </w:r>
-      <w:r>
-        <w:rPr>
-          <w:rFonts w:asciiTheme="majorHAnsi" w:hAnsiTheme="majorHAnsi" w:cstheme="majorHAnsi" w:hint="eastAsia"/>
-          <w:color w:val="auto"/>
-          <w:sz w:val="22"/>
-          <w:szCs w:val="22"/>
-          <w:lang w:eastAsia="zh-CN"/>
-        </w:rPr>
-        <w:t xml:space="preserve"> for task-oriented dialogues</w:t>
-      </w:r>
-      <w:r>
-        <w:rPr>
-          <w:rFonts w:asciiTheme="majorHAnsi" w:hAnsiTheme="majorHAnsi" w:cstheme="majorHAnsi" w:hint="eastAsia"/>
-          <w:color w:val="auto"/>
-          <w:sz w:val="22"/>
-          <w:szCs w:val="22"/>
-          <w:lang w:eastAsia="zh-CN"/>
-        </w:rPr>
-        <w:t xml:space="preserve">, involving </w:t>
-      </w:r>
-      <w:r>
-        <w:rPr>
-          <w:rFonts w:asciiTheme="majorHAnsi" w:hAnsiTheme="majorHAnsi" w:cstheme="majorHAnsi"/>
-          <w:color w:val="auto"/>
-          <w:sz w:val="22"/>
-          <w:szCs w:val="22"/>
-          <w:lang w:eastAsia="zh-CN"/>
-        </w:rPr>
-        <w:t xml:space="preserve">a </w:t>
-      </w:r>
-      <w:r>
-        <w:rPr>
-          <w:rFonts w:asciiTheme="majorHAnsi" w:hAnsiTheme="majorHAnsi" w:cstheme="majorHAnsi" w:hint="eastAsia"/>
-          <w:color w:val="auto"/>
-          <w:sz w:val="22"/>
-          <w:szCs w:val="22"/>
-          <w:lang w:eastAsia="zh-CN"/>
-        </w:rPr>
-        <w:t xml:space="preserve">verifier, </w:t>
-      </w:r>
-      <w:r>
-        <w:rPr>
-          <w:rFonts w:asciiTheme="majorHAnsi" w:hAnsiTheme="majorHAnsi" w:cstheme="majorHAnsi"/>
-          <w:color w:val="auto"/>
-          <w:sz w:val="22"/>
-          <w:szCs w:val="22"/>
-          <w:lang w:eastAsia="zh-CN"/>
-        </w:rPr>
-        <w:t>friction</w:t>
-      </w:r>
-      <w:r>
-        <w:rPr>
-          <w:rFonts w:asciiTheme="majorHAnsi" w:hAnsiTheme="majorHAnsi" w:cstheme="majorHAnsi" w:hint="eastAsia"/>
-          <w:color w:val="auto"/>
-          <w:sz w:val="22"/>
-          <w:szCs w:val="22"/>
-          <w:lang w:eastAsia="zh-CN"/>
-        </w:rPr>
-        <w:t xml:space="preserve"> generator, and </w:t>
-      </w:r>
-      <w:proofErr w:type="spellStart"/>
-      <w:r>
-        <w:rPr>
-          <w:rFonts w:asciiTheme="majorHAnsi" w:hAnsiTheme="majorHAnsi" w:cstheme="majorHAnsi" w:hint="eastAsia"/>
-          <w:color w:val="auto"/>
-          <w:sz w:val="22"/>
-          <w:szCs w:val="22"/>
-          <w:lang w:eastAsia="zh-CN"/>
-        </w:rPr>
-        <w:t>ReAct</w:t>
-      </w:r>
-      <w:proofErr w:type="spellEnd"/>
-      <w:r>
-        <w:rPr>
-          <w:rFonts w:asciiTheme="majorHAnsi" w:hAnsiTheme="majorHAnsi" w:cstheme="majorHAnsi" w:hint="eastAsia"/>
-          <w:color w:val="auto"/>
-          <w:sz w:val="22"/>
-          <w:szCs w:val="22"/>
-          <w:lang w:eastAsia="zh-CN"/>
-        </w:rPr>
-        <w:t xml:space="preserve"> agent</w:t>
-      </w:r>
-      <w:r>
-        <w:rPr>
-          <w:rFonts w:asciiTheme="majorHAnsi" w:hAnsiTheme="majorHAnsi" w:cstheme="majorHAnsi" w:hint="eastAsia"/>
-          <w:color w:val="auto"/>
-          <w:sz w:val="22"/>
-          <w:szCs w:val="22"/>
-          <w:lang w:eastAsia="zh-CN"/>
-        </w:rPr>
-        <w:t xml:space="preserve">; Observed </w:t>
-      </w:r>
-      <w:r>
-        <w:rPr>
-          <w:rFonts w:asciiTheme="majorHAnsi" w:hAnsiTheme="majorHAnsi" w:cstheme="majorHAnsi"/>
-          <w:color w:val="auto"/>
-          <w:sz w:val="22"/>
-          <w:szCs w:val="22"/>
-          <w:lang w:eastAsia="zh-CN"/>
-        </w:rPr>
-        <w:t>improved</w:t>
-      </w:r>
-      <w:r>
-        <w:rPr>
-          <w:rFonts w:asciiTheme="majorHAnsi" w:hAnsiTheme="majorHAnsi" w:cstheme="majorHAnsi" w:hint="eastAsia"/>
-          <w:color w:val="auto"/>
-          <w:sz w:val="22"/>
-          <w:szCs w:val="22"/>
-          <w:lang w:eastAsia="zh-CN"/>
-        </w:rPr>
-        <w:t xml:space="preserve"> inform scores when multi-agents are properly involved</w:t>
       </w:r>
       <w:r>
         <w:rPr>
@@ -3202,6 +3042,266 @@
           <w:lang w:eastAsia="zh-CN"/>
         </w:rPr>
         <w:t>, outperforming previous methods.</w:t>
+      </w:r>
+    </w:p>
+    <w:p>
+      <w:pPr>
+        <w:pStyle w:val="BodyAA"/>
+        <w:numPr>
+          <w:ilvl w:val="0"/>
+          <w:numId w:val="24"/>
+        </w:numPr>
+        <w:tabs>
+          <w:tab w:val="left" w:pos="1620"/>
+        </w:tabs>
+        <w:rPr>
+          <w:rFonts w:asciiTheme="majorHAnsi" w:hAnsiTheme="majorHAnsi" w:cstheme="majorHAnsi"/>
+          <w:color w:val="auto"/>
+          <w:sz w:val="22"/>
+          <w:szCs w:val="22"/>
+        </w:rPr>
+      </w:pPr>
+      <w:r>
+        <w:rPr>
+          <w:rFonts w:asciiTheme="majorHAnsi" w:hAnsiTheme="majorHAnsi" w:cstheme="majorHAnsi" w:hint="eastAsia"/>
+          <w:color w:val="auto"/>
+          <w:sz w:val="22"/>
+          <w:szCs w:val="22"/>
+          <w:lang w:eastAsia="zh-CN"/>
+        </w:rPr>
+        <w:t xml:space="preserve">Developed a </w:t>
+      </w:r>
+      <w:r>
+        <w:rPr>
+          <w:rFonts w:asciiTheme="majorHAnsi" w:hAnsiTheme="majorHAnsi" w:cstheme="majorHAnsi"/>
+          <w:color w:val="auto"/>
+          <w:sz w:val="22"/>
+          <w:szCs w:val="22"/>
+          <w:lang w:eastAsia="zh-CN"/>
+        </w:rPr>
+        <w:t>lightweight</w:t>
+      </w:r>
+      <w:r>
+        <w:rPr>
+          <w:rFonts w:asciiTheme="majorHAnsi" w:hAnsiTheme="majorHAnsi" w:cstheme="majorHAnsi" w:hint="eastAsia"/>
+          <w:color w:val="auto"/>
+          <w:sz w:val="22"/>
+          <w:szCs w:val="22"/>
+          <w:lang w:eastAsia="zh-CN"/>
+        </w:rPr>
+        <w:t xml:space="preserve"> multi-agent framework; Experimented with gradient-based credit assignments for efficiently and </w:t>
+      </w:r>
+      <w:r>
+        <w:rPr>
+          <w:rFonts w:asciiTheme="majorHAnsi" w:hAnsiTheme="majorHAnsi" w:cstheme="majorHAnsi"/>
+          <w:color w:val="auto"/>
+          <w:sz w:val="22"/>
+          <w:szCs w:val="22"/>
+          <w:lang w:eastAsia="zh-CN"/>
+        </w:rPr>
+        <w:t>effectively</w:t>
+      </w:r>
+      <w:r>
+        <w:rPr>
+          <w:rFonts w:asciiTheme="majorHAnsi" w:hAnsiTheme="majorHAnsi" w:cstheme="majorHAnsi" w:hint="eastAsia"/>
+          <w:color w:val="auto"/>
+          <w:sz w:val="22"/>
+          <w:szCs w:val="22"/>
+          <w:lang w:eastAsia="zh-CN"/>
+        </w:rPr>
+        <w:t xml:space="preserve"> optimizing prompts in multi-agent systems; Developed a prefix technique to reduce the space complexity of the </w:t>
+      </w:r>
+      <w:r>
+        <w:rPr>
+          <w:rFonts w:asciiTheme="majorHAnsi" w:hAnsiTheme="majorHAnsi" w:cstheme="majorHAnsi" w:hint="eastAsia"/>
+          <w:color w:val="auto"/>
+          <w:sz w:val="22"/>
+          <w:szCs w:val="22"/>
+          <w:lang w:eastAsia="zh-CN"/>
+        </w:rPr>
+        <w:t>credit assignment</w:t>
+      </w:r>
+      <w:r>
+        <w:rPr>
+          <w:rFonts w:asciiTheme="majorHAnsi" w:hAnsiTheme="majorHAnsi" w:cstheme="majorHAnsi" w:hint="eastAsia"/>
+          <w:color w:val="auto"/>
+          <w:sz w:val="22"/>
+          <w:szCs w:val="22"/>
+          <w:lang w:eastAsia="zh-CN"/>
+        </w:rPr>
+        <w:t xml:space="preserve"> mechanism; </w:t>
+      </w:r>
+      <w:r>
+        <w:rPr>
+          <w:rFonts w:asciiTheme="majorHAnsi" w:hAnsiTheme="majorHAnsi" w:cstheme="majorHAnsi"/>
+          <w:color w:val="auto"/>
+          <w:sz w:val="22"/>
+          <w:szCs w:val="22"/>
+          <w:lang w:eastAsia="zh-CN"/>
+        </w:rPr>
+        <w:t>Overserved</w:t>
+      </w:r>
+      <w:r>
+        <w:rPr>
+          <w:rFonts w:asciiTheme="majorHAnsi" w:hAnsiTheme="majorHAnsi" w:cstheme="majorHAnsi" w:hint="eastAsia"/>
+          <w:color w:val="auto"/>
+          <w:sz w:val="22"/>
+          <w:szCs w:val="22"/>
+          <w:lang w:eastAsia="zh-CN"/>
+        </w:rPr>
+        <w:t xml:space="preserve"> a </w:t>
+      </w:r>
+      <w:r>
+        <w:rPr>
+          <w:rFonts w:asciiTheme="majorHAnsi" w:hAnsiTheme="majorHAnsi" w:cstheme="majorHAnsi"/>
+          <w:color w:val="auto"/>
+          <w:sz w:val="22"/>
+          <w:szCs w:val="22"/>
+          <w:lang w:eastAsia="zh-CN"/>
+        </w:rPr>
+        <w:t>99.0</w:t>
+      </w:r>
+      <w:r>
+        <w:rPr>
+          <w:rFonts w:asciiTheme="majorHAnsi" w:hAnsiTheme="majorHAnsi" w:cstheme="majorHAnsi" w:hint="eastAsia"/>
+          <w:color w:val="auto"/>
+          <w:sz w:val="22"/>
+          <w:szCs w:val="22"/>
+          <w:lang w:eastAsia="zh-CN"/>
+        </w:rPr>
+        <w:t>% inform rate,</w:t>
+      </w:r>
+      <w:r>
+        <w:rPr>
+          <w:rFonts w:asciiTheme="majorHAnsi" w:hAnsiTheme="majorHAnsi" w:cstheme="majorHAnsi"/>
+          <w:color w:val="auto"/>
+          <w:sz w:val="22"/>
+          <w:szCs w:val="22"/>
+          <w:lang w:eastAsia="zh-CN"/>
+        </w:rPr>
+        <w:t xml:space="preserve"> 94.0</w:t>
+      </w:r>
+      <w:r>
+        <w:rPr>
+          <w:rFonts w:asciiTheme="majorHAnsi" w:hAnsiTheme="majorHAnsi" w:cstheme="majorHAnsi" w:hint="eastAsia"/>
+          <w:color w:val="auto"/>
+          <w:sz w:val="22"/>
+          <w:szCs w:val="22"/>
+          <w:lang w:eastAsia="zh-CN"/>
+        </w:rPr>
+        <w:t>% success rate, and</w:t>
+      </w:r>
+      <w:r>
+        <w:rPr>
+          <w:rFonts w:asciiTheme="majorHAnsi" w:hAnsiTheme="majorHAnsi" w:cstheme="majorHAnsi"/>
+          <w:color w:val="auto"/>
+          <w:sz w:val="22"/>
+          <w:szCs w:val="22"/>
+          <w:lang w:eastAsia="zh-CN"/>
+        </w:rPr>
+        <w:t xml:space="preserve"> 91.4</w:t>
+      </w:r>
+      <w:r>
+        <w:rPr>
+          <w:rFonts w:asciiTheme="majorHAnsi" w:hAnsiTheme="majorHAnsi" w:cstheme="majorHAnsi"/>
+          <w:color w:val="auto"/>
+          <w:sz w:val="22"/>
+          <w:szCs w:val="22"/>
+          <w:lang w:eastAsia="zh-CN"/>
+        </w:rPr>
+        <w:t xml:space="preserve"> </w:t>
+      </w:r>
+      <w:r>
+        <w:rPr>
+          <w:rFonts w:asciiTheme="majorHAnsi" w:hAnsiTheme="majorHAnsi" w:cstheme="majorHAnsi" w:hint="eastAsia"/>
+          <w:color w:val="auto"/>
+          <w:sz w:val="22"/>
+          <w:szCs w:val="22"/>
+          <w:lang w:eastAsia="zh-CN"/>
+        </w:rPr>
+        <w:t xml:space="preserve">% dialogue state slot F1 score on the </w:t>
+      </w:r>
+      <w:proofErr w:type="spellStart"/>
+      <w:r>
+        <w:rPr>
+          <w:rFonts w:asciiTheme="majorHAnsi" w:hAnsiTheme="majorHAnsi" w:cstheme="majorHAnsi" w:hint="eastAsia"/>
+          <w:color w:val="auto"/>
+          <w:sz w:val="22"/>
+          <w:szCs w:val="22"/>
+          <w:lang w:eastAsia="zh-CN"/>
+        </w:rPr>
+        <w:t>MultiWOZ</w:t>
+      </w:r>
+      <w:proofErr w:type="spellEnd"/>
+      <w:r>
+        <w:rPr>
+          <w:rFonts w:asciiTheme="majorHAnsi" w:hAnsiTheme="majorHAnsi" w:cstheme="majorHAnsi" w:hint="eastAsia"/>
+          <w:color w:val="auto"/>
+          <w:sz w:val="22"/>
+          <w:szCs w:val="22"/>
+          <w:lang w:eastAsia="zh-CN"/>
+        </w:rPr>
+        <w:t xml:space="preserve"> benchmark after optimizing the multi-agent system, and o</w:t>
+      </w:r>
+      <w:r>
+        <w:rPr>
+          <w:rFonts w:asciiTheme="majorHAnsi" w:hAnsiTheme="majorHAnsi" w:cstheme="majorHAnsi"/>
+          <w:color w:val="auto"/>
+          <w:sz w:val="22"/>
+          <w:szCs w:val="22"/>
+          <w:lang w:eastAsia="zh-CN"/>
+        </w:rPr>
+        <w:t>bserved a 24.3% task score on Tau-Bench</w:t>
+      </w:r>
+      <w:r>
+        <w:rPr>
+          <w:rFonts w:asciiTheme="majorHAnsi" w:hAnsiTheme="majorHAnsi" w:cstheme="majorHAnsi" w:hint="eastAsia"/>
+          <w:color w:val="auto"/>
+          <w:sz w:val="22"/>
+          <w:szCs w:val="22"/>
+          <w:lang w:eastAsia="zh-CN"/>
+        </w:rPr>
+        <w:t xml:space="preserve">, beating strong </w:t>
+      </w:r>
+      <w:r>
+        <w:rPr>
+          <w:rFonts w:asciiTheme="majorHAnsi" w:hAnsiTheme="majorHAnsi" w:cstheme="majorHAnsi"/>
+          <w:color w:val="auto"/>
+          <w:sz w:val="22"/>
+          <w:szCs w:val="22"/>
+          <w:lang w:eastAsia="zh-CN"/>
+        </w:rPr>
+        <w:t>single-agent</w:t>
+      </w:r>
+      <w:r>
+        <w:rPr>
+          <w:rFonts w:asciiTheme="majorHAnsi" w:hAnsiTheme="majorHAnsi" w:cstheme="majorHAnsi" w:hint="eastAsia"/>
+          <w:color w:val="auto"/>
+          <w:sz w:val="22"/>
+          <w:szCs w:val="22"/>
+          <w:lang w:eastAsia="zh-CN"/>
+        </w:rPr>
+        <w:t xml:space="preserve"> </w:t>
+      </w:r>
+      <w:r>
+        <w:rPr>
+          <w:rFonts w:asciiTheme="majorHAnsi" w:hAnsiTheme="majorHAnsi" w:cstheme="majorHAnsi" w:hint="eastAsia"/>
+          <w:color w:val="auto"/>
+          <w:sz w:val="22"/>
+          <w:szCs w:val="22"/>
+          <w:lang w:eastAsia="zh-CN"/>
+        </w:rPr>
+        <w:t>baselines</w:t>
+      </w:r>
+      <w:r>
+        <w:rPr>
+          <w:rFonts w:asciiTheme="majorHAnsi" w:hAnsiTheme="majorHAnsi" w:cstheme="majorHAnsi" w:hint="eastAsia"/>
+          <w:color w:val="auto"/>
+          <w:sz w:val="22"/>
+          <w:szCs w:val="22"/>
+          <w:lang w:eastAsia="zh-CN"/>
+        </w:rPr>
+        <w:t xml:space="preserve">. </w:t>
       </w:r>
     </w:p>
     <w:p>
@@ -3689,405 +3789,6 @@
       <w:pPr>
         <w:pStyle w:val="BodyAA"/>
         <w:tabs>
-          <w:tab w:val="left" w:pos="1620"/>
-        </w:tabs>
-        <w:rPr>
-          <w:rFonts w:asciiTheme="majorHAnsi" w:hAnsiTheme="majorHAnsi" w:cstheme="majorBidi"/>
-          <w:b/>
-          <w:bCs/>
-          <w:color w:val="auto"/>
-          <w:sz w:val="22"/>
-          <w:szCs w:val="22"/>
-        </w:rPr>
-      </w:pPr>
-    </w:p>
-    <w:p>
-      <w:pPr>
-        <w:pStyle w:val="BodyAA"/>
-        <w:tabs>
-          <w:tab w:val="left" w:pos="1620"/>
-        </w:tabs>
-        <w:rPr>
-          <w:rFonts w:asciiTheme="majorHAnsi" w:hAnsiTheme="majorHAnsi" w:cstheme="majorBidi"/>
-          <w:color w:val="auto"/>
-          <w:sz w:val="22"/>
-          <w:szCs w:val="22"/>
-        </w:rPr>
-      </w:pPr>
-      <w:r>
-        <w:rPr>
-          <w:rFonts w:asciiTheme="majorHAnsi" w:hAnsiTheme="majorHAnsi" w:cstheme="majorBidi"/>
-          <w:b/>
-          <w:bCs/>
-          <w:color w:val="auto"/>
-          <w:sz w:val="22"/>
-          <w:szCs w:val="22"/>
-        </w:rPr>
-        <w:t>Department of Economics, New York University Shanghai</w:t>
-      </w:r>
-    </w:p>
-    <w:p>
-      <w:pPr>
-        <w:pStyle w:val="BodyAA"/>
-        <w:tabs>
-          <w:tab w:val="left" w:pos="1620"/>
-        </w:tabs>
-        <w:rPr>
-          <w:rFonts w:asciiTheme="majorHAnsi" w:hAnsiTheme="majorHAnsi" w:cstheme="majorBidi"/>
-          <w:color w:val="auto"/>
-          <w:sz w:val="22"/>
-          <w:szCs w:val="22"/>
-          <w:lang w:eastAsia="zh-CN"/>
-        </w:rPr>
-      </w:pPr>
-      <w:r>
-        <w:rPr>
-          <w:rFonts w:asciiTheme="majorHAnsi" w:hAnsiTheme="majorHAnsi" w:cstheme="majorBidi" w:hint="eastAsia"/>
-          <w:i/>
-          <w:iCs/>
-          <w:color w:val="auto"/>
-          <w:sz w:val="22"/>
-          <w:szCs w:val="22"/>
-          <w:lang w:eastAsia="zh-CN"/>
-        </w:rPr>
-        <w:t>Underg</w:t>
-      </w:r>
-      <w:r>
-        <w:rPr>
-          <w:rFonts w:asciiTheme="majorHAnsi" w:hAnsiTheme="majorHAnsi" w:cstheme="majorBidi"/>
-          <w:i/>
-          <w:iCs/>
-          <w:color w:val="auto"/>
-          <w:sz w:val="22"/>
-          <w:szCs w:val="22"/>
-        </w:rPr>
-        <w:t>raduate Research</w:t>
-      </w:r>
-      <w:r>
-        <w:rPr>
-          <w:rFonts w:asciiTheme="majorHAnsi" w:hAnsiTheme="majorHAnsi" w:cstheme="majorBidi" w:hint="eastAsia"/>
-          <w:i/>
-          <w:iCs/>
-          <w:color w:val="auto"/>
-          <w:sz w:val="22"/>
-          <w:szCs w:val="22"/>
-          <w:lang w:eastAsia="zh-CN"/>
-        </w:rPr>
-        <w:t xml:space="preserve"> Assistan</w:t>
-      </w:r>
-      <w:r>
-        <w:rPr>
-          <w:rFonts w:asciiTheme="majorHAnsi" w:hAnsiTheme="majorHAnsi" w:cstheme="majorBidi" w:hint="eastAsia"/>
-          <w:i/>
-          <w:iCs/>
-          <w:color w:val="auto"/>
-          <w:sz w:val="22"/>
-          <w:szCs w:val="22"/>
-          <w:lang w:eastAsia="zh-CN"/>
-        </w:rPr>
-        <w:t xml:space="preserve">t </w:t>
-      </w:r>
-      <w:r>
-        <w:rPr>
-          <w:rFonts w:asciiTheme="majorHAnsi" w:hAnsiTheme="majorHAnsi" w:cstheme="majorBidi" w:hint="eastAsia"/>
-          <w:color w:val="auto"/>
-          <w:sz w:val="22"/>
-          <w:szCs w:val="22"/>
-          <w:lang w:eastAsia="zh-CN"/>
-        </w:rPr>
-        <w:t>|</w:t>
-      </w:r>
-      <w:r>
-        <w:rPr>
-          <w:rFonts w:asciiTheme="majorHAnsi" w:hAnsiTheme="majorHAnsi" w:cstheme="majorBidi" w:hint="eastAsia"/>
-          <w:i/>
-          <w:iCs/>
-          <w:color w:val="auto"/>
-          <w:sz w:val="22"/>
-          <w:szCs w:val="22"/>
-          <w:lang w:eastAsia="zh-CN"/>
-        </w:rPr>
-        <w:t xml:space="preserve"> Advisor:</w:t>
-      </w:r>
-      <w:hyperlink r:id="rId21" w:history="1">
-        <w:r>
-          <w:rPr>
-            <w:rStyle w:val="ad"/>
-            <w:rFonts w:asciiTheme="majorHAnsi" w:hAnsiTheme="majorHAnsi" w:cstheme="majorBidi" w:hint="eastAsia"/>
-            <w:i/>
-            <w:iCs/>
-            <w:sz w:val="22"/>
-            <w:szCs w:val="22"/>
-            <w:lang w:eastAsia="zh-CN"/>
-          </w:rPr>
-          <w:t xml:space="preserve"> </w:t>
-        </w:r>
-        <w:r>
-          <w:rPr>
-            <w:rStyle w:val="ad"/>
-            <w:rFonts w:asciiTheme="majorHAnsi" w:hAnsiTheme="majorHAnsi" w:cstheme="majorBidi" w:hint="eastAsia"/>
-            <w:b/>
-            <w:bCs/>
-            <w:i/>
-            <w:iCs/>
-            <w:sz w:val="22"/>
-            <w:szCs w:val="22"/>
-            <w:lang w:eastAsia="zh-CN"/>
-          </w:rPr>
-          <w:t>Prof. Guodong Chen</w:t>
-        </w:r>
-      </w:hyperlink>
-      <w:r>
-        <w:rPr>
-          <w:rFonts w:asciiTheme="majorHAnsi" w:hAnsiTheme="majorHAnsi" w:cstheme="majorBidi" w:hint="eastAsia"/>
-          <w:i/>
-          <w:iCs/>
-          <w:color w:val="auto"/>
-          <w:sz w:val="22"/>
-          <w:szCs w:val="22"/>
-          <w:lang w:eastAsia="zh-CN"/>
-        </w:rPr>
-        <w:t>,</w:t>
-      </w:r>
-      <w:hyperlink r:id="rId22" w:history="1">
-        <w:r>
-          <w:rPr>
-            <w:rStyle w:val="ad"/>
-            <w:rFonts w:asciiTheme="majorHAnsi" w:hAnsiTheme="majorHAnsi" w:cstheme="majorBidi" w:hint="eastAsia"/>
-            <w:b/>
-            <w:bCs/>
-            <w:i/>
-            <w:iCs/>
-            <w:sz w:val="22"/>
-            <w:szCs w:val="22"/>
-            <w:lang w:eastAsia="zh-CN"/>
-          </w:rPr>
-          <w:t xml:space="preserve"> Prof. Yu Zhou</w:t>
-        </w:r>
-      </w:hyperlink>
-      <w:r>
-        <w:rPr>
-          <w:rFonts w:asciiTheme="majorHAnsi" w:hAnsiTheme="majorHAnsi" w:cstheme="majorBidi"/>
-          <w:color w:val="auto"/>
-          <w:sz w:val="22"/>
-          <w:szCs w:val="22"/>
-          <w:lang w:eastAsia="zh-CN"/>
-        </w:rPr>
-        <w:tab/>
-      </w:r>
-      <w:r>
-        <w:rPr>
-          <w:rFonts w:asciiTheme="majorHAnsi" w:hAnsiTheme="majorHAnsi" w:cstheme="majorBidi"/>
-          <w:color w:val="auto"/>
-          <w:sz w:val="22"/>
-          <w:szCs w:val="22"/>
-          <w:lang w:eastAsia="zh-CN"/>
-        </w:rPr>
-        <w:tab/>
-      </w:r>
-      <w:r>
-        <w:rPr>
-          <w:rFonts w:asciiTheme="majorHAnsi" w:hAnsiTheme="majorHAnsi" w:cstheme="majorBidi"/>
-          <w:color w:val="auto"/>
-          <w:sz w:val="22"/>
-          <w:szCs w:val="22"/>
-          <w:lang w:eastAsia="zh-CN"/>
-        </w:rPr>
-        <w:tab/>
-      </w:r>
-      <w:r>
-        <w:rPr>
-          <w:rFonts w:asciiTheme="majorHAnsi" w:hAnsiTheme="majorHAnsi" w:cstheme="majorBidi" w:hint="eastAsia"/>
-          <w:color w:val="auto"/>
-          <w:sz w:val="22"/>
-          <w:szCs w:val="22"/>
-          <w:lang w:eastAsia="zh-CN"/>
-        </w:rPr>
-        <w:t xml:space="preserve">      </w:t>
-      </w:r>
-      <w:r>
-        <w:rPr>
-          <w:rFonts w:asciiTheme="majorHAnsi" w:hAnsiTheme="majorHAnsi" w:cstheme="majorBidi" w:hint="eastAsia"/>
-          <w:color w:val="auto"/>
-          <w:sz w:val="22"/>
-          <w:szCs w:val="22"/>
-          <w:lang w:eastAsia="zh-CN"/>
-        </w:rPr>
-        <w:t>Jun</w:t>
-      </w:r>
-      <w:r>
-        <w:rPr>
-          <w:rFonts w:asciiTheme="majorHAnsi" w:hAnsiTheme="majorHAnsi" w:cstheme="majorBidi"/>
-          <w:color w:val="auto"/>
-          <w:sz w:val="22"/>
-          <w:szCs w:val="22"/>
-        </w:rPr>
-        <w:t xml:space="preserve"> 202</w:t>
-      </w:r>
-      <w:r>
-        <w:rPr>
-          <w:rFonts w:asciiTheme="majorHAnsi" w:hAnsiTheme="majorHAnsi" w:cstheme="majorBidi" w:hint="eastAsia"/>
-          <w:color w:val="auto"/>
-          <w:sz w:val="22"/>
-          <w:szCs w:val="22"/>
-          <w:lang w:eastAsia="zh-CN"/>
-        </w:rPr>
-        <w:t>2</w:t>
-      </w:r>
-      <w:r>
-        <w:rPr>
-          <w:rFonts w:asciiTheme="majorHAnsi" w:hAnsiTheme="majorHAnsi" w:cstheme="majorBidi"/>
-          <w:color w:val="auto"/>
-          <w:sz w:val="22"/>
-          <w:szCs w:val="22"/>
-        </w:rPr>
-        <w:t xml:space="preserve"> </w:t>
-      </w:r>
-      <w:r>
-        <w:rPr>
-          <w:rFonts w:asciiTheme="majorHAnsi" w:hAnsiTheme="majorHAnsi" w:cstheme="majorBidi"/>
-          <w:color w:val="auto"/>
-          <w:sz w:val="22"/>
-          <w:szCs w:val="22"/>
-        </w:rPr>
-        <w:t>–</w:t>
-      </w:r>
-      <w:r>
-        <w:rPr>
-          <w:rFonts w:asciiTheme="majorHAnsi" w:hAnsiTheme="majorHAnsi" w:cstheme="majorBidi"/>
-          <w:color w:val="auto"/>
-          <w:sz w:val="22"/>
-          <w:szCs w:val="22"/>
-        </w:rPr>
-        <w:t xml:space="preserve"> </w:t>
-      </w:r>
-      <w:r>
-        <w:rPr>
-          <w:rFonts w:asciiTheme="majorHAnsi" w:hAnsiTheme="majorHAnsi" w:cstheme="majorBidi" w:hint="eastAsia"/>
-          <w:color w:val="auto"/>
-          <w:sz w:val="22"/>
-          <w:szCs w:val="22"/>
-          <w:lang w:eastAsia="zh-CN"/>
-        </w:rPr>
-        <w:t>Dec 2023</w:t>
-      </w:r>
-    </w:p>
-    <w:p>
-      <w:pPr>
-        <w:pStyle w:val="ae"/>
-        <w:numPr>
-          <w:ilvl w:val="0"/>
-          <w:numId w:val="30"/>
-        </w:numPr>
-        <w:rPr>
-          <w:rFonts w:asciiTheme="majorHAnsi" w:eastAsia="Arial Unicode MS" w:hAnsiTheme="majorHAnsi" w:cstheme="majorHAnsi"/>
-          <w:bdr w:val="nil"/>
-          <w:lang w:eastAsia="zh-CN"/>
-        </w:rPr>
-      </w:pPr>
-      <w:r>
-        <w:rPr>
-          <w:rFonts w:asciiTheme="majorHAnsi" w:eastAsia="Arial Unicode MS" w:hAnsiTheme="majorHAnsi" w:cstheme="majorHAnsi"/>
-          <w:bdr w:val="nil"/>
-          <w:lang w:eastAsia="zh-CN"/>
-        </w:rPr>
-        <w:t xml:space="preserve">Conducted </w:t>
-      </w:r>
-      <w:r>
-        <w:rPr>
-          <w:rFonts w:asciiTheme="majorHAnsi" w:eastAsia="Arial Unicode MS" w:hAnsiTheme="majorHAnsi" w:cstheme="majorHAnsi"/>
-          <w:bdr w:val="nil"/>
-          <w:lang w:eastAsia="zh-CN"/>
-        </w:rPr>
-        <w:t xml:space="preserve">a </w:t>
-      </w:r>
-      <w:r>
-        <w:rPr>
-          <w:rFonts w:asciiTheme="majorHAnsi" w:eastAsia="Arial Unicode MS" w:hAnsiTheme="majorHAnsi" w:cstheme="majorHAnsi"/>
-          <w:bdr w:val="nil"/>
-          <w:lang w:eastAsia="zh-CN"/>
-        </w:rPr>
-        <w:t>quasi-experimental study on the impact of the school enrollment lottery policies on household expenditures</w:t>
-      </w:r>
-      <w:r>
-        <w:rPr>
-          <w:rFonts w:asciiTheme="majorHAnsi" w:eastAsia="Arial Unicode MS" w:hAnsiTheme="majorHAnsi" w:cstheme="majorHAnsi" w:hint="eastAsia"/>
-          <w:bdr w:val="nil"/>
-          <w:lang w:eastAsia="zh-CN"/>
-        </w:rPr>
-        <w:t xml:space="preserve">; </w:t>
-      </w:r>
-      <w:r>
-        <w:rPr>
-          <w:rFonts w:asciiTheme="majorHAnsi" w:eastAsia="Arial Unicode MS" w:hAnsiTheme="majorHAnsi" w:cstheme="majorHAnsi"/>
-          <w:bdr w:val="nil"/>
-          <w:lang w:eastAsia="zh-CN"/>
-        </w:rPr>
-        <w:t xml:space="preserve">Experimented with data cleaning strategies, including outlier filtering, </w:t>
-      </w:r>
-      <w:proofErr w:type="spellStart"/>
-      <w:r>
-        <w:rPr>
-          <w:rFonts w:asciiTheme="majorHAnsi" w:eastAsia="Arial Unicode MS" w:hAnsiTheme="majorHAnsi" w:cstheme="majorHAnsi"/>
-          <w:bdr w:val="nil"/>
-          <w:lang w:eastAsia="zh-CN"/>
-        </w:rPr>
-        <w:t>winsorization</w:t>
-      </w:r>
-      <w:proofErr w:type="spellEnd"/>
-      <w:r>
-        <w:rPr>
-          <w:rFonts w:asciiTheme="majorHAnsi" w:eastAsia="Arial Unicode MS" w:hAnsiTheme="majorHAnsi" w:cstheme="majorHAnsi"/>
-          <w:bdr w:val="nil"/>
-          <w:lang w:eastAsia="zh-CN"/>
-        </w:rPr>
-        <w:t>, and logarithms</w:t>
-      </w:r>
-      <w:r>
-        <w:rPr>
-          <w:rFonts w:asciiTheme="majorHAnsi" w:eastAsia="Arial Unicode MS" w:hAnsiTheme="majorHAnsi" w:cstheme="majorHAnsi" w:hint="eastAsia"/>
-          <w:bdr w:val="nil"/>
-          <w:lang w:eastAsia="zh-CN"/>
-        </w:rPr>
-        <w:t xml:space="preserve">; </w:t>
-      </w:r>
-      <w:r>
-        <w:rPr>
-          <w:rFonts w:asciiTheme="majorHAnsi" w:eastAsia="Arial Unicode MS" w:hAnsiTheme="majorHAnsi" w:cstheme="majorHAnsi"/>
-          <w:bdr w:val="nil"/>
-          <w:lang w:eastAsia="zh-CN"/>
-        </w:rPr>
-        <w:t>Utilized propensity score matching and difference-in-difference method</w:t>
-      </w:r>
-      <w:r>
-        <w:rPr>
-          <w:rFonts w:asciiTheme="majorHAnsi" w:eastAsia="Arial Unicode MS" w:hAnsiTheme="majorHAnsi" w:cstheme="majorHAnsi"/>
-          <w:bdr w:val="nil"/>
-          <w:lang w:eastAsia="zh-CN"/>
-        </w:rPr>
-        <w:t>,</w:t>
-      </w:r>
-      <w:r>
-        <w:rPr>
-          <w:rFonts w:asciiTheme="majorHAnsi" w:eastAsia="Arial Unicode MS" w:hAnsiTheme="majorHAnsi" w:cstheme="majorHAnsi"/>
-          <w:bdr w:val="nil"/>
-          <w:lang w:eastAsia="zh-CN"/>
-        </w:rPr>
-        <w:t xml:space="preserve"> and observed declining household education expenditures after the policy was released</w:t>
-      </w:r>
-      <w:r>
-        <w:rPr>
-          <w:rFonts w:asciiTheme="majorHAnsi" w:eastAsia="Arial Unicode MS" w:hAnsiTheme="majorHAnsi" w:cstheme="majorHAnsi" w:hint="eastAsia"/>
-          <w:bdr w:val="nil"/>
-          <w:lang w:eastAsia="zh-CN"/>
-        </w:rPr>
-        <w:t>.</w:t>
-      </w:r>
-    </w:p>
-    <w:p>
-      <w:pPr>
-        <w:pStyle w:val="BodyAA"/>
-        <w:tabs>
           <w:tab w:val="left" w:pos="540"/>
         </w:tabs>
         <w:rPr>
@@ -4198,7 +3899,39 @@
           <w:szCs w:val="22"/>
           <w:lang w:eastAsia="zh-CN"/>
         </w:rPr>
-        <w:t>Reviewer, ACL Rolling Review (ARR), May 2025</w:t>
+        <w:t>Reviewer</w:t>
+      </w:r>
+      <w:r>
+        <w:rPr>
+          <w:rFonts w:asciiTheme="majorHAnsi" w:eastAsiaTheme="minorEastAsia" w:hAnsiTheme="majorHAnsi" w:cstheme="majorHAnsi" w:hint="eastAsia"/>
+          <w:color w:val="auto"/>
+          <w:sz w:val="22"/>
+          <w:szCs w:val="22"/>
+          <w:lang w:eastAsia="zh-CN"/>
+        </w:rPr>
+        <w:t xml:space="preserve">, </w:t>
+      </w:r>
+      <w:proofErr w:type="spellStart"/>
+      <w:r>
+        <w:rPr>
+          <w:rFonts w:asciiTheme="majorHAnsi" w:eastAsiaTheme="minorEastAsia" w:hAnsiTheme="majorHAnsi" w:cstheme="majorHAnsi" w:hint="eastAsia"/>
+          <w:color w:val="auto"/>
+          <w:sz w:val="22"/>
+          <w:szCs w:val="22"/>
+          <w:lang w:eastAsia="zh-CN"/>
+        </w:rPr>
+        <w:t>NeurIPS</w:t>
+      </w:r>
+      <w:proofErr w:type="spellEnd"/>
+      <w:r>
+        <w:rPr>
+          <w:rFonts w:asciiTheme="majorHAnsi" w:eastAsiaTheme="minorEastAsia" w:hAnsiTheme="majorHAnsi" w:cstheme="majorHAnsi" w:hint="eastAsia"/>
+          <w:color w:val="auto"/>
+          <w:sz w:val="22"/>
+          <w:szCs w:val="22"/>
+          <w:lang w:eastAsia="zh-CN"/>
+        </w:rPr>
+        <w:t>, May 2026</w:t>
       </w:r>
     </w:p>
     <w:p>
@@ -4227,6 +3960,74 @@
           <w:szCs w:val="22"/>
           <w:lang w:eastAsia="zh-CN"/>
         </w:rPr>
+        <w:t>Reviewer, ACL Rolling Review (ARR), May 202</w:t>
+      </w:r>
+      <w:r>
+        <w:rPr>
+          <w:rFonts w:asciiTheme="majorHAnsi" w:eastAsiaTheme="minorEastAsia" w:hAnsiTheme="majorHAnsi" w:cstheme="majorHAnsi" w:hint="eastAsia"/>
+          <w:color w:val="auto"/>
+          <w:sz w:val="22"/>
+          <w:szCs w:val="22"/>
+          <w:lang w:eastAsia="zh-CN"/>
+        </w:rPr>
+        <w:t>6</w:t>
+      </w:r>
+    </w:p>
+    <w:p>
+      <w:pPr>
+        <w:pStyle w:val="BodyAA"/>
+        <w:numPr>
+          <w:ilvl w:val="0"/>
+          <w:numId w:val="36"/>
+        </w:numPr>
+        <w:tabs>
+          <w:tab w:val="left" w:pos="1620"/>
+        </w:tabs>
+        <w:rPr>
+          <w:rFonts w:asciiTheme="majorHAnsi" w:eastAsiaTheme="minorEastAsia" w:hAnsiTheme="majorHAnsi" w:cstheme="majorHAnsi"/>
+          <w:color w:val="auto"/>
+          <w:sz w:val="22"/>
+          <w:szCs w:val="22"/>
+          <w:lang w:eastAsia="zh-CN"/>
+        </w:rPr>
+      </w:pPr>
+      <w:r>
+        <w:rPr>
+          <w:rFonts w:asciiTheme="majorHAnsi" w:eastAsiaTheme="minorEastAsia" w:hAnsiTheme="majorHAnsi" w:cstheme="majorHAnsi"/>
+          <w:color w:val="auto"/>
+          <w:sz w:val="22"/>
+          <w:szCs w:val="22"/>
+          <w:lang w:eastAsia="zh-CN"/>
+        </w:rPr>
+        <w:t>Reviewer, ACL Rolling Review (ARR), May 2025</w:t>
+      </w:r>
+    </w:p>
+    <w:p>
+      <w:pPr>
+        <w:pStyle w:val="BodyAA"/>
+        <w:numPr>
+          <w:ilvl w:val="0"/>
+          <w:numId w:val="36"/>
+        </w:numPr>
+        <w:tabs>
+          <w:tab w:val="left" w:pos="1620"/>
+        </w:tabs>
+        <w:rPr>
+          <w:rFonts w:asciiTheme="majorHAnsi" w:eastAsiaTheme="minorEastAsia" w:hAnsiTheme="majorHAnsi" w:cstheme="majorHAnsi"/>
+          <w:color w:val="auto"/>
+          <w:sz w:val="22"/>
+          <w:szCs w:val="22"/>
+          <w:lang w:eastAsia="zh-CN"/>
+        </w:rPr>
+      </w:pPr>
+      <w:r>
+        <w:rPr>
+          <w:rFonts w:asciiTheme="majorHAnsi" w:eastAsiaTheme="minorEastAsia" w:hAnsiTheme="majorHAnsi" w:cstheme="majorHAnsi"/>
+          <w:color w:val="auto"/>
+          <w:sz w:val="22"/>
+          <w:szCs w:val="22"/>
+          <w:lang w:eastAsia="zh-CN"/>
+        </w:rPr>
         <w:t>Reviewer, ACL Rolling Review (ARR), July 2025</w:t>
       </w:r>
     </w:p>
@@ -5271,7 +5072,7 @@
       </w:r>
     </w:p>
     <w:sectPr>
-      <w:footerReference w:type="first" r:id="rId23"/>
+      <w:footerReference w:type="first" r:id="rId21"/>
       <w:pgSz w:w="12240" w:h="15840"/>
       <w:pgMar w:top="720" w:right="720" w:bottom="720" w:left="720" w:header="720" w:footer="720" w:gutter="0"/>
       <w:cols w:space="720"/>

--- a/assets/resume.docx
+++ b/assets/resume.docx
@@ -1268,23 +1268,7 @@
           <w:rFonts w:asciiTheme="majorHAnsi" w:hAnsiTheme="majorHAnsi" w:cstheme="majorHAnsi"/>
           <w:lang w:eastAsia="zh-CN"/>
         </w:rPr>
-        <w:t xml:space="preserve">, Abdulrahman Alrabah, Dilek </w:t>
-      </w:r>
-      <w:proofErr w:type="spellStart"/>
-      <w:r>
-        <w:rPr>
-          <w:rFonts w:asciiTheme="majorHAnsi" w:hAnsiTheme="majorHAnsi" w:cstheme="majorHAnsi"/>
-          <w:lang w:eastAsia="zh-CN"/>
-        </w:rPr>
-        <w:t>Hakkani</w:t>
-      </w:r>
-      <w:proofErr w:type="spellEnd"/>
-      <w:r>
-        <w:rPr>
-          <w:rFonts w:asciiTheme="majorHAnsi" w:hAnsiTheme="majorHAnsi" w:cstheme="majorHAnsi"/>
-          <w:lang w:eastAsia="zh-CN"/>
-        </w:rPr>
-        <w:t>-Tür, Gokhan Tur</w:t>
+        <w:t>, Abdulrahman Alrabah, Dilek Hakkani-Tür, Gokhan Tur</w:t>
       </w:r>
       <w:r>
         <w:rPr>
@@ -1348,55 +1332,7 @@
           <w:rFonts w:asciiTheme="majorHAnsi" w:hAnsiTheme="majorHAnsi" w:cstheme="majorHAnsi"/>
           <w:lang w:eastAsia="zh-CN"/>
         </w:rPr>
-        <w:t xml:space="preserve">, </w:t>
-      </w:r>
-      <w:proofErr w:type="spellStart"/>
-      <w:r>
-        <w:rPr>
-          <w:rFonts w:asciiTheme="majorHAnsi" w:hAnsiTheme="majorHAnsi" w:cstheme="majorHAnsi"/>
-          <w:lang w:eastAsia="zh-CN"/>
-        </w:rPr>
-        <w:t>Takyoung</w:t>
-      </w:r>
-      <w:proofErr w:type="spellEnd"/>
-      <w:r>
-        <w:rPr>
-          <w:rFonts w:asciiTheme="majorHAnsi" w:hAnsiTheme="majorHAnsi" w:cstheme="majorHAnsi"/>
-          <w:lang w:eastAsia="zh-CN"/>
-        </w:rPr>
-        <w:t xml:space="preserve"> Kim, Gokhan Tur, </w:t>
-      </w:r>
-      <w:proofErr w:type="spellStart"/>
-      <w:r>
-        <w:rPr>
-          <w:rFonts w:asciiTheme="majorHAnsi" w:hAnsiTheme="majorHAnsi" w:cstheme="majorHAnsi"/>
-          <w:lang w:eastAsia="zh-CN"/>
-        </w:rPr>
-        <w:t>Shikib</w:t>
-      </w:r>
-      <w:proofErr w:type="spellEnd"/>
-      <w:r>
-        <w:rPr>
-          <w:rFonts w:asciiTheme="majorHAnsi" w:hAnsiTheme="majorHAnsi" w:cstheme="majorHAnsi"/>
-          <w:lang w:eastAsia="zh-CN"/>
-        </w:rPr>
-        <w:t xml:space="preserve"> Mehri, Dilek </w:t>
-      </w:r>
-      <w:proofErr w:type="spellStart"/>
-      <w:r>
-        <w:rPr>
-          <w:rFonts w:asciiTheme="majorHAnsi" w:hAnsiTheme="majorHAnsi" w:cstheme="majorHAnsi"/>
-          <w:lang w:eastAsia="zh-CN"/>
-        </w:rPr>
-        <w:t>Hakkani</w:t>
-      </w:r>
-      <w:proofErr w:type="spellEnd"/>
-      <w:r>
-        <w:rPr>
-          <w:rFonts w:asciiTheme="majorHAnsi" w:hAnsiTheme="majorHAnsi" w:cstheme="majorHAnsi"/>
-          <w:lang w:eastAsia="zh-CN"/>
-        </w:rPr>
-        <w:t xml:space="preserve">-Tür; </w:t>
+        <w:t xml:space="preserve">, Takyoung Kim, Gokhan Tur, Shikib Mehri, Dilek Hakkani-Tür; </w:t>
       </w:r>
       <w:hyperlink r:id="rId10" w:history="1">
         <w:r>
@@ -1453,23 +1389,7 @@
           <w:rFonts w:asciiTheme="majorHAnsi" w:hAnsiTheme="majorHAnsi" w:cstheme="majorHAnsi"/>
           <w:lang w:eastAsia="zh-CN"/>
         </w:rPr>
-        <w:t xml:space="preserve">, </w:t>
-      </w:r>
-      <w:proofErr w:type="spellStart"/>
-      <w:r>
-        <w:rPr>
-          <w:rFonts w:asciiTheme="majorHAnsi" w:hAnsiTheme="majorHAnsi" w:cstheme="majorHAnsi"/>
-          <w:lang w:eastAsia="zh-CN"/>
-        </w:rPr>
-        <w:t>Hyeonjeong</w:t>
-      </w:r>
-      <w:proofErr w:type="spellEnd"/>
-      <w:r>
-        <w:rPr>
-          <w:rFonts w:asciiTheme="majorHAnsi" w:hAnsiTheme="majorHAnsi" w:cstheme="majorHAnsi"/>
-          <w:lang w:eastAsia="zh-CN"/>
-        </w:rPr>
-        <w:t xml:space="preserve"> Ha, Zirui Cheng, Esin Durmus, Jiaxuan You, Heng Ji, Gokhan Tur, and Dilek Hakkani-Tür. 2026. </w:t>
+        <w:t xml:space="preserve">, Hyeonjeong Ha, Zirui Cheng, Esin Durmus, Jiaxuan You, Heng Ji, Gokhan Tur, and Dilek Hakkani-Tür. 2026. </w:t>
       </w:r>
       <w:hyperlink r:id="rId11" w:history="1">
         <w:r>
@@ -1486,39 +1406,7 @@
           <w:rFonts w:asciiTheme="majorHAnsi" w:hAnsiTheme="majorHAnsi" w:cstheme="majorHAnsi"/>
           <w:lang w:eastAsia="zh-CN"/>
         </w:rPr>
-        <w:t xml:space="preserve">. ACM </w:t>
-      </w:r>
-      <w:proofErr w:type="spellStart"/>
-      <w:r>
-        <w:rPr>
-          <w:rFonts w:asciiTheme="majorHAnsi" w:hAnsiTheme="majorHAnsi" w:cstheme="majorHAnsi"/>
-          <w:lang w:eastAsia="zh-CN"/>
-        </w:rPr>
-        <w:t>Comput</w:t>
-      </w:r>
-      <w:proofErr w:type="spellEnd"/>
-      <w:r>
-        <w:rPr>
-          <w:rFonts w:asciiTheme="majorHAnsi" w:hAnsiTheme="majorHAnsi" w:cstheme="majorHAnsi"/>
-          <w:lang w:eastAsia="zh-CN"/>
-        </w:rPr>
-        <w:t xml:space="preserve">. </w:t>
-      </w:r>
-      <w:proofErr w:type="spellStart"/>
-      <w:r>
-        <w:rPr>
-          <w:rFonts w:asciiTheme="majorHAnsi" w:hAnsiTheme="majorHAnsi" w:cstheme="majorHAnsi"/>
-          <w:lang w:eastAsia="zh-CN"/>
-        </w:rPr>
-        <w:t>Surv</w:t>
-      </w:r>
-      <w:proofErr w:type="spellEnd"/>
-      <w:r>
-        <w:rPr>
-          <w:rFonts w:asciiTheme="majorHAnsi" w:hAnsiTheme="majorHAnsi" w:cstheme="majorHAnsi"/>
-          <w:lang w:eastAsia="zh-CN"/>
-        </w:rPr>
-        <w:t>. 58, 12, Article 310 (September 2026), 39 pages.</w:t>
+        <w:t>. ACM Comput. Surv. 58, 12, Article 310 (September 2026), 39 pages.</w:t>
       </w:r>
     </w:p>
     <w:p>
@@ -1551,23 +1439,7 @@
           <w:rFonts w:asciiTheme="majorHAnsi" w:hAnsiTheme="majorHAnsi" w:cstheme="majorHAnsi"/>
           <w:lang w:eastAsia="zh-CN"/>
         </w:rPr>
-        <w:t xml:space="preserve">, Shashidhar, S., </w:t>
-      </w:r>
-      <w:proofErr w:type="spellStart"/>
-      <w:r>
-        <w:rPr>
-          <w:rFonts w:asciiTheme="majorHAnsi" w:hAnsiTheme="majorHAnsi" w:cstheme="majorHAnsi"/>
-          <w:lang w:eastAsia="zh-CN"/>
-        </w:rPr>
-        <w:t>Hakkani</w:t>
-      </w:r>
-      <w:proofErr w:type="spellEnd"/>
-      <w:r>
-        <w:rPr>
-          <w:rFonts w:asciiTheme="majorHAnsi" w:hAnsiTheme="majorHAnsi" w:cstheme="majorHAnsi"/>
-          <w:lang w:eastAsia="zh-CN"/>
-        </w:rPr>
-        <w:t xml:space="preserve">-Tür, D. (2025) </w:t>
+        <w:t xml:space="preserve">, Shashidhar, S., Hakkani-Tür, D. (2025) </w:t>
       </w:r>
       <w:hyperlink r:id="rId12" w:history="1">
         <w:r>
@@ -1584,23 +1456,7 @@
           <w:rFonts w:asciiTheme="majorHAnsi" w:hAnsiTheme="majorHAnsi" w:cstheme="majorHAnsi"/>
           <w:lang w:eastAsia="zh-CN"/>
         </w:rPr>
-        <w:t>. Proc. 10th Workshop on Speech and Language Technology in Education (</w:t>
-      </w:r>
-      <w:proofErr w:type="spellStart"/>
-      <w:r>
-        <w:rPr>
-          <w:rFonts w:asciiTheme="majorHAnsi" w:hAnsiTheme="majorHAnsi" w:cstheme="majorHAnsi"/>
-          <w:lang w:eastAsia="zh-CN"/>
-        </w:rPr>
-        <w:t>SLaTE</w:t>
-      </w:r>
-      <w:proofErr w:type="spellEnd"/>
-      <w:r>
-        <w:rPr>
-          <w:rFonts w:asciiTheme="majorHAnsi" w:hAnsiTheme="majorHAnsi" w:cstheme="majorHAnsi"/>
-          <w:lang w:eastAsia="zh-CN"/>
-        </w:rPr>
-        <w:t>), 187-188</w:t>
+        <w:t>. Proc. 10th Workshop on Speech and Language Technology in Education (SLaTE), 187-188</w:t>
       </w:r>
       <w:r>
         <w:rPr>
@@ -1631,23 +1487,7 @@
           <w:rFonts w:asciiTheme="majorHAnsi" w:hAnsiTheme="majorHAnsi" w:cstheme="majorHAnsi"/>
           <w:lang w:eastAsia="zh-CN"/>
         </w:rPr>
-        <w:t xml:space="preserve">Kunlun Zhu, Hongyi Du, </w:t>
-      </w:r>
-      <w:proofErr w:type="spellStart"/>
-      <w:r>
-        <w:rPr>
-          <w:rFonts w:asciiTheme="majorHAnsi" w:hAnsiTheme="majorHAnsi" w:cstheme="majorHAnsi"/>
-          <w:lang w:eastAsia="zh-CN"/>
-        </w:rPr>
-        <w:t>Zhaochen</w:t>
-      </w:r>
-      <w:proofErr w:type="spellEnd"/>
-      <w:r>
-        <w:rPr>
-          <w:rFonts w:asciiTheme="majorHAnsi" w:hAnsiTheme="majorHAnsi" w:cstheme="majorHAnsi"/>
-          <w:lang w:eastAsia="zh-CN"/>
-        </w:rPr>
-        <w:t xml:space="preserve"> Hong, </w:t>
+        <w:t xml:space="preserve">Kunlun Zhu, Hongyi Du, Zhaochen Hong, </w:t>
       </w:r>
       <w:r>
         <w:rPr>
@@ -1663,23 +1503,7 @@
           <w:rFonts w:asciiTheme="majorHAnsi" w:hAnsiTheme="majorHAnsi" w:cstheme="majorHAnsi"/>
           <w:lang w:eastAsia="zh-CN"/>
         </w:rPr>
-        <w:t xml:space="preserve">, Shuyi Guo, Zhe Wang, </w:t>
-      </w:r>
-      <w:proofErr w:type="spellStart"/>
-      <w:r>
-        <w:rPr>
-          <w:rFonts w:asciiTheme="majorHAnsi" w:hAnsiTheme="majorHAnsi" w:cstheme="majorHAnsi"/>
-          <w:lang w:eastAsia="zh-CN"/>
-        </w:rPr>
-        <w:t>Zhenhailong</w:t>
-      </w:r>
-      <w:proofErr w:type="spellEnd"/>
-      <w:r>
-        <w:rPr>
-          <w:rFonts w:asciiTheme="majorHAnsi" w:hAnsiTheme="majorHAnsi" w:cstheme="majorHAnsi"/>
-          <w:lang w:eastAsia="zh-CN"/>
-        </w:rPr>
-        <w:t xml:space="preserve"> Wang, Cheng Qian, Robert Tang, Heng Ji, and Jiaxuan You. 2025. </w:t>
+        <w:t xml:space="preserve">, Shuyi Guo, Zhe Wang, Zhenhailong Wang, Cheng Qian, Robert Tang, Heng Ji, and Jiaxuan You. 2025. </w:t>
       </w:r>
       <w:hyperlink r:id="rId13" w:history="1">
         <w:r>
@@ -1721,61 +1545,7 @@
           <w:bdr w:val="nil"/>
           <w:lang w:eastAsia="zh-CN"/>
         </w:rPr>
-        <w:t xml:space="preserve">Cheng Qian, Peixuan Han, </w:t>
-      </w:r>
-      <w:proofErr w:type="spellStart"/>
-      <w:r>
-        <w:rPr>
-          <w:rFonts w:asciiTheme="majorHAnsi" w:eastAsia="Arial Unicode MS" w:hAnsiTheme="majorHAnsi" w:cstheme="majorHAnsi"/>
-          <w:bdr w:val="nil"/>
-          <w:lang w:eastAsia="zh-CN"/>
-        </w:rPr>
-        <w:t>Qinyu</w:t>
-      </w:r>
-      <w:proofErr w:type="spellEnd"/>
-      <w:r>
-        <w:rPr>
-          <w:rFonts w:asciiTheme="majorHAnsi" w:eastAsia="Arial Unicode MS" w:hAnsiTheme="majorHAnsi" w:cstheme="majorHAnsi"/>
-          <w:bdr w:val="nil"/>
-          <w:lang w:eastAsia="zh-CN"/>
-        </w:rPr>
-        <w:t xml:space="preserve"> Luo, </w:t>
-      </w:r>
-      <w:proofErr w:type="spellStart"/>
-      <w:r>
-        <w:rPr>
-          <w:rFonts w:asciiTheme="majorHAnsi" w:eastAsia="Arial Unicode MS" w:hAnsiTheme="majorHAnsi" w:cstheme="majorHAnsi"/>
-          <w:bdr w:val="nil"/>
-          <w:lang w:eastAsia="zh-CN"/>
-        </w:rPr>
-        <w:t>Bingxiang</w:t>
-      </w:r>
-      <w:proofErr w:type="spellEnd"/>
-      <w:r>
-        <w:rPr>
-          <w:rFonts w:asciiTheme="majorHAnsi" w:eastAsia="Arial Unicode MS" w:hAnsiTheme="majorHAnsi" w:cstheme="majorHAnsi"/>
-          <w:bdr w:val="nil"/>
-          <w:lang w:eastAsia="zh-CN"/>
-        </w:rPr>
-        <w:t xml:space="preserve"> He, </w:t>
-      </w:r>
-      <w:proofErr w:type="spellStart"/>
-      <w:r>
-        <w:rPr>
-          <w:rFonts w:asciiTheme="majorHAnsi" w:eastAsia="Arial Unicode MS" w:hAnsiTheme="majorHAnsi" w:cstheme="majorHAnsi"/>
-          <w:bdr w:val="nil"/>
-          <w:lang w:eastAsia="zh-CN"/>
-        </w:rPr>
-        <w:t>Xiusi</w:t>
-      </w:r>
-      <w:proofErr w:type="spellEnd"/>
-      <w:r>
-        <w:rPr>
-          <w:rFonts w:asciiTheme="majorHAnsi" w:eastAsia="Arial Unicode MS" w:hAnsiTheme="majorHAnsi" w:cstheme="majorHAnsi"/>
-          <w:bdr w:val="nil"/>
-          <w:lang w:eastAsia="zh-CN"/>
-        </w:rPr>
-        <w:t xml:space="preserve"> Chen, Yuji Zhang, Hongyi Du, Jiarui Yao, </w:t>
+        <w:t xml:space="preserve">Cheng Qian, Peixuan Han, Qinyu Luo, Bingxiang He, Xiusi Chen, Yuji Zhang, Hongyi Du, Jiarui Yao, </w:t>
       </w:r>
       <w:r>
         <w:rPr>
@@ -1793,43 +1563,7 @@
           <w:bdr w:val="nil"/>
           <w:lang w:eastAsia="zh-CN"/>
         </w:rPr>
-        <w:t xml:space="preserve">, </w:t>
-      </w:r>
-      <w:proofErr w:type="spellStart"/>
-      <w:r>
-        <w:rPr>
-          <w:rFonts w:asciiTheme="majorHAnsi" w:eastAsia="Arial Unicode MS" w:hAnsiTheme="majorHAnsi" w:cstheme="majorHAnsi"/>
-          <w:bdr w:val="nil"/>
-          <w:lang w:eastAsia="zh-CN"/>
-        </w:rPr>
-        <w:t>Denghui</w:t>
-      </w:r>
-      <w:proofErr w:type="spellEnd"/>
-      <w:r>
-        <w:rPr>
-          <w:rFonts w:asciiTheme="majorHAnsi" w:eastAsia="Arial Unicode MS" w:hAnsiTheme="majorHAnsi" w:cstheme="majorHAnsi"/>
-          <w:bdr w:val="nil"/>
-          <w:lang w:eastAsia="zh-CN"/>
-        </w:rPr>
-        <w:t xml:space="preserve"> Zhang, </w:t>
-      </w:r>
-      <w:proofErr w:type="spellStart"/>
-      <w:r>
-        <w:rPr>
-          <w:rFonts w:asciiTheme="majorHAnsi" w:eastAsia="Arial Unicode MS" w:hAnsiTheme="majorHAnsi" w:cstheme="majorHAnsi"/>
-          <w:bdr w:val="nil"/>
-          <w:lang w:eastAsia="zh-CN"/>
-        </w:rPr>
-        <w:t>Yunzhu</w:t>
-      </w:r>
-      <w:proofErr w:type="spellEnd"/>
-      <w:r>
-        <w:rPr>
-          <w:rFonts w:asciiTheme="majorHAnsi" w:eastAsia="Arial Unicode MS" w:hAnsiTheme="majorHAnsi" w:cstheme="majorHAnsi"/>
-          <w:bdr w:val="nil"/>
-          <w:lang w:eastAsia="zh-CN"/>
-        </w:rPr>
-        <w:t xml:space="preserve"> Li, and Heng Ji. 2025. </w:t>
+        <w:t xml:space="preserve">, Denghui Zhang, Yunzhu Li, and Heng Ji. 2025. </w:t>
       </w:r>
       <w:hyperlink r:id="rId14" w:history="1">
         <w:r>
@@ -1888,39 +1622,7 @@
           <w:rFonts w:asciiTheme="majorHAnsi" w:hAnsiTheme="majorHAnsi" w:cstheme="majorHAnsi"/>
           <w:lang w:eastAsia="zh-CN"/>
         </w:rPr>
-        <w:t xml:space="preserve">, Emre Can </w:t>
-      </w:r>
-      <w:proofErr w:type="spellStart"/>
-      <w:r>
-        <w:rPr>
-          <w:rFonts w:asciiTheme="majorHAnsi" w:hAnsiTheme="majorHAnsi" w:cstheme="majorHAnsi"/>
-          <w:lang w:eastAsia="zh-CN"/>
-        </w:rPr>
-        <w:t>Acikgoz</w:t>
-      </w:r>
-      <w:proofErr w:type="spellEnd"/>
-      <w:r>
-        <w:rPr>
-          <w:rFonts w:asciiTheme="majorHAnsi" w:hAnsiTheme="majorHAnsi" w:cstheme="majorHAnsi"/>
-          <w:lang w:eastAsia="zh-CN"/>
-        </w:rPr>
-        <w:t xml:space="preserve">, </w:t>
-      </w:r>
-      <w:proofErr w:type="spellStart"/>
-      <w:r>
-        <w:rPr>
-          <w:rFonts w:asciiTheme="majorHAnsi" w:hAnsiTheme="majorHAnsi" w:cstheme="majorHAnsi"/>
-          <w:lang w:eastAsia="zh-CN"/>
-        </w:rPr>
-        <w:t>Suvodip</w:t>
-      </w:r>
-      <w:proofErr w:type="spellEnd"/>
-      <w:r>
-        <w:rPr>
-          <w:rFonts w:asciiTheme="majorHAnsi" w:hAnsiTheme="majorHAnsi" w:cstheme="majorHAnsi"/>
-          <w:lang w:eastAsia="zh-CN"/>
-        </w:rPr>
-        <w:t xml:space="preserve"> Dey, Gokhan Tur, and Dilek Hakkani-Tur. 2025. </w:t>
+        <w:t xml:space="preserve">, Emre Can Acikgoz, Suvodip Dey, Gokhan Tur, and Dilek Hakkani-Tur. 2025. </w:t>
       </w:r>
       <w:hyperlink r:id="rId15" w:history="1">
         <w:r>
@@ -1970,23 +1672,7 @@
           <w:rFonts w:asciiTheme="majorHAnsi" w:hAnsiTheme="majorHAnsi" w:cstheme="majorHAnsi"/>
           <w:lang w:eastAsia="zh-CN"/>
         </w:rPr>
-        <w:t xml:space="preserve">, </w:t>
-      </w:r>
-      <w:proofErr w:type="spellStart"/>
-      <w:r>
-        <w:rPr>
-          <w:rFonts w:asciiTheme="majorHAnsi" w:hAnsiTheme="majorHAnsi" w:cstheme="majorHAnsi"/>
-          <w:lang w:eastAsia="zh-CN"/>
-        </w:rPr>
-        <w:t>Bingsen</w:t>
-      </w:r>
-      <w:proofErr w:type="spellEnd"/>
-      <w:r>
-        <w:rPr>
-          <w:rFonts w:asciiTheme="majorHAnsi" w:hAnsiTheme="majorHAnsi" w:cstheme="majorHAnsi"/>
-          <w:lang w:eastAsia="zh-CN"/>
-        </w:rPr>
-        <w:t xml:space="preserve"> Chen, and Yik-Cheung Tam. 2024. </w:t>
+        <w:t xml:space="preserve">, Bingsen Chen, and Yik-Cheung Tam. 2024. </w:t>
       </w:r>
       <w:hyperlink r:id="rId16" w:history="1">
         <w:r>
@@ -2095,10 +1781,11 @@
           <w:tab w:val="left" w:pos="1620"/>
         </w:tabs>
         <w:rPr>
-          <w:rFonts w:asciiTheme="majorHAnsi" w:hAnsiTheme="majorHAnsi" w:cstheme="majorBidi"/>
-          <w:color w:val="auto"/>
-          <w:sz w:val="22"/>
-          <w:szCs w:val="22"/>
+          <w:rFonts w:asciiTheme="majorHAnsi" w:hAnsiTheme="majorHAnsi" w:cstheme="majorBidi" w:hint="eastAsia"/>
+          <w:color w:val="auto"/>
+          <w:sz w:val="22"/>
+          <w:szCs w:val="22"/>
+          <w:lang w:eastAsia="zh-CN"/>
         </w:rPr>
       </w:pPr>
       <w:r>
@@ -2285,7 +1972,7 @@
           <w:szCs w:val="22"/>
           <w:lang w:eastAsia="zh-CN"/>
         </w:rPr>
-        <w:t xml:space="preserve">         </w:t>
+        <w:t xml:space="preserve">    </w:t>
       </w:r>
       <w:r>
         <w:rPr>
@@ -2323,7 +2010,35 @@
           <w:sz w:val="22"/>
           <w:szCs w:val="22"/>
         </w:rPr>
-        <w:t xml:space="preserve"> - Present</w:t>
+        <w:t xml:space="preserve"> </w:t>
+      </w:r>
+      <w:r>
+        <w:rPr>
+          <w:rFonts w:asciiTheme="majorHAnsi" w:hAnsiTheme="majorHAnsi" w:cstheme="majorBidi"/>
+          <w:color w:val="auto"/>
+          <w:sz w:val="22"/>
+          <w:szCs w:val="22"/>
+        </w:rPr>
+        <w:t>–</w:t>
+      </w:r>
+      <w:r>
+        <w:rPr>
+          <w:rFonts w:asciiTheme="majorHAnsi" w:hAnsiTheme="majorHAnsi" w:cstheme="majorBidi"/>
+          <w:color w:val="auto"/>
+          <w:sz w:val="22"/>
+          <w:szCs w:val="22"/>
+        </w:rPr>
+        <w:t xml:space="preserve"> </w:t>
+      </w:r>
+      <w:r>
+        <w:rPr>
+          <w:rFonts w:asciiTheme="majorHAnsi" w:hAnsiTheme="majorHAnsi" w:cstheme="majorBidi" w:hint="eastAsia"/>
+          <w:color w:val="auto"/>
+          <w:sz w:val="22"/>
+          <w:szCs w:val="22"/>
+          <w:lang w:eastAsia="zh-CN"/>
+        </w:rPr>
+        <w:t>May 2026</w:t>
       </w:r>
     </w:p>
     <w:p>
@@ -2371,29 +2086,7 @@
           <w:szCs w:val="22"/>
           <w:lang w:eastAsia="zh-CN"/>
         </w:rPr>
-        <w:t xml:space="preserve">LLM </w:t>
-      </w:r>
-      <w:proofErr w:type="spellStart"/>
-      <w:r>
-        <w:rPr>
-          <w:rFonts w:asciiTheme="majorHAnsi" w:hAnsiTheme="majorHAnsi" w:cstheme="majorHAnsi"/>
-          <w:color w:val="auto"/>
-          <w:sz w:val="22"/>
-          <w:szCs w:val="22"/>
-          <w:lang w:eastAsia="zh-CN"/>
-        </w:rPr>
-        <w:t>ReAct</w:t>
-      </w:r>
-      <w:proofErr w:type="spellEnd"/>
-      <w:r>
-        <w:rPr>
-          <w:rFonts w:asciiTheme="majorHAnsi" w:hAnsiTheme="majorHAnsi" w:cstheme="majorHAnsi"/>
-          <w:color w:val="auto"/>
-          <w:sz w:val="22"/>
-          <w:szCs w:val="22"/>
-          <w:lang w:eastAsia="zh-CN"/>
-        </w:rPr>
-        <w:t xml:space="preserve"> framework </w:t>
+        <w:t xml:space="preserve">LLM ReAct framework </w:t>
       </w:r>
       <w:r>
         <w:rPr>
@@ -2483,9 +2176,8 @@
           <w:szCs w:val="22"/>
           <w:lang w:eastAsia="zh-CN"/>
         </w:rPr>
-        <w:t xml:space="preserve"> of </w:t>
-      </w:r>
-      <w:proofErr w:type="spellStart"/>
+        <w:t xml:space="preserve"> of MultiWOZ</w:t>
+      </w:r>
       <w:r>
         <w:rPr>
           <w:rFonts w:asciiTheme="majorHAnsi" w:hAnsiTheme="majorHAnsi" w:cstheme="majorHAnsi" w:hint="eastAsia"/>
@@ -2494,9 +2186,8 @@
           <w:szCs w:val="22"/>
           <w:lang w:eastAsia="zh-CN"/>
         </w:rPr>
-        <w:t>MultiWOZ</w:t>
-      </w:r>
-      <w:proofErr w:type="spellEnd"/>
+        <w:t>;</w:t>
+      </w:r>
       <w:r>
         <w:rPr>
           <w:rFonts w:asciiTheme="majorHAnsi" w:hAnsiTheme="majorHAnsi" w:cstheme="majorHAnsi" w:hint="eastAsia"/>
@@ -2505,7 +2196,7 @@
           <w:szCs w:val="22"/>
           <w:lang w:eastAsia="zh-CN"/>
         </w:rPr>
-        <w:t>;</w:t>
+        <w:t xml:space="preserve"> </w:t>
       </w:r>
       <w:r>
         <w:rPr>
@@ -2515,7 +2206,17 @@
           <w:szCs w:val="22"/>
           <w:lang w:eastAsia="zh-CN"/>
         </w:rPr>
-        <w:t xml:space="preserve"> </w:t>
+        <w:t>Conducted</w:t>
+      </w:r>
+      <w:r>
+        <w:rPr>
+          <w:rFonts w:asciiTheme="majorHAnsi" w:hAnsiTheme="majorHAnsi" w:cstheme="majorHAnsi"/>
+          <w:color w:val="auto"/>
+          <w:sz w:val="22"/>
+          <w:szCs w:val="22"/>
+          <w:lang w:eastAsia="zh-CN"/>
+        </w:rPr>
+        <w:t xml:space="preserve"> prompt engineerin</w:t>
       </w:r>
       <w:r>
         <w:rPr>
@@ -2525,17 +2226,7 @@
           <w:szCs w:val="22"/>
           <w:lang w:eastAsia="zh-CN"/>
         </w:rPr>
-        <w:t>Conducted</w:t>
-      </w:r>
-      <w:r>
-        <w:rPr>
-          <w:rFonts w:asciiTheme="majorHAnsi" w:hAnsiTheme="majorHAnsi" w:cstheme="majorHAnsi"/>
-          <w:color w:val="auto"/>
-          <w:sz w:val="22"/>
-          <w:szCs w:val="22"/>
-          <w:lang w:eastAsia="zh-CN"/>
-        </w:rPr>
-        <w:t xml:space="preserve"> prompt engineerin</w:t>
+        <w:t xml:space="preserve">g by introducing </w:t>
       </w:r>
       <w:r>
         <w:rPr>
@@ -2545,7 +2236,7 @@
           <w:szCs w:val="22"/>
           <w:lang w:eastAsia="zh-CN"/>
         </w:rPr>
-        <w:t xml:space="preserve">g by introducing </w:t>
+        <w:t>friction rules in</w:t>
       </w:r>
       <w:r>
         <w:rPr>
@@ -2555,7 +2246,7 @@
           <w:szCs w:val="22"/>
           <w:lang w:eastAsia="zh-CN"/>
         </w:rPr>
-        <w:t>friction rules in</w:t>
+        <w:t xml:space="preserve"> the prompt, </w:t>
       </w:r>
       <w:r>
         <w:rPr>
@@ -2565,7 +2256,7 @@
           <w:szCs w:val="22"/>
           <w:lang w:eastAsia="zh-CN"/>
         </w:rPr>
-        <w:t xml:space="preserve"> the prompt, </w:t>
+        <w:t>to prom</w:t>
       </w:r>
       <w:r>
         <w:rPr>
@@ -2575,7 +2266,7 @@
           <w:szCs w:val="22"/>
           <w:lang w:eastAsia="zh-CN"/>
         </w:rPr>
-        <w:t>to prom</w:t>
+        <w:t>o</w:t>
       </w:r>
       <w:r>
         <w:rPr>
@@ -2585,7 +2276,7 @@
           <w:szCs w:val="22"/>
           <w:lang w:eastAsia="zh-CN"/>
         </w:rPr>
-        <w:t>o</w:t>
+        <w:t>t</w:t>
       </w:r>
       <w:r>
         <w:rPr>
@@ -2595,7 +2286,7 @@
           <w:szCs w:val="22"/>
           <w:lang w:eastAsia="zh-CN"/>
         </w:rPr>
-        <w:t>t</w:t>
+        <w:t>e</w:t>
       </w:r>
       <w:r>
         <w:rPr>
@@ -2605,7 +2296,17 @@
           <w:szCs w:val="22"/>
           <w:lang w:eastAsia="zh-CN"/>
         </w:rPr>
-        <w:t>e</w:t>
+        <w:t xml:space="preserve"> machine-user interaction and mitigate </w:t>
+      </w:r>
+      <w:r>
+        <w:rPr>
+          <w:rFonts w:asciiTheme="majorHAnsi" w:hAnsiTheme="majorHAnsi" w:cstheme="majorHAnsi"/>
+          <w:color w:val="auto"/>
+          <w:sz w:val="22"/>
+          <w:szCs w:val="22"/>
+          <w:lang w:eastAsia="zh-CN"/>
+        </w:rPr>
+        <w:t>ambiguity</w:t>
       </w:r>
       <w:r>
         <w:rPr>
@@ -2615,17 +2316,7 @@
           <w:szCs w:val="22"/>
           <w:lang w:eastAsia="zh-CN"/>
         </w:rPr>
-        <w:t xml:space="preserve"> machine-user interaction and mitigate </w:t>
-      </w:r>
-      <w:r>
-        <w:rPr>
-          <w:rFonts w:asciiTheme="majorHAnsi" w:hAnsiTheme="majorHAnsi" w:cstheme="majorHAnsi"/>
-          <w:color w:val="auto"/>
-          <w:sz w:val="22"/>
-          <w:szCs w:val="22"/>
-          <w:lang w:eastAsia="zh-CN"/>
-        </w:rPr>
-        <w:t>ambiguity</w:t>
+        <w:t xml:space="preserve"> in </w:t>
       </w:r>
       <w:r>
         <w:rPr>
@@ -2635,7 +2326,7 @@
           <w:szCs w:val="22"/>
           <w:lang w:eastAsia="zh-CN"/>
         </w:rPr>
-        <w:t xml:space="preserve"> in </w:t>
+        <w:t>task-oriented dialogues</w:t>
       </w:r>
       <w:r>
         <w:rPr>
@@ -2645,7 +2336,17 @@
           <w:szCs w:val="22"/>
           <w:lang w:eastAsia="zh-CN"/>
         </w:rPr>
-        <w:t>task-oriented dialogues</w:t>
+        <w:t>; Observed an increment in i</w:t>
+      </w:r>
+      <w:r>
+        <w:rPr>
+          <w:rFonts w:asciiTheme="majorHAnsi" w:hAnsiTheme="majorHAnsi" w:cstheme="majorHAnsi"/>
+          <w:color w:val="auto"/>
+          <w:sz w:val="22"/>
+          <w:szCs w:val="22"/>
+          <w:lang w:eastAsia="zh-CN"/>
+        </w:rPr>
+        <w:t xml:space="preserve">nform and </w:t>
       </w:r>
       <w:r>
         <w:rPr>
@@ -2655,17 +2356,17 @@
           <w:szCs w:val="22"/>
           <w:lang w:eastAsia="zh-CN"/>
         </w:rPr>
-        <w:t>; Observed an increment in i</w:t>
-      </w:r>
-      <w:r>
-        <w:rPr>
-          <w:rFonts w:asciiTheme="majorHAnsi" w:hAnsiTheme="majorHAnsi" w:cstheme="majorHAnsi"/>
-          <w:color w:val="auto"/>
-          <w:sz w:val="22"/>
-          <w:szCs w:val="22"/>
-          <w:lang w:eastAsia="zh-CN"/>
-        </w:rPr>
-        <w:t xml:space="preserve">nform and </w:t>
+        <w:t>s</w:t>
+      </w:r>
+      <w:r>
+        <w:rPr>
+          <w:rFonts w:asciiTheme="majorHAnsi" w:hAnsiTheme="majorHAnsi" w:cstheme="majorHAnsi"/>
+          <w:color w:val="auto"/>
+          <w:sz w:val="22"/>
+          <w:szCs w:val="22"/>
+          <w:lang w:eastAsia="zh-CN"/>
+        </w:rPr>
+        <w:t>uccess scores</w:t>
       </w:r>
       <w:r>
         <w:rPr>
@@ -2675,17 +2376,17 @@
           <w:szCs w:val="22"/>
           <w:lang w:eastAsia="zh-CN"/>
         </w:rPr>
-        <w:t>s</w:t>
-      </w:r>
-      <w:r>
-        <w:rPr>
-          <w:rFonts w:asciiTheme="majorHAnsi" w:hAnsiTheme="majorHAnsi" w:cstheme="majorHAnsi"/>
-          <w:color w:val="auto"/>
-          <w:sz w:val="22"/>
-          <w:szCs w:val="22"/>
-          <w:lang w:eastAsia="zh-CN"/>
-        </w:rPr>
-        <w:t>uccess scores</w:t>
+        <w:t xml:space="preserve"> on</w:t>
+      </w:r>
+      <w:r>
+        <w:rPr>
+          <w:rFonts w:asciiTheme="majorHAnsi" w:hAnsiTheme="majorHAnsi" w:cstheme="majorHAnsi"/>
+          <w:color w:val="auto"/>
+          <w:sz w:val="22"/>
+          <w:szCs w:val="22"/>
+          <w:lang w:eastAsia="zh-CN"/>
+        </w:rPr>
+        <w:t xml:space="preserve"> th</w:t>
       </w:r>
       <w:r>
         <w:rPr>
@@ -2695,26 +2396,6 @@
           <w:szCs w:val="22"/>
           <w:lang w:eastAsia="zh-CN"/>
         </w:rPr>
-        <w:t xml:space="preserve"> on</w:t>
-      </w:r>
-      <w:r>
-        <w:rPr>
-          <w:rFonts w:asciiTheme="majorHAnsi" w:hAnsiTheme="majorHAnsi" w:cstheme="majorHAnsi"/>
-          <w:color w:val="auto"/>
-          <w:sz w:val="22"/>
-          <w:szCs w:val="22"/>
-          <w:lang w:eastAsia="zh-CN"/>
-        </w:rPr>
-        <w:t xml:space="preserve"> th</w:t>
-      </w:r>
-      <w:r>
-        <w:rPr>
-          <w:rFonts w:asciiTheme="majorHAnsi" w:hAnsiTheme="majorHAnsi" w:cstheme="majorHAnsi" w:hint="eastAsia"/>
-          <w:color w:val="auto"/>
-          <w:sz w:val="22"/>
-          <w:szCs w:val="22"/>
-          <w:lang w:eastAsia="zh-CN"/>
-        </w:rPr>
         <w:t xml:space="preserve">e </w:t>
       </w:r>
       <w:r>
@@ -2725,29 +2406,7 @@
           <w:szCs w:val="22"/>
           <w:lang w:eastAsia="zh-CN"/>
         </w:rPr>
-        <w:t xml:space="preserve">task-oriented dialogue benchmark </w:t>
-      </w:r>
-      <w:proofErr w:type="spellStart"/>
-      <w:r>
-        <w:rPr>
-          <w:rFonts w:asciiTheme="majorHAnsi" w:hAnsiTheme="majorHAnsi" w:cstheme="majorHAnsi"/>
-          <w:color w:val="auto"/>
-          <w:sz w:val="22"/>
-          <w:szCs w:val="22"/>
-          <w:lang w:eastAsia="zh-CN"/>
-        </w:rPr>
-        <w:t>MultiWOZ</w:t>
-      </w:r>
-      <w:proofErr w:type="spellEnd"/>
-      <w:r>
-        <w:rPr>
-          <w:rFonts w:asciiTheme="majorHAnsi" w:hAnsiTheme="majorHAnsi" w:cstheme="majorHAnsi"/>
-          <w:color w:val="auto"/>
-          <w:sz w:val="22"/>
-          <w:szCs w:val="22"/>
-          <w:lang w:eastAsia="zh-CN"/>
-        </w:rPr>
-        <w:t xml:space="preserve"> by 5.5% and 3% respectively</w:t>
+        <w:t>task-oriented dialogue benchmark MultiWOZ by 5.5% and 3% respectively</w:t>
       </w:r>
       <w:r>
         <w:rPr>
@@ -2919,7 +2578,6 @@
         </w:rPr>
         <w:t xml:space="preserve">the </w:t>
       </w:r>
-      <w:proofErr w:type="spellStart"/>
       <w:r>
         <w:rPr>
           <w:rFonts w:asciiTheme="majorHAnsi" w:hAnsiTheme="majorHAnsi" w:cstheme="majorHAnsi"/>
@@ -2930,7 +2588,6 @@
         </w:rPr>
         <w:t>YourBench</w:t>
       </w:r>
-      <w:proofErr w:type="spellEnd"/>
       <w:r>
         <w:rPr>
           <w:rFonts w:asciiTheme="majorHAnsi" w:hAnsiTheme="majorHAnsi" w:cstheme="majorHAnsi" w:hint="eastAsia"/>
@@ -3021,7 +2678,6 @@
         </w:rPr>
         <w:t xml:space="preserve"> on the QA generation benchmark </w:t>
       </w:r>
-      <w:proofErr w:type="spellStart"/>
       <w:r>
         <w:rPr>
           <w:rFonts w:asciiTheme="majorHAnsi" w:hAnsiTheme="majorHAnsi" w:cstheme="majorHAnsi"/>
@@ -3032,7 +2688,6 @@
         </w:rPr>
         <w:t>FairytaleQA</w:t>
       </w:r>
-      <w:proofErr w:type="spellEnd"/>
       <w:r>
         <w:rPr>
           <w:rFonts w:asciiTheme="majorHAnsi" w:hAnsiTheme="majorHAnsi" w:cstheme="majorHAnsi" w:hint="eastAsia"/>
@@ -3109,7 +2764,17 @@
           <w:szCs w:val="22"/>
           <w:lang w:eastAsia="zh-CN"/>
         </w:rPr>
-        <w:t xml:space="preserve"> optimizing prompts in multi-agent systems; Developed a prefix technique to reduce the space complexity of the </w:t>
+        <w:t xml:space="preserve"> optimizing prompts in multi-agent systems; Developed a prefix technique to reduce the space complexity of the credit assignment mechanism; </w:t>
+      </w:r>
+      <w:r>
+        <w:rPr>
+          <w:rFonts w:asciiTheme="majorHAnsi" w:hAnsiTheme="majorHAnsi" w:cstheme="majorHAnsi"/>
+          <w:color w:val="auto"/>
+          <w:sz w:val="22"/>
+          <w:szCs w:val="22"/>
+          <w:lang w:eastAsia="zh-CN"/>
+        </w:rPr>
+        <w:t>Overserved</w:t>
       </w:r>
       <w:r>
         <w:rPr>
@@ -3119,7 +2784,17 @@
           <w:szCs w:val="22"/>
           <w:lang w:eastAsia="zh-CN"/>
         </w:rPr>
-        <w:t>credit assignment</w:t>
+        <w:t xml:space="preserve"> a </w:t>
+      </w:r>
+      <w:r>
+        <w:rPr>
+          <w:rFonts w:asciiTheme="majorHAnsi" w:hAnsiTheme="majorHAnsi" w:cstheme="majorHAnsi"/>
+          <w:color w:val="auto"/>
+          <w:sz w:val="22"/>
+          <w:szCs w:val="22"/>
+          <w:lang w:eastAsia="zh-CN"/>
+        </w:rPr>
+        <w:t>99.0</w:t>
       </w:r>
       <w:r>
         <w:rPr>
@@ -3129,17 +2804,17 @@
           <w:szCs w:val="22"/>
           <w:lang w:eastAsia="zh-CN"/>
         </w:rPr>
-        <w:t xml:space="preserve"> mechanism; </w:t>
-      </w:r>
-      <w:r>
-        <w:rPr>
-          <w:rFonts w:asciiTheme="majorHAnsi" w:hAnsiTheme="majorHAnsi" w:cstheme="majorHAnsi"/>
-          <w:color w:val="auto"/>
-          <w:sz w:val="22"/>
-          <w:szCs w:val="22"/>
-          <w:lang w:eastAsia="zh-CN"/>
-        </w:rPr>
-        <w:t>Overserved</w:t>
+        <w:t>% inform rate,</w:t>
+      </w:r>
+      <w:r>
+        <w:rPr>
+          <w:rFonts w:asciiTheme="majorHAnsi" w:hAnsiTheme="majorHAnsi" w:cstheme="majorHAnsi"/>
+          <w:color w:val="auto"/>
+          <w:sz w:val="22"/>
+          <w:szCs w:val="22"/>
+          <w:lang w:eastAsia="zh-CN"/>
+        </w:rPr>
+        <w:t xml:space="preserve"> 94.0</w:t>
       </w:r>
       <w:r>
         <w:rPr>
@@ -3149,17 +2824,17 @@
           <w:szCs w:val="22"/>
           <w:lang w:eastAsia="zh-CN"/>
         </w:rPr>
-        <w:t xml:space="preserve"> a </w:t>
-      </w:r>
-      <w:r>
-        <w:rPr>
-          <w:rFonts w:asciiTheme="majorHAnsi" w:hAnsiTheme="majorHAnsi" w:cstheme="majorHAnsi"/>
-          <w:color w:val="auto"/>
-          <w:sz w:val="22"/>
-          <w:szCs w:val="22"/>
-          <w:lang w:eastAsia="zh-CN"/>
-        </w:rPr>
-        <w:t>99.0</w:t>
+        <w:t>% success rate, and</w:t>
+      </w:r>
+      <w:r>
+        <w:rPr>
+          <w:rFonts w:asciiTheme="majorHAnsi" w:hAnsiTheme="majorHAnsi" w:cstheme="majorHAnsi"/>
+          <w:color w:val="auto"/>
+          <w:sz w:val="22"/>
+          <w:szCs w:val="22"/>
+          <w:lang w:eastAsia="zh-CN"/>
+        </w:rPr>
+        <w:t xml:space="preserve"> 91.4 </w:t>
       </w:r>
       <w:r>
         <w:rPr>
@@ -3169,79 +2844,7 @@
           <w:szCs w:val="22"/>
           <w:lang w:eastAsia="zh-CN"/>
         </w:rPr>
-        <w:t>% inform rate,</w:t>
-      </w:r>
-      <w:r>
-        <w:rPr>
-          <w:rFonts w:asciiTheme="majorHAnsi" w:hAnsiTheme="majorHAnsi" w:cstheme="majorHAnsi"/>
-          <w:color w:val="auto"/>
-          <w:sz w:val="22"/>
-          <w:szCs w:val="22"/>
-          <w:lang w:eastAsia="zh-CN"/>
-        </w:rPr>
-        <w:t xml:space="preserve"> 94.0</w:t>
-      </w:r>
-      <w:r>
-        <w:rPr>
-          <w:rFonts w:asciiTheme="majorHAnsi" w:hAnsiTheme="majorHAnsi" w:cstheme="majorHAnsi" w:hint="eastAsia"/>
-          <w:color w:val="auto"/>
-          <w:sz w:val="22"/>
-          <w:szCs w:val="22"/>
-          <w:lang w:eastAsia="zh-CN"/>
-        </w:rPr>
-        <w:t>% success rate, and</w:t>
-      </w:r>
-      <w:r>
-        <w:rPr>
-          <w:rFonts w:asciiTheme="majorHAnsi" w:hAnsiTheme="majorHAnsi" w:cstheme="majorHAnsi"/>
-          <w:color w:val="auto"/>
-          <w:sz w:val="22"/>
-          <w:szCs w:val="22"/>
-          <w:lang w:eastAsia="zh-CN"/>
-        </w:rPr>
-        <w:t xml:space="preserve"> 91.4</w:t>
-      </w:r>
-      <w:r>
-        <w:rPr>
-          <w:rFonts w:asciiTheme="majorHAnsi" w:hAnsiTheme="majorHAnsi" w:cstheme="majorHAnsi"/>
-          <w:color w:val="auto"/>
-          <w:sz w:val="22"/>
-          <w:szCs w:val="22"/>
-          <w:lang w:eastAsia="zh-CN"/>
-        </w:rPr>
-        <w:t xml:space="preserve"> </w:t>
-      </w:r>
-      <w:r>
-        <w:rPr>
-          <w:rFonts w:asciiTheme="majorHAnsi" w:hAnsiTheme="majorHAnsi" w:cstheme="majorHAnsi" w:hint="eastAsia"/>
-          <w:color w:val="auto"/>
-          <w:sz w:val="22"/>
-          <w:szCs w:val="22"/>
-          <w:lang w:eastAsia="zh-CN"/>
-        </w:rPr>
-        <w:t xml:space="preserve">% dialogue state slot F1 score on the </w:t>
-      </w:r>
-      <w:proofErr w:type="spellStart"/>
-      <w:r>
-        <w:rPr>
-          <w:rFonts w:asciiTheme="majorHAnsi" w:hAnsiTheme="majorHAnsi" w:cstheme="majorHAnsi" w:hint="eastAsia"/>
-          <w:color w:val="auto"/>
-          <w:sz w:val="22"/>
-          <w:szCs w:val="22"/>
-          <w:lang w:eastAsia="zh-CN"/>
-        </w:rPr>
-        <w:t>MultiWOZ</w:t>
-      </w:r>
-      <w:proofErr w:type="spellEnd"/>
-      <w:r>
-        <w:rPr>
-          <w:rFonts w:asciiTheme="majorHAnsi" w:hAnsiTheme="majorHAnsi" w:cstheme="majorHAnsi" w:hint="eastAsia"/>
-          <w:color w:val="auto"/>
-          <w:sz w:val="22"/>
-          <w:szCs w:val="22"/>
-          <w:lang w:eastAsia="zh-CN"/>
-        </w:rPr>
-        <w:t xml:space="preserve"> benchmark after optimizing the multi-agent system, and o</w:t>
+        <w:t>% dialogue state slot F1 score on the MultiWOZ benchmark after optimizing the multi-agent system, and o</w:t>
       </w:r>
       <w:r>
         <w:rPr>
@@ -3570,25 +3173,7 @@
           <w:bdr w:val="nil"/>
           <w:lang w:eastAsia="zh-CN"/>
         </w:rPr>
-        <w:t xml:space="preserve">Finetuned </w:t>
-      </w:r>
-      <w:proofErr w:type="spellStart"/>
-      <w:r>
-        <w:rPr>
-          <w:rFonts w:asciiTheme="majorHAnsi" w:eastAsia="Arial Unicode MS" w:hAnsiTheme="majorHAnsi" w:cstheme="majorHAnsi"/>
-          <w:bdr w:val="nil"/>
-          <w:lang w:eastAsia="zh-CN"/>
-        </w:rPr>
-        <w:t>LoRAs</w:t>
-      </w:r>
-      <w:proofErr w:type="spellEnd"/>
-      <w:r>
-        <w:rPr>
-          <w:rFonts w:asciiTheme="majorHAnsi" w:eastAsia="Arial Unicode MS" w:hAnsiTheme="majorHAnsi" w:cstheme="majorHAnsi"/>
-          <w:bdr w:val="nil"/>
-          <w:lang w:eastAsia="zh-CN"/>
-        </w:rPr>
-        <w:t xml:space="preserve"> for large language models to investigate model mathematic reasoning ability</w:t>
+        <w:t>Finetuned LoRAs for large language models to investigate model mathematic reasoning ability</w:t>
       </w:r>
       <w:r>
         <w:rPr>
@@ -3712,69 +3297,23 @@
           <w:bdr w:val="nil"/>
           <w:lang w:eastAsia="zh-CN"/>
         </w:rPr>
-        <w:t xml:space="preserve">Finetuned </w:t>
-      </w:r>
-      <w:proofErr w:type="spellStart"/>
+        <w:t>Finetuned LoRAs for large language models to solve dialogue state tracking (DST)</w:t>
+      </w:r>
+      <w:r>
+        <w:rPr>
+          <w:rFonts w:asciiTheme="majorHAnsi" w:eastAsia="Arial Unicode MS" w:hAnsiTheme="majorHAnsi" w:cstheme="majorHAnsi" w:hint="eastAsia"/>
+          <w:bdr w:val="nil"/>
+          <w:lang w:eastAsia="zh-CN"/>
+        </w:rPr>
+        <w:t xml:space="preserve"> using the task-oriented dialogue benchmark MultiWOZ</w:t>
+      </w:r>
       <w:r>
         <w:rPr>
           <w:rFonts w:asciiTheme="majorHAnsi" w:eastAsia="Arial Unicode MS" w:hAnsiTheme="majorHAnsi" w:cstheme="majorHAnsi"/>
           <w:bdr w:val="nil"/>
           <w:lang w:eastAsia="zh-CN"/>
         </w:rPr>
-        <w:t>LoRAs</w:t>
-      </w:r>
-      <w:proofErr w:type="spellEnd"/>
-      <w:r>
-        <w:rPr>
-          <w:rFonts w:asciiTheme="majorHAnsi" w:eastAsia="Arial Unicode MS" w:hAnsiTheme="majorHAnsi" w:cstheme="majorHAnsi"/>
-          <w:bdr w:val="nil"/>
-          <w:lang w:eastAsia="zh-CN"/>
-        </w:rPr>
-        <w:t xml:space="preserve"> for large language models to solve dialogue state tracking (DST)</w:t>
-      </w:r>
-      <w:r>
-        <w:rPr>
-          <w:rFonts w:asciiTheme="majorHAnsi" w:eastAsia="Arial Unicode MS" w:hAnsiTheme="majorHAnsi" w:cstheme="majorHAnsi" w:hint="eastAsia"/>
-          <w:bdr w:val="nil"/>
-          <w:lang w:eastAsia="zh-CN"/>
-        </w:rPr>
-        <w:t xml:space="preserve"> using the task-oriented dialogue benchmark </w:t>
-      </w:r>
-      <w:proofErr w:type="spellStart"/>
-      <w:r>
-        <w:rPr>
-          <w:rFonts w:asciiTheme="majorHAnsi" w:eastAsia="Arial Unicode MS" w:hAnsiTheme="majorHAnsi" w:cstheme="majorHAnsi" w:hint="eastAsia"/>
-          <w:bdr w:val="nil"/>
-          <w:lang w:eastAsia="zh-CN"/>
-        </w:rPr>
-        <w:t>MultiWOZ</w:t>
-      </w:r>
-      <w:proofErr w:type="spellEnd"/>
-      <w:r>
-        <w:rPr>
-          <w:rFonts w:asciiTheme="majorHAnsi" w:eastAsia="Arial Unicode MS" w:hAnsiTheme="majorHAnsi" w:cstheme="majorHAnsi"/>
-          <w:bdr w:val="nil"/>
-          <w:lang w:eastAsia="zh-CN"/>
-        </w:rPr>
-        <w:t xml:space="preserve">; Experimented with different </w:t>
-      </w:r>
-      <w:proofErr w:type="spellStart"/>
-      <w:r>
-        <w:rPr>
-          <w:rFonts w:asciiTheme="majorHAnsi" w:eastAsia="Arial Unicode MS" w:hAnsiTheme="majorHAnsi" w:cstheme="majorHAnsi"/>
-          <w:bdr w:val="nil"/>
-          <w:lang w:eastAsia="zh-CN"/>
-        </w:rPr>
-        <w:t>LoRA</w:t>
-      </w:r>
-      <w:proofErr w:type="spellEnd"/>
-      <w:r>
-        <w:rPr>
-          <w:rFonts w:asciiTheme="majorHAnsi" w:eastAsia="Arial Unicode MS" w:hAnsiTheme="majorHAnsi" w:cstheme="majorHAnsi"/>
-          <w:bdr w:val="nil"/>
-          <w:lang w:eastAsia="zh-CN"/>
-        </w:rPr>
-        <w:t xml:space="preserve"> settings, model scales, data scales, and different output settings, including slot-level QA and JSON format; Achieved a new SOTA in end-to-end DST methods, obtaining an 82.4% joint goal accuracy</w:t>
+        <w:t>; Experimented with different LoRA settings, model scales, data scales, and different output settings, including slot-level QA and JSON format; Achieved a new SOTA in end-to-end DST methods, obtaining an 82.4% joint goal accuracy</w:t>
       </w:r>
       <w:r>
         <w:rPr>
@@ -3909,29 +3448,7 @@
           <w:szCs w:val="22"/>
           <w:lang w:eastAsia="zh-CN"/>
         </w:rPr>
-        <w:t xml:space="preserve">, </w:t>
-      </w:r>
-      <w:proofErr w:type="spellStart"/>
-      <w:r>
-        <w:rPr>
-          <w:rFonts w:asciiTheme="majorHAnsi" w:eastAsiaTheme="minorEastAsia" w:hAnsiTheme="majorHAnsi" w:cstheme="majorHAnsi" w:hint="eastAsia"/>
-          <w:color w:val="auto"/>
-          <w:sz w:val="22"/>
-          <w:szCs w:val="22"/>
-          <w:lang w:eastAsia="zh-CN"/>
-        </w:rPr>
-        <w:t>NeurIPS</w:t>
-      </w:r>
-      <w:proofErr w:type="spellEnd"/>
-      <w:r>
-        <w:rPr>
-          <w:rFonts w:asciiTheme="majorHAnsi" w:eastAsiaTheme="minorEastAsia" w:hAnsiTheme="majorHAnsi" w:cstheme="majorHAnsi" w:hint="eastAsia"/>
-          <w:color w:val="auto"/>
-          <w:sz w:val="22"/>
-          <w:szCs w:val="22"/>
-          <w:lang w:eastAsia="zh-CN"/>
-        </w:rPr>
-        <w:t>, May 2026</w:t>
+        <w:t>, NeurIPS, May 2026</w:t>
       </w:r>
     </w:p>
     <w:p>
@@ -4792,29 +4309,7 @@
           <w:sz w:val="22"/>
           <w:szCs w:val="22"/>
         </w:rPr>
-        <w:t xml:space="preserve"> </w:t>
-      </w:r>
-      <w:proofErr w:type="spellStart"/>
-      <w:r>
-        <w:rPr>
-          <w:rFonts w:asciiTheme="majorHAnsi" w:hAnsiTheme="majorHAnsi" w:cstheme="majorHAnsi"/>
-          <w:bCs/>
-          <w:color w:val="auto"/>
-          <w:sz w:val="22"/>
-          <w:szCs w:val="22"/>
-        </w:rPr>
-        <w:t>LaTex</w:t>
-      </w:r>
-      <w:proofErr w:type="spellEnd"/>
-      <w:r>
-        <w:rPr>
-          <w:rFonts w:asciiTheme="majorHAnsi" w:hAnsiTheme="majorHAnsi" w:cstheme="majorHAnsi"/>
-          <w:bCs/>
-          <w:color w:val="auto"/>
-          <w:sz w:val="22"/>
-          <w:szCs w:val="22"/>
-        </w:rPr>
-        <w:t>, SQL, R</w:t>
+        <w:t xml:space="preserve"> LaTex, SQL, R</w:t>
       </w:r>
       <w:r>
         <w:rPr>
@@ -4861,105 +4356,14 @@
         </w:rPr>
         <w:t xml:space="preserve">: </w:t>
       </w:r>
-      <w:proofErr w:type="spellStart"/>
-      <w:r>
-        <w:rPr>
-          <w:rFonts w:asciiTheme="majorHAnsi" w:hAnsiTheme="majorHAnsi" w:cstheme="majorHAnsi"/>
-          <w:color w:val="auto"/>
-          <w:sz w:val="22"/>
-          <w:szCs w:val="22"/>
-        </w:rPr>
-        <w:t>PyTorch</w:t>
-      </w:r>
-      <w:proofErr w:type="spellEnd"/>
-      <w:r>
-        <w:rPr>
-          <w:rFonts w:asciiTheme="majorHAnsi" w:hAnsiTheme="majorHAnsi" w:cstheme="majorHAnsi"/>
-          <w:color w:val="auto"/>
-          <w:sz w:val="22"/>
-          <w:szCs w:val="22"/>
-        </w:rPr>
-        <w:t xml:space="preserve">, </w:t>
-      </w:r>
-      <w:proofErr w:type="spellStart"/>
-      <w:r>
-        <w:rPr>
-          <w:rFonts w:asciiTheme="majorHAnsi" w:hAnsiTheme="majorHAnsi" w:cstheme="majorHAnsi"/>
-          <w:color w:val="auto"/>
-          <w:sz w:val="22"/>
-          <w:szCs w:val="22"/>
-        </w:rPr>
-        <w:t>Huggingface</w:t>
-      </w:r>
-      <w:proofErr w:type="spellEnd"/>
-      <w:r>
-        <w:rPr>
-          <w:rFonts w:asciiTheme="majorHAnsi" w:hAnsiTheme="majorHAnsi" w:cstheme="majorHAnsi"/>
-          <w:color w:val="auto"/>
-          <w:sz w:val="22"/>
-          <w:szCs w:val="22"/>
-        </w:rPr>
-        <w:t xml:space="preserve">, </w:t>
-      </w:r>
-      <w:proofErr w:type="spellStart"/>
-      <w:r>
-        <w:rPr>
-          <w:rFonts w:asciiTheme="majorHAnsi" w:hAnsiTheme="majorHAnsi" w:cstheme="majorHAnsi"/>
-          <w:color w:val="auto"/>
-          <w:sz w:val="22"/>
-          <w:szCs w:val="22"/>
-        </w:rPr>
-        <w:t>Peft</w:t>
-      </w:r>
-      <w:proofErr w:type="spellEnd"/>
-      <w:r>
-        <w:rPr>
-          <w:rFonts w:asciiTheme="majorHAnsi" w:hAnsiTheme="majorHAnsi" w:cstheme="majorHAnsi"/>
-          <w:color w:val="auto"/>
-          <w:sz w:val="22"/>
-          <w:szCs w:val="22"/>
-        </w:rPr>
-        <w:t xml:space="preserve">, </w:t>
-      </w:r>
-      <w:proofErr w:type="spellStart"/>
-      <w:r>
-        <w:rPr>
-          <w:rFonts w:asciiTheme="majorHAnsi" w:hAnsiTheme="majorHAnsi" w:cstheme="majorHAnsi"/>
-          <w:color w:val="auto"/>
-          <w:sz w:val="22"/>
-          <w:szCs w:val="22"/>
-        </w:rPr>
-        <w:t>Torchrun</w:t>
-      </w:r>
-      <w:proofErr w:type="spellEnd"/>
-      <w:r>
-        <w:rPr>
-          <w:rFonts w:asciiTheme="majorHAnsi" w:hAnsiTheme="majorHAnsi" w:cstheme="majorHAnsi"/>
-          <w:color w:val="auto"/>
-          <w:sz w:val="22"/>
-          <w:szCs w:val="22"/>
-        </w:rPr>
-        <w:t xml:space="preserve">, </w:t>
-      </w:r>
-      <w:proofErr w:type="spellStart"/>
-      <w:r>
-        <w:rPr>
-          <w:rFonts w:asciiTheme="majorHAnsi" w:hAnsiTheme="majorHAnsi" w:cstheme="majorHAnsi"/>
-          <w:color w:val="auto"/>
-          <w:sz w:val="22"/>
-          <w:szCs w:val="22"/>
-        </w:rPr>
-        <w:t>Deepspeed</w:t>
-      </w:r>
-      <w:proofErr w:type="spellEnd"/>
-      <w:r>
-        <w:rPr>
-          <w:rFonts w:asciiTheme="majorHAnsi" w:hAnsiTheme="majorHAnsi" w:cstheme="majorHAnsi"/>
-          <w:color w:val="auto"/>
-          <w:sz w:val="22"/>
-          <w:szCs w:val="22"/>
-        </w:rPr>
-        <w:t>, Pandas, NumPy, Matplotlib, Scikit-Learn</w:t>
+      <w:r>
+        <w:rPr>
+          <w:rFonts w:asciiTheme="majorHAnsi" w:hAnsiTheme="majorHAnsi" w:cstheme="majorHAnsi"/>
+          <w:color w:val="auto"/>
+          <w:sz w:val="22"/>
+          <w:szCs w:val="22"/>
+        </w:rPr>
+        <w:t>PyTorch, Huggingface, Peft, Torchrun, Deepspeed, Pandas, NumPy, Matplotlib, Scikit-Learn</w:t>
       </w:r>
     </w:p>
     <w:p>

--- a/assets/resume.docx
+++ b/assets/resume.docx
@@ -1268,14 +1268,23 @@
           <w:rFonts w:asciiTheme="majorHAnsi" w:hAnsiTheme="majorHAnsi" w:cstheme="majorHAnsi"/>
           <w:lang w:eastAsia="zh-CN"/>
         </w:rPr>
-        <w:t>, Abdulrahman Alrabah, Dilek Hakkani-Tür, Gokhan Tur</w:t>
-      </w:r>
-      <w:r>
-        <w:rPr>
-          <w:rFonts w:asciiTheme="majorHAnsi" w:hAnsiTheme="majorHAnsi" w:cstheme="majorHAnsi" w:hint="eastAsia"/>
-          <w:lang w:eastAsia="zh-CN"/>
-        </w:rPr>
-        <w:t xml:space="preserve">. 2026. </w:t>
+        <w:t xml:space="preserve">, Abdulrahman Alrabah, Dilek </w:t>
+      </w:r>
+      <w:proofErr w:type="spellStart"/>
+      <w:r>
+        <w:rPr>
+          <w:rFonts w:asciiTheme="majorHAnsi" w:hAnsiTheme="majorHAnsi" w:cstheme="majorHAnsi"/>
+          <w:lang w:eastAsia="zh-CN"/>
+        </w:rPr>
+        <w:t>Hakkani</w:t>
+      </w:r>
+      <w:proofErr w:type="spellEnd"/>
+      <w:r>
+        <w:rPr>
+          <w:rFonts w:asciiTheme="majorHAnsi" w:hAnsiTheme="majorHAnsi" w:cstheme="majorHAnsi"/>
+          <w:lang w:eastAsia="zh-CN"/>
+        </w:rPr>
+        <w:t xml:space="preserve">-Tür, and Gokhan Tur. 2026. </w:t>
       </w:r>
       <w:hyperlink r:id="rId9" w:history="1">
         <w:r>
@@ -1289,10 +1298,10 @@
       </w:hyperlink>
       <w:r>
         <w:rPr>
-          <w:rFonts w:asciiTheme="majorHAnsi" w:hAnsiTheme="majorHAnsi" w:cstheme="majorHAnsi" w:hint="eastAsia"/>
-          <w:lang w:eastAsia="zh-CN"/>
-        </w:rPr>
-        <w:t>. Preprint.</w:t>
+          <w:rFonts w:asciiTheme="majorHAnsi" w:hAnsiTheme="majorHAnsi" w:cstheme="majorHAnsi"/>
+          <w:lang w:eastAsia="zh-CN"/>
+        </w:rPr>
+        <w:t>. In Proceedings of the 27th Annual Meeting of the Special Interest Group on Discourse and Dialogue, pages 342–356, Atlanta, Georgia, USA. Association for Computational Linguistics.</w:t>
       </w:r>
     </w:p>
     <w:p>
@@ -1332,7 +1341,55 @@
           <w:rFonts w:asciiTheme="majorHAnsi" w:hAnsiTheme="majorHAnsi" w:cstheme="majorHAnsi"/>
           <w:lang w:eastAsia="zh-CN"/>
         </w:rPr>
-        <w:t xml:space="preserve">, Takyoung Kim, Gokhan Tur, Shikib Mehri, Dilek Hakkani-Tür; </w:t>
+        <w:t xml:space="preserve">, </w:t>
+      </w:r>
+      <w:proofErr w:type="spellStart"/>
+      <w:r>
+        <w:rPr>
+          <w:rFonts w:asciiTheme="majorHAnsi" w:hAnsiTheme="majorHAnsi" w:cstheme="majorHAnsi"/>
+          <w:lang w:eastAsia="zh-CN"/>
+        </w:rPr>
+        <w:t>Takyoung</w:t>
+      </w:r>
+      <w:proofErr w:type="spellEnd"/>
+      <w:r>
+        <w:rPr>
+          <w:rFonts w:asciiTheme="majorHAnsi" w:hAnsiTheme="majorHAnsi" w:cstheme="majorHAnsi"/>
+          <w:lang w:eastAsia="zh-CN"/>
+        </w:rPr>
+        <w:t xml:space="preserve"> Kim, Gokhan Tur, </w:t>
+      </w:r>
+      <w:proofErr w:type="spellStart"/>
+      <w:r>
+        <w:rPr>
+          <w:rFonts w:asciiTheme="majorHAnsi" w:hAnsiTheme="majorHAnsi" w:cstheme="majorHAnsi"/>
+          <w:lang w:eastAsia="zh-CN"/>
+        </w:rPr>
+        <w:t>Shikib</w:t>
+      </w:r>
+      <w:proofErr w:type="spellEnd"/>
+      <w:r>
+        <w:rPr>
+          <w:rFonts w:asciiTheme="majorHAnsi" w:hAnsiTheme="majorHAnsi" w:cstheme="majorHAnsi"/>
+          <w:lang w:eastAsia="zh-CN"/>
+        </w:rPr>
+        <w:t xml:space="preserve"> Mehri, Dilek </w:t>
+      </w:r>
+      <w:proofErr w:type="spellStart"/>
+      <w:r>
+        <w:rPr>
+          <w:rFonts w:asciiTheme="majorHAnsi" w:hAnsiTheme="majorHAnsi" w:cstheme="majorHAnsi"/>
+          <w:lang w:eastAsia="zh-CN"/>
+        </w:rPr>
+        <w:t>Hakkani</w:t>
+      </w:r>
+      <w:proofErr w:type="spellEnd"/>
+      <w:r>
+        <w:rPr>
+          <w:rFonts w:asciiTheme="majorHAnsi" w:hAnsiTheme="majorHAnsi" w:cstheme="majorHAnsi"/>
+          <w:lang w:eastAsia="zh-CN"/>
+        </w:rPr>
+        <w:t xml:space="preserve">-Tür; </w:t>
       </w:r>
       <w:hyperlink r:id="rId10" w:history="1">
         <w:r>
@@ -1389,7 +1446,23 @@
           <w:rFonts w:asciiTheme="majorHAnsi" w:hAnsiTheme="majorHAnsi" w:cstheme="majorHAnsi"/>
           <w:lang w:eastAsia="zh-CN"/>
         </w:rPr>
-        <w:t xml:space="preserve">, Hyeonjeong Ha, Zirui Cheng, Esin Durmus, Jiaxuan You, Heng Ji, Gokhan Tur, and Dilek Hakkani-Tür. 2026. </w:t>
+        <w:t xml:space="preserve">, </w:t>
+      </w:r>
+      <w:proofErr w:type="spellStart"/>
+      <w:r>
+        <w:rPr>
+          <w:rFonts w:asciiTheme="majorHAnsi" w:hAnsiTheme="majorHAnsi" w:cstheme="majorHAnsi"/>
+          <w:lang w:eastAsia="zh-CN"/>
+        </w:rPr>
+        <w:t>Hyeonjeong</w:t>
+      </w:r>
+      <w:proofErr w:type="spellEnd"/>
+      <w:r>
+        <w:rPr>
+          <w:rFonts w:asciiTheme="majorHAnsi" w:hAnsiTheme="majorHAnsi" w:cstheme="majorHAnsi"/>
+          <w:lang w:eastAsia="zh-CN"/>
+        </w:rPr>
+        <w:t xml:space="preserve"> Ha, Zirui Cheng, Esin Durmus, Jiaxuan You, Heng Ji, Gokhan Tur, and Dilek Hakkani-Tür. 2026. </w:t>
       </w:r>
       <w:hyperlink r:id="rId11" w:history="1">
         <w:r>
@@ -1406,7 +1479,39 @@
           <w:rFonts w:asciiTheme="majorHAnsi" w:hAnsiTheme="majorHAnsi" w:cstheme="majorHAnsi"/>
           <w:lang w:eastAsia="zh-CN"/>
         </w:rPr>
-        <w:t>. ACM Comput. Surv. 58, 12, Article 310 (September 2026), 39 pages.</w:t>
+        <w:t xml:space="preserve">. ACM </w:t>
+      </w:r>
+      <w:proofErr w:type="spellStart"/>
+      <w:r>
+        <w:rPr>
+          <w:rFonts w:asciiTheme="majorHAnsi" w:hAnsiTheme="majorHAnsi" w:cstheme="majorHAnsi"/>
+          <w:lang w:eastAsia="zh-CN"/>
+        </w:rPr>
+        <w:t>Comput</w:t>
+      </w:r>
+      <w:proofErr w:type="spellEnd"/>
+      <w:r>
+        <w:rPr>
+          <w:rFonts w:asciiTheme="majorHAnsi" w:hAnsiTheme="majorHAnsi" w:cstheme="majorHAnsi"/>
+          <w:lang w:eastAsia="zh-CN"/>
+        </w:rPr>
+        <w:t xml:space="preserve">. </w:t>
+      </w:r>
+      <w:proofErr w:type="spellStart"/>
+      <w:r>
+        <w:rPr>
+          <w:rFonts w:asciiTheme="majorHAnsi" w:hAnsiTheme="majorHAnsi" w:cstheme="majorHAnsi"/>
+          <w:lang w:eastAsia="zh-CN"/>
+        </w:rPr>
+        <w:t>Surv</w:t>
+      </w:r>
+      <w:proofErr w:type="spellEnd"/>
+      <w:r>
+        <w:rPr>
+          <w:rFonts w:asciiTheme="majorHAnsi" w:hAnsiTheme="majorHAnsi" w:cstheme="majorHAnsi"/>
+          <w:lang w:eastAsia="zh-CN"/>
+        </w:rPr>
+        <w:t>. 58, 12, Article 310 (September 2026), 39 pages.</w:t>
       </w:r>
     </w:p>
     <w:p>
@@ -1439,7 +1544,23 @@
           <w:rFonts w:asciiTheme="majorHAnsi" w:hAnsiTheme="majorHAnsi" w:cstheme="majorHAnsi"/>
           <w:lang w:eastAsia="zh-CN"/>
         </w:rPr>
-        <w:t xml:space="preserve">, Shashidhar, S., Hakkani-Tür, D. (2025) </w:t>
+        <w:t xml:space="preserve">, Shashidhar, S., </w:t>
+      </w:r>
+      <w:proofErr w:type="spellStart"/>
+      <w:r>
+        <w:rPr>
+          <w:rFonts w:asciiTheme="majorHAnsi" w:hAnsiTheme="majorHAnsi" w:cstheme="majorHAnsi"/>
+          <w:lang w:eastAsia="zh-CN"/>
+        </w:rPr>
+        <w:t>Hakkani</w:t>
+      </w:r>
+      <w:proofErr w:type="spellEnd"/>
+      <w:r>
+        <w:rPr>
+          <w:rFonts w:asciiTheme="majorHAnsi" w:hAnsiTheme="majorHAnsi" w:cstheme="majorHAnsi"/>
+          <w:lang w:eastAsia="zh-CN"/>
+        </w:rPr>
+        <w:t xml:space="preserve">-Tür, D. (2025) </w:t>
       </w:r>
       <w:hyperlink r:id="rId12" w:history="1">
         <w:r>
@@ -1456,7 +1577,23 @@
           <w:rFonts w:asciiTheme="majorHAnsi" w:hAnsiTheme="majorHAnsi" w:cstheme="majorHAnsi"/>
           <w:lang w:eastAsia="zh-CN"/>
         </w:rPr>
-        <w:t>. Proc. 10th Workshop on Speech and Language Technology in Education (SLaTE), 187-188</w:t>
+        <w:t>. Proc. 10th Workshop on Speech and Language Technology in Education (</w:t>
+      </w:r>
+      <w:proofErr w:type="spellStart"/>
+      <w:r>
+        <w:rPr>
+          <w:rFonts w:asciiTheme="majorHAnsi" w:hAnsiTheme="majorHAnsi" w:cstheme="majorHAnsi"/>
+          <w:lang w:eastAsia="zh-CN"/>
+        </w:rPr>
+        <w:t>SLaTE</w:t>
+      </w:r>
+      <w:proofErr w:type="spellEnd"/>
+      <w:r>
+        <w:rPr>
+          <w:rFonts w:asciiTheme="majorHAnsi" w:hAnsiTheme="majorHAnsi" w:cstheme="majorHAnsi"/>
+          <w:lang w:eastAsia="zh-CN"/>
+        </w:rPr>
+        <w:t>), 187-188</w:t>
       </w:r>
       <w:r>
         <w:rPr>
@@ -1487,7 +1624,23 @@
           <w:rFonts w:asciiTheme="majorHAnsi" w:hAnsiTheme="majorHAnsi" w:cstheme="majorHAnsi"/>
           <w:lang w:eastAsia="zh-CN"/>
         </w:rPr>
-        <w:t xml:space="preserve">Kunlun Zhu, Hongyi Du, Zhaochen Hong, </w:t>
+        <w:t xml:space="preserve">Kunlun Zhu, Hongyi Du, </w:t>
+      </w:r>
+      <w:proofErr w:type="spellStart"/>
+      <w:r>
+        <w:rPr>
+          <w:rFonts w:asciiTheme="majorHAnsi" w:hAnsiTheme="majorHAnsi" w:cstheme="majorHAnsi"/>
+          <w:lang w:eastAsia="zh-CN"/>
+        </w:rPr>
+        <w:t>Zhaochen</w:t>
+      </w:r>
+      <w:proofErr w:type="spellEnd"/>
+      <w:r>
+        <w:rPr>
+          <w:rFonts w:asciiTheme="majorHAnsi" w:hAnsiTheme="majorHAnsi" w:cstheme="majorHAnsi"/>
+          <w:lang w:eastAsia="zh-CN"/>
+        </w:rPr>
+        <w:t xml:space="preserve"> Hong, </w:t>
       </w:r>
       <w:r>
         <w:rPr>
@@ -1503,7 +1656,23 @@
           <w:rFonts w:asciiTheme="majorHAnsi" w:hAnsiTheme="majorHAnsi" w:cstheme="majorHAnsi"/>
           <w:lang w:eastAsia="zh-CN"/>
         </w:rPr>
-        <w:t xml:space="preserve">, Shuyi Guo, Zhe Wang, Zhenhailong Wang, Cheng Qian, Robert Tang, Heng Ji, and Jiaxuan You. 2025. </w:t>
+        <w:t xml:space="preserve">, Shuyi Guo, Zhe Wang, </w:t>
+      </w:r>
+      <w:proofErr w:type="spellStart"/>
+      <w:r>
+        <w:rPr>
+          <w:rFonts w:asciiTheme="majorHAnsi" w:hAnsiTheme="majorHAnsi" w:cstheme="majorHAnsi"/>
+          <w:lang w:eastAsia="zh-CN"/>
+        </w:rPr>
+        <w:t>Zhenhailong</w:t>
+      </w:r>
+      <w:proofErr w:type="spellEnd"/>
+      <w:r>
+        <w:rPr>
+          <w:rFonts w:asciiTheme="majorHAnsi" w:hAnsiTheme="majorHAnsi" w:cstheme="majorHAnsi"/>
+          <w:lang w:eastAsia="zh-CN"/>
+        </w:rPr>
+        <w:t xml:space="preserve"> Wang, Cheng Qian, Robert Tang, Heng Ji, and Jiaxuan You. 2025. </w:t>
       </w:r>
       <w:hyperlink r:id="rId13" w:history="1">
         <w:r>
@@ -1545,7 +1714,61 @@
           <w:bdr w:val="nil"/>
           <w:lang w:eastAsia="zh-CN"/>
         </w:rPr>
-        <w:t xml:space="preserve">Cheng Qian, Peixuan Han, Qinyu Luo, Bingxiang He, Xiusi Chen, Yuji Zhang, Hongyi Du, Jiarui Yao, </w:t>
+        <w:t xml:space="preserve">Cheng Qian, Peixuan Han, </w:t>
+      </w:r>
+      <w:proofErr w:type="spellStart"/>
+      <w:r>
+        <w:rPr>
+          <w:rFonts w:asciiTheme="majorHAnsi" w:eastAsia="Arial Unicode MS" w:hAnsiTheme="majorHAnsi" w:cstheme="majorHAnsi"/>
+          <w:bdr w:val="nil"/>
+          <w:lang w:eastAsia="zh-CN"/>
+        </w:rPr>
+        <w:t>Qinyu</w:t>
+      </w:r>
+      <w:proofErr w:type="spellEnd"/>
+      <w:r>
+        <w:rPr>
+          <w:rFonts w:asciiTheme="majorHAnsi" w:eastAsia="Arial Unicode MS" w:hAnsiTheme="majorHAnsi" w:cstheme="majorHAnsi"/>
+          <w:bdr w:val="nil"/>
+          <w:lang w:eastAsia="zh-CN"/>
+        </w:rPr>
+        <w:t xml:space="preserve"> Luo, </w:t>
+      </w:r>
+      <w:proofErr w:type="spellStart"/>
+      <w:r>
+        <w:rPr>
+          <w:rFonts w:asciiTheme="majorHAnsi" w:eastAsia="Arial Unicode MS" w:hAnsiTheme="majorHAnsi" w:cstheme="majorHAnsi"/>
+          <w:bdr w:val="nil"/>
+          <w:lang w:eastAsia="zh-CN"/>
+        </w:rPr>
+        <w:t>Bingxiang</w:t>
+      </w:r>
+      <w:proofErr w:type="spellEnd"/>
+      <w:r>
+        <w:rPr>
+          <w:rFonts w:asciiTheme="majorHAnsi" w:eastAsia="Arial Unicode MS" w:hAnsiTheme="majorHAnsi" w:cstheme="majorHAnsi"/>
+          <w:bdr w:val="nil"/>
+          <w:lang w:eastAsia="zh-CN"/>
+        </w:rPr>
+        <w:t xml:space="preserve"> He, </w:t>
+      </w:r>
+      <w:proofErr w:type="spellStart"/>
+      <w:r>
+        <w:rPr>
+          <w:rFonts w:asciiTheme="majorHAnsi" w:eastAsia="Arial Unicode MS" w:hAnsiTheme="majorHAnsi" w:cstheme="majorHAnsi"/>
+          <w:bdr w:val="nil"/>
+          <w:lang w:eastAsia="zh-CN"/>
+        </w:rPr>
+        <w:t>Xiusi</w:t>
+      </w:r>
+      <w:proofErr w:type="spellEnd"/>
+      <w:r>
+        <w:rPr>
+          <w:rFonts w:asciiTheme="majorHAnsi" w:eastAsia="Arial Unicode MS" w:hAnsiTheme="majorHAnsi" w:cstheme="majorHAnsi"/>
+          <w:bdr w:val="nil"/>
+          <w:lang w:eastAsia="zh-CN"/>
+        </w:rPr>
+        <w:t xml:space="preserve"> Chen, Yuji Zhang, Hongyi Du, Jiarui Yao, </w:t>
       </w:r>
       <w:r>
         <w:rPr>
@@ -1563,7 +1786,43 @@
           <w:bdr w:val="nil"/>
           <w:lang w:eastAsia="zh-CN"/>
         </w:rPr>
-        <w:t xml:space="preserve">, Denghui Zhang, Yunzhu Li, and Heng Ji. 2025. </w:t>
+        <w:t xml:space="preserve">, </w:t>
+      </w:r>
+      <w:proofErr w:type="spellStart"/>
+      <w:r>
+        <w:rPr>
+          <w:rFonts w:asciiTheme="majorHAnsi" w:eastAsia="Arial Unicode MS" w:hAnsiTheme="majorHAnsi" w:cstheme="majorHAnsi"/>
+          <w:bdr w:val="nil"/>
+          <w:lang w:eastAsia="zh-CN"/>
+        </w:rPr>
+        <w:t>Denghui</w:t>
+      </w:r>
+      <w:proofErr w:type="spellEnd"/>
+      <w:r>
+        <w:rPr>
+          <w:rFonts w:asciiTheme="majorHAnsi" w:eastAsia="Arial Unicode MS" w:hAnsiTheme="majorHAnsi" w:cstheme="majorHAnsi"/>
+          <w:bdr w:val="nil"/>
+          <w:lang w:eastAsia="zh-CN"/>
+        </w:rPr>
+        <w:t xml:space="preserve"> Zhang, </w:t>
+      </w:r>
+      <w:proofErr w:type="spellStart"/>
+      <w:r>
+        <w:rPr>
+          <w:rFonts w:asciiTheme="majorHAnsi" w:eastAsia="Arial Unicode MS" w:hAnsiTheme="majorHAnsi" w:cstheme="majorHAnsi"/>
+          <w:bdr w:val="nil"/>
+          <w:lang w:eastAsia="zh-CN"/>
+        </w:rPr>
+        <w:t>Yunzhu</w:t>
+      </w:r>
+      <w:proofErr w:type="spellEnd"/>
+      <w:r>
+        <w:rPr>
+          <w:rFonts w:asciiTheme="majorHAnsi" w:eastAsia="Arial Unicode MS" w:hAnsiTheme="majorHAnsi" w:cstheme="majorHAnsi"/>
+          <w:bdr w:val="nil"/>
+          <w:lang w:eastAsia="zh-CN"/>
+        </w:rPr>
+        <w:t xml:space="preserve"> Li, and Heng Ji. 2025. </w:t>
       </w:r>
       <w:hyperlink r:id="rId14" w:history="1">
         <w:r>
@@ -1622,7 +1881,39 @@
           <w:rFonts w:asciiTheme="majorHAnsi" w:hAnsiTheme="majorHAnsi" w:cstheme="majorHAnsi"/>
           <w:lang w:eastAsia="zh-CN"/>
         </w:rPr>
-        <w:t xml:space="preserve">, Emre Can Acikgoz, Suvodip Dey, Gokhan Tur, and Dilek Hakkani-Tur. 2025. </w:t>
+        <w:t xml:space="preserve">, Emre Can </w:t>
+      </w:r>
+      <w:proofErr w:type="spellStart"/>
+      <w:r>
+        <w:rPr>
+          <w:rFonts w:asciiTheme="majorHAnsi" w:hAnsiTheme="majorHAnsi" w:cstheme="majorHAnsi"/>
+          <w:lang w:eastAsia="zh-CN"/>
+        </w:rPr>
+        <w:t>Acikgoz</w:t>
+      </w:r>
+      <w:proofErr w:type="spellEnd"/>
+      <w:r>
+        <w:rPr>
+          <w:rFonts w:asciiTheme="majorHAnsi" w:hAnsiTheme="majorHAnsi" w:cstheme="majorHAnsi"/>
+          <w:lang w:eastAsia="zh-CN"/>
+        </w:rPr>
+        <w:t xml:space="preserve">, </w:t>
+      </w:r>
+      <w:proofErr w:type="spellStart"/>
+      <w:r>
+        <w:rPr>
+          <w:rFonts w:asciiTheme="majorHAnsi" w:hAnsiTheme="majorHAnsi" w:cstheme="majorHAnsi"/>
+          <w:lang w:eastAsia="zh-CN"/>
+        </w:rPr>
+        <w:t>Suvodip</w:t>
+      </w:r>
+      <w:proofErr w:type="spellEnd"/>
+      <w:r>
+        <w:rPr>
+          <w:rFonts w:asciiTheme="majorHAnsi" w:hAnsiTheme="majorHAnsi" w:cstheme="majorHAnsi"/>
+          <w:lang w:eastAsia="zh-CN"/>
+        </w:rPr>
+        <w:t xml:space="preserve"> Dey, Gokhan Tur, and Dilek Hakkani-Tur. 2025. </w:t>
       </w:r>
       <w:hyperlink r:id="rId15" w:history="1">
         <w:r>
@@ -1672,7 +1963,23 @@
           <w:rFonts w:asciiTheme="majorHAnsi" w:hAnsiTheme="majorHAnsi" w:cstheme="majorHAnsi"/>
           <w:lang w:eastAsia="zh-CN"/>
         </w:rPr>
-        <w:t xml:space="preserve">, Bingsen Chen, and Yik-Cheung Tam. 2024. </w:t>
+        <w:t xml:space="preserve">, </w:t>
+      </w:r>
+      <w:proofErr w:type="spellStart"/>
+      <w:r>
+        <w:rPr>
+          <w:rFonts w:asciiTheme="majorHAnsi" w:hAnsiTheme="majorHAnsi" w:cstheme="majorHAnsi"/>
+          <w:lang w:eastAsia="zh-CN"/>
+        </w:rPr>
+        <w:t>Bingsen</w:t>
+      </w:r>
+      <w:proofErr w:type="spellEnd"/>
+      <w:r>
+        <w:rPr>
+          <w:rFonts w:asciiTheme="majorHAnsi" w:hAnsiTheme="majorHAnsi" w:cstheme="majorHAnsi"/>
+          <w:lang w:eastAsia="zh-CN"/>
+        </w:rPr>
+        <w:t xml:space="preserve"> Chen, and Yik-Cheung Tam. 2024. </w:t>
       </w:r>
       <w:hyperlink r:id="rId16" w:history="1">
         <w:r>
@@ -1733,6 +2040,7 @@
           <w:u w:val="single"/>
           <w:lang w:eastAsia="zh-CN"/>
         </w:rPr>
+        <w:lastRenderedPageBreak/>
         <w:t>RESEARCH</w:t>
       </w:r>
       <w:r>
@@ -1770,7 +2078,6 @@
           <w:sz w:val="22"/>
           <w:szCs w:val="22"/>
         </w:rPr>
-        <w:lastRenderedPageBreak/>
         <w:t>Siebel School of Computing and Data Science, University of Illinois Urbana-Champaign</w:t>
       </w:r>
     </w:p>
@@ -1781,7 +2088,7 @@
           <w:tab w:val="left" w:pos="1620"/>
         </w:tabs>
         <w:rPr>
-          <w:rFonts w:asciiTheme="majorHAnsi" w:hAnsiTheme="majorHAnsi" w:cstheme="majorBidi" w:hint="eastAsia"/>
+          <w:rFonts w:asciiTheme="majorHAnsi" w:hAnsiTheme="majorHAnsi" w:cstheme="majorBidi"/>
           <w:color w:val="auto"/>
           <w:sz w:val="22"/>
           <w:szCs w:val="22"/>
@@ -2086,7 +2393,29 @@
           <w:szCs w:val="22"/>
           <w:lang w:eastAsia="zh-CN"/>
         </w:rPr>
-        <w:t xml:space="preserve">LLM ReAct framework </w:t>
+        <w:t xml:space="preserve">LLM </w:t>
+      </w:r>
+      <w:proofErr w:type="spellStart"/>
+      <w:r>
+        <w:rPr>
+          <w:rFonts w:asciiTheme="majorHAnsi" w:hAnsiTheme="majorHAnsi" w:cstheme="majorHAnsi"/>
+          <w:color w:val="auto"/>
+          <w:sz w:val="22"/>
+          <w:szCs w:val="22"/>
+          <w:lang w:eastAsia="zh-CN"/>
+        </w:rPr>
+        <w:t>ReAct</w:t>
+      </w:r>
+      <w:proofErr w:type="spellEnd"/>
+      <w:r>
+        <w:rPr>
+          <w:rFonts w:asciiTheme="majorHAnsi" w:hAnsiTheme="majorHAnsi" w:cstheme="majorHAnsi"/>
+          <w:color w:val="auto"/>
+          <w:sz w:val="22"/>
+          <w:szCs w:val="22"/>
+          <w:lang w:eastAsia="zh-CN"/>
+        </w:rPr>
+        <w:t xml:space="preserve"> framework </w:t>
       </w:r>
       <w:r>
         <w:rPr>
@@ -2176,8 +2505,9 @@
           <w:szCs w:val="22"/>
           <w:lang w:eastAsia="zh-CN"/>
         </w:rPr>
-        <w:t xml:space="preserve"> of MultiWOZ</w:t>
-      </w:r>
+        <w:t xml:space="preserve"> of </w:t>
+      </w:r>
+      <w:proofErr w:type="spellStart"/>
       <w:r>
         <w:rPr>
           <w:rFonts w:asciiTheme="majorHAnsi" w:hAnsiTheme="majorHAnsi" w:cstheme="majorHAnsi" w:hint="eastAsia"/>
@@ -2186,6 +2516,17 @@
           <w:szCs w:val="22"/>
           <w:lang w:eastAsia="zh-CN"/>
         </w:rPr>
+        <w:t>MultiWOZ</w:t>
+      </w:r>
+      <w:proofErr w:type="spellEnd"/>
+      <w:r>
+        <w:rPr>
+          <w:rFonts w:asciiTheme="majorHAnsi" w:hAnsiTheme="majorHAnsi" w:cstheme="majorHAnsi" w:hint="eastAsia"/>
+          <w:color w:val="auto"/>
+          <w:sz w:val="22"/>
+          <w:szCs w:val="22"/>
+          <w:lang w:eastAsia="zh-CN"/>
+        </w:rPr>
         <w:t>;</w:t>
       </w:r>
       <w:r>
@@ -2406,7 +2747,29 @@
           <w:szCs w:val="22"/>
           <w:lang w:eastAsia="zh-CN"/>
         </w:rPr>
-        <w:t>task-oriented dialogue benchmark MultiWOZ by 5.5% and 3% respectively</w:t>
+        <w:t xml:space="preserve">task-oriented dialogue benchmark </w:t>
+      </w:r>
+      <w:proofErr w:type="spellStart"/>
+      <w:r>
+        <w:rPr>
+          <w:rFonts w:asciiTheme="majorHAnsi" w:hAnsiTheme="majorHAnsi" w:cstheme="majorHAnsi"/>
+          <w:color w:val="auto"/>
+          <w:sz w:val="22"/>
+          <w:szCs w:val="22"/>
+          <w:lang w:eastAsia="zh-CN"/>
+        </w:rPr>
+        <w:t>MultiWOZ</w:t>
+      </w:r>
+      <w:proofErr w:type="spellEnd"/>
+      <w:r>
+        <w:rPr>
+          <w:rFonts w:asciiTheme="majorHAnsi" w:hAnsiTheme="majorHAnsi" w:cstheme="majorHAnsi"/>
+          <w:color w:val="auto"/>
+          <w:sz w:val="22"/>
+          <w:szCs w:val="22"/>
+          <w:lang w:eastAsia="zh-CN"/>
+        </w:rPr>
+        <w:t xml:space="preserve"> by 5.5% and 3% respectively</w:t>
       </w:r>
       <w:r>
         <w:rPr>
@@ -2578,6 +2941,7 @@
         </w:rPr>
         <w:t xml:space="preserve">the </w:t>
       </w:r>
+      <w:proofErr w:type="spellStart"/>
       <w:r>
         <w:rPr>
           <w:rFonts w:asciiTheme="majorHAnsi" w:hAnsiTheme="majorHAnsi" w:cstheme="majorHAnsi"/>
@@ -2588,6 +2952,7 @@
         </w:rPr>
         <w:t>YourBench</w:t>
       </w:r>
+      <w:proofErr w:type="spellEnd"/>
       <w:r>
         <w:rPr>
           <w:rFonts w:asciiTheme="majorHAnsi" w:hAnsiTheme="majorHAnsi" w:cstheme="majorHAnsi" w:hint="eastAsia"/>
@@ -2678,6 +3043,7 @@
         </w:rPr>
         <w:t xml:space="preserve"> on the QA generation benchmark </w:t>
       </w:r>
+      <w:proofErr w:type="spellStart"/>
       <w:r>
         <w:rPr>
           <w:rFonts w:asciiTheme="majorHAnsi" w:hAnsiTheme="majorHAnsi" w:cstheme="majorHAnsi"/>
@@ -2688,6 +3054,7 @@
         </w:rPr>
         <w:t>FairytaleQA</w:t>
       </w:r>
+      <w:proofErr w:type="spellEnd"/>
       <w:r>
         <w:rPr>
           <w:rFonts w:asciiTheme="majorHAnsi" w:hAnsiTheme="majorHAnsi" w:cstheme="majorHAnsi" w:hint="eastAsia"/>
@@ -2844,7 +3211,29 @@
           <w:szCs w:val="22"/>
           <w:lang w:eastAsia="zh-CN"/>
         </w:rPr>
-        <w:t>% dialogue state slot F1 score on the MultiWOZ benchmark after optimizing the multi-agent system, and o</w:t>
+        <w:t xml:space="preserve">% dialogue state slot F1 score on the </w:t>
+      </w:r>
+      <w:proofErr w:type="spellStart"/>
+      <w:r>
+        <w:rPr>
+          <w:rFonts w:asciiTheme="majorHAnsi" w:hAnsiTheme="majorHAnsi" w:cstheme="majorHAnsi" w:hint="eastAsia"/>
+          <w:color w:val="auto"/>
+          <w:sz w:val="22"/>
+          <w:szCs w:val="22"/>
+          <w:lang w:eastAsia="zh-CN"/>
+        </w:rPr>
+        <w:t>MultiWOZ</w:t>
+      </w:r>
+      <w:proofErr w:type="spellEnd"/>
+      <w:r>
+        <w:rPr>
+          <w:rFonts w:asciiTheme="majorHAnsi" w:hAnsiTheme="majorHAnsi" w:cstheme="majorHAnsi" w:hint="eastAsia"/>
+          <w:color w:val="auto"/>
+          <w:sz w:val="22"/>
+          <w:szCs w:val="22"/>
+          <w:lang w:eastAsia="zh-CN"/>
+        </w:rPr>
+        <w:t xml:space="preserve"> benchmark after optimizing the multi-agent system, and o</w:t>
       </w:r>
       <w:r>
         <w:rPr>
@@ -3173,7 +3562,25 @@
           <w:bdr w:val="nil"/>
           <w:lang w:eastAsia="zh-CN"/>
         </w:rPr>
-        <w:t>Finetuned LoRAs for large language models to investigate model mathematic reasoning ability</w:t>
+        <w:t xml:space="preserve">Finetuned </w:t>
+      </w:r>
+      <w:proofErr w:type="spellStart"/>
+      <w:r>
+        <w:rPr>
+          <w:rFonts w:asciiTheme="majorHAnsi" w:eastAsia="Arial Unicode MS" w:hAnsiTheme="majorHAnsi" w:cstheme="majorHAnsi"/>
+          <w:bdr w:val="nil"/>
+          <w:lang w:eastAsia="zh-CN"/>
+        </w:rPr>
+        <w:t>LoRAs</w:t>
+      </w:r>
+      <w:proofErr w:type="spellEnd"/>
+      <w:r>
+        <w:rPr>
+          <w:rFonts w:asciiTheme="majorHAnsi" w:eastAsia="Arial Unicode MS" w:hAnsiTheme="majorHAnsi" w:cstheme="majorHAnsi"/>
+          <w:bdr w:val="nil"/>
+          <w:lang w:eastAsia="zh-CN"/>
+        </w:rPr>
+        <w:t xml:space="preserve"> for large language models to investigate model mathematic reasoning ability</w:t>
       </w:r>
       <w:r>
         <w:rPr>
@@ -3297,7 +3704,25 @@
           <w:bdr w:val="nil"/>
           <w:lang w:eastAsia="zh-CN"/>
         </w:rPr>
-        <w:t>Finetuned LoRAs for large language models to solve dialogue state tracking (DST)</w:t>
+        <w:t xml:space="preserve">Finetuned </w:t>
+      </w:r>
+      <w:proofErr w:type="spellStart"/>
+      <w:r>
+        <w:rPr>
+          <w:rFonts w:asciiTheme="majorHAnsi" w:eastAsia="Arial Unicode MS" w:hAnsiTheme="majorHAnsi" w:cstheme="majorHAnsi"/>
+          <w:bdr w:val="nil"/>
+          <w:lang w:eastAsia="zh-CN"/>
+        </w:rPr>
+        <w:t>LoRAs</w:t>
+      </w:r>
+      <w:proofErr w:type="spellEnd"/>
+      <w:r>
+        <w:rPr>
+          <w:rFonts w:asciiTheme="majorHAnsi" w:eastAsia="Arial Unicode MS" w:hAnsiTheme="majorHAnsi" w:cstheme="majorHAnsi"/>
+          <w:bdr w:val="nil"/>
+          <w:lang w:eastAsia="zh-CN"/>
+        </w:rPr>
+        <w:t xml:space="preserve"> for large language models to solve dialogue state tracking (DST)</w:t>
       </w:r>
       <w:r>
         <w:rPr>
@@ -3305,15 +3730,43 @@
           <w:bdr w:val="nil"/>
           <w:lang w:eastAsia="zh-CN"/>
         </w:rPr>
-        <w:t xml:space="preserve"> using the task-oriented dialogue benchmark MultiWOZ</w:t>
-      </w:r>
+        <w:t xml:space="preserve"> using the task-oriented dialogue benchmark </w:t>
+      </w:r>
+      <w:proofErr w:type="spellStart"/>
+      <w:r>
+        <w:rPr>
+          <w:rFonts w:asciiTheme="majorHAnsi" w:eastAsia="Arial Unicode MS" w:hAnsiTheme="majorHAnsi" w:cstheme="majorHAnsi" w:hint="eastAsia"/>
+          <w:bdr w:val="nil"/>
+          <w:lang w:eastAsia="zh-CN"/>
+        </w:rPr>
+        <w:t>MultiWOZ</w:t>
+      </w:r>
+      <w:proofErr w:type="spellEnd"/>
       <w:r>
         <w:rPr>
           <w:rFonts w:asciiTheme="majorHAnsi" w:eastAsia="Arial Unicode MS" w:hAnsiTheme="majorHAnsi" w:cstheme="majorHAnsi"/>
           <w:bdr w:val="nil"/>
           <w:lang w:eastAsia="zh-CN"/>
         </w:rPr>
-        <w:t>; Experimented with different LoRA settings, model scales, data scales, and different output settings, including slot-level QA and JSON format; Achieved a new SOTA in end-to-end DST methods, obtaining an 82.4% joint goal accuracy</w:t>
+        <w:t xml:space="preserve">; Experimented with different </w:t>
+      </w:r>
+      <w:proofErr w:type="spellStart"/>
+      <w:r>
+        <w:rPr>
+          <w:rFonts w:asciiTheme="majorHAnsi" w:eastAsia="Arial Unicode MS" w:hAnsiTheme="majorHAnsi" w:cstheme="majorHAnsi"/>
+          <w:bdr w:val="nil"/>
+          <w:lang w:eastAsia="zh-CN"/>
+        </w:rPr>
+        <w:t>LoRA</w:t>
+      </w:r>
+      <w:proofErr w:type="spellEnd"/>
+      <w:r>
+        <w:rPr>
+          <w:rFonts w:asciiTheme="majorHAnsi" w:eastAsia="Arial Unicode MS" w:hAnsiTheme="majorHAnsi" w:cstheme="majorHAnsi"/>
+          <w:bdr w:val="nil"/>
+          <w:lang w:eastAsia="zh-CN"/>
+        </w:rPr>
+        <w:t xml:space="preserve"> settings, model scales, data scales, and different output settings, including slot-level QA and JSON format; Achieved a new SOTA in end-to-end DST methods, obtaining an 82.4% joint goal accuracy</w:t>
       </w:r>
       <w:r>
         <w:rPr>
@@ -3448,7 +3901,29 @@
           <w:szCs w:val="22"/>
           <w:lang w:eastAsia="zh-CN"/>
         </w:rPr>
-        <w:t>, NeurIPS, May 2026</w:t>
+        <w:t xml:space="preserve">, </w:t>
+      </w:r>
+      <w:proofErr w:type="spellStart"/>
+      <w:r>
+        <w:rPr>
+          <w:rFonts w:asciiTheme="majorHAnsi" w:eastAsiaTheme="minorEastAsia" w:hAnsiTheme="majorHAnsi" w:cstheme="majorHAnsi" w:hint="eastAsia"/>
+          <w:color w:val="auto"/>
+          <w:sz w:val="22"/>
+          <w:szCs w:val="22"/>
+          <w:lang w:eastAsia="zh-CN"/>
+        </w:rPr>
+        <w:t>NeurIPS</w:t>
+      </w:r>
+      <w:proofErr w:type="spellEnd"/>
+      <w:r>
+        <w:rPr>
+          <w:rFonts w:asciiTheme="majorHAnsi" w:eastAsiaTheme="minorEastAsia" w:hAnsiTheme="majorHAnsi" w:cstheme="majorHAnsi" w:hint="eastAsia"/>
+          <w:color w:val="auto"/>
+          <w:sz w:val="22"/>
+          <w:szCs w:val="22"/>
+          <w:lang w:eastAsia="zh-CN"/>
+        </w:rPr>
+        <w:t>, May 2026</w:t>
       </w:r>
     </w:p>
     <w:p>
@@ -4309,7 +4784,29 @@
           <w:sz w:val="22"/>
           <w:szCs w:val="22"/>
         </w:rPr>
-        <w:t xml:space="preserve"> LaTex, SQL, R</w:t>
+        <w:t xml:space="preserve"> </w:t>
+      </w:r>
+      <w:proofErr w:type="spellStart"/>
+      <w:r>
+        <w:rPr>
+          <w:rFonts w:asciiTheme="majorHAnsi" w:hAnsiTheme="majorHAnsi" w:cstheme="majorHAnsi"/>
+          <w:bCs/>
+          <w:color w:val="auto"/>
+          <w:sz w:val="22"/>
+          <w:szCs w:val="22"/>
+        </w:rPr>
+        <w:t>LaTex</w:t>
+      </w:r>
+      <w:proofErr w:type="spellEnd"/>
+      <w:r>
+        <w:rPr>
+          <w:rFonts w:asciiTheme="majorHAnsi" w:hAnsiTheme="majorHAnsi" w:cstheme="majorHAnsi"/>
+          <w:bCs/>
+          <w:color w:val="auto"/>
+          <w:sz w:val="22"/>
+          <w:szCs w:val="22"/>
+        </w:rPr>
+        <w:t>, SQL, R</w:t>
       </w:r>
       <w:r>
         <w:rPr>
@@ -4356,14 +4853,105 @@
         </w:rPr>
         <w:t xml:space="preserve">: </w:t>
       </w:r>
-      <w:r>
-        <w:rPr>
-          <w:rFonts w:asciiTheme="majorHAnsi" w:hAnsiTheme="majorHAnsi" w:cstheme="majorHAnsi"/>
-          <w:color w:val="auto"/>
-          <w:sz w:val="22"/>
-          <w:szCs w:val="22"/>
-        </w:rPr>
-        <w:t>PyTorch, Huggingface, Peft, Torchrun, Deepspeed, Pandas, NumPy, Matplotlib, Scikit-Learn</w:t>
+      <w:proofErr w:type="spellStart"/>
+      <w:r>
+        <w:rPr>
+          <w:rFonts w:asciiTheme="majorHAnsi" w:hAnsiTheme="majorHAnsi" w:cstheme="majorHAnsi"/>
+          <w:color w:val="auto"/>
+          <w:sz w:val="22"/>
+          <w:szCs w:val="22"/>
+        </w:rPr>
+        <w:t>PyTorch</w:t>
+      </w:r>
+      <w:proofErr w:type="spellEnd"/>
+      <w:r>
+        <w:rPr>
+          <w:rFonts w:asciiTheme="majorHAnsi" w:hAnsiTheme="majorHAnsi" w:cstheme="majorHAnsi"/>
+          <w:color w:val="auto"/>
+          <w:sz w:val="22"/>
+          <w:szCs w:val="22"/>
+        </w:rPr>
+        <w:t xml:space="preserve">, </w:t>
+      </w:r>
+      <w:proofErr w:type="spellStart"/>
+      <w:r>
+        <w:rPr>
+          <w:rFonts w:asciiTheme="majorHAnsi" w:hAnsiTheme="majorHAnsi" w:cstheme="majorHAnsi"/>
+          <w:color w:val="auto"/>
+          <w:sz w:val="22"/>
+          <w:szCs w:val="22"/>
+        </w:rPr>
+        <w:t>Huggingface</w:t>
+      </w:r>
+      <w:proofErr w:type="spellEnd"/>
+      <w:r>
+        <w:rPr>
+          <w:rFonts w:asciiTheme="majorHAnsi" w:hAnsiTheme="majorHAnsi" w:cstheme="majorHAnsi"/>
+          <w:color w:val="auto"/>
+          <w:sz w:val="22"/>
+          <w:szCs w:val="22"/>
+        </w:rPr>
+        <w:t xml:space="preserve">, </w:t>
+      </w:r>
+      <w:proofErr w:type="spellStart"/>
+      <w:r>
+        <w:rPr>
+          <w:rFonts w:asciiTheme="majorHAnsi" w:hAnsiTheme="majorHAnsi" w:cstheme="majorHAnsi"/>
+          <w:color w:val="auto"/>
+          <w:sz w:val="22"/>
+          <w:szCs w:val="22"/>
+        </w:rPr>
+        <w:t>Peft</w:t>
+      </w:r>
+      <w:proofErr w:type="spellEnd"/>
+      <w:r>
+        <w:rPr>
+          <w:rFonts w:asciiTheme="majorHAnsi" w:hAnsiTheme="majorHAnsi" w:cstheme="majorHAnsi"/>
+          <w:color w:val="auto"/>
+          <w:sz w:val="22"/>
+          <w:szCs w:val="22"/>
+        </w:rPr>
+        <w:t xml:space="preserve">, </w:t>
+      </w:r>
+      <w:proofErr w:type="spellStart"/>
+      <w:r>
+        <w:rPr>
+          <w:rFonts w:asciiTheme="majorHAnsi" w:hAnsiTheme="majorHAnsi" w:cstheme="majorHAnsi"/>
+          <w:color w:val="auto"/>
+          <w:sz w:val="22"/>
+          <w:szCs w:val="22"/>
+        </w:rPr>
+        <w:t>Torchrun</w:t>
+      </w:r>
+      <w:proofErr w:type="spellEnd"/>
+      <w:r>
+        <w:rPr>
+          <w:rFonts w:asciiTheme="majorHAnsi" w:hAnsiTheme="majorHAnsi" w:cstheme="majorHAnsi"/>
+          <w:color w:val="auto"/>
+          <w:sz w:val="22"/>
+          <w:szCs w:val="22"/>
+        </w:rPr>
+        <w:t xml:space="preserve">, </w:t>
+      </w:r>
+      <w:proofErr w:type="spellStart"/>
+      <w:r>
+        <w:rPr>
+          <w:rFonts w:asciiTheme="majorHAnsi" w:hAnsiTheme="majorHAnsi" w:cstheme="majorHAnsi"/>
+          <w:color w:val="auto"/>
+          <w:sz w:val="22"/>
+          <w:szCs w:val="22"/>
+        </w:rPr>
+        <w:t>Deepspeed</w:t>
+      </w:r>
+      <w:proofErr w:type="spellEnd"/>
+      <w:r>
+        <w:rPr>
+          <w:rFonts w:asciiTheme="majorHAnsi" w:hAnsiTheme="majorHAnsi" w:cstheme="majorHAnsi"/>
+          <w:color w:val="auto"/>
+          <w:sz w:val="22"/>
+          <w:szCs w:val="22"/>
+        </w:rPr>
+        <w:t>, Pandas, NumPy, Matplotlib, Scikit-Learn</w:t>
       </w:r>
     </w:p>
     <w:p>

--- a/assets/resume.docx
+++ b/assets/resume.docx
@@ -26,7 +26,7 @@
           <w:caps/>
           <w:sz w:val="32"/>
           <w:szCs w:val="32"/>
-          <w:lang w:eastAsia="zh-CN"/>
+          <w:lang w:val="fr-FR" w:eastAsia="zh-CN"/>
         </w:rPr>
       </w:pPr>
       <w:r>
@@ -37,7 +37,7 @@
           <w:caps/>
           <w:sz w:val="32"/>
           <w:szCs w:val="32"/>
-          <w:lang w:eastAsia="zh-CN"/>
+          <w:lang w:val="fr-FR" w:eastAsia="zh-CN"/>
         </w:rPr>
         <w:t>Xiaocheng Yang</w:t>
       </w:r>
@@ -49,21 +49,34 @@
         <w:rPr>
           <w:sz w:val="20"/>
           <w:szCs w:val="20"/>
-        </w:rPr>
-      </w:pPr>
+          <w:lang w:val="fr-FR"/>
+        </w:rPr>
+      </w:pPr>
+      <w:proofErr w:type="gramStart"/>
       <w:r>
         <w:rPr>
           <w:sz w:val="20"/>
           <w:szCs w:val="20"/>
-        </w:rPr>
-        <w:t xml:space="preserve">Email: </w:t>
+          <w:lang w:val="fr-FR"/>
+        </w:rPr>
+        <w:t>Email:</w:t>
+      </w:r>
+      <w:proofErr w:type="gramEnd"/>
+      <w:r>
+        <w:rPr>
+          <w:sz w:val="20"/>
+          <w:szCs w:val="20"/>
+          <w:lang w:val="fr-FR"/>
+        </w:rPr>
+        <w:t xml:space="preserve"> </w:t>
       </w:r>
       <w:hyperlink r:id="rId7" w:history="1">
         <w:r>
           <w:rPr>
-            <w:rStyle w:val="ad"/>
+            <w:rStyle w:val="Hyperlink"/>
             <w:sz w:val="20"/>
             <w:szCs w:val="20"/>
+            <w:lang w:val="fr-FR"/>
           </w:rPr>
           <w:t>xyang21@wm.edu</w:t>
         </w:r>
@@ -72,6 +85,7 @@
         <w:rPr>
           <w:sz w:val="20"/>
           <w:szCs w:val="20"/>
+          <w:lang w:val="fr-FR"/>
         </w:rPr>
         <w:t xml:space="preserve">| </w:t>
       </w:r>
@@ -80,32 +94,46 @@
           <w:rFonts w:hint="eastAsia"/>
           <w:sz w:val="20"/>
           <w:szCs w:val="20"/>
-        </w:rPr>
-        <w:t>Main Page</w:t>
-      </w:r>
+          <w:lang w:val="fr-FR"/>
+        </w:rPr>
+        <w:t xml:space="preserve">Main </w:t>
+      </w:r>
+      <w:proofErr w:type="gramStart"/>
       <w:r>
         <w:rPr>
           <w:rFonts w:hint="eastAsia"/>
           <w:sz w:val="20"/>
           <w:szCs w:val="20"/>
-        </w:rPr>
-        <w:t>:</w:t>
+          <w:lang w:val="fr-FR"/>
+        </w:rPr>
+        <w:t>Page</w:t>
       </w:r>
       <w:r>
         <w:rPr>
           <w:rFonts w:hint="eastAsia"/>
           <w:sz w:val="20"/>
           <w:szCs w:val="20"/>
-          <w:lang w:eastAsia="zh-CN"/>
+          <w:lang w:val="fr-FR"/>
+        </w:rPr>
+        <w:t>:</w:t>
+      </w:r>
+      <w:proofErr w:type="gramEnd"/>
+      <w:r>
+        <w:rPr>
+          <w:rFonts w:hint="eastAsia"/>
+          <w:sz w:val="20"/>
+          <w:szCs w:val="20"/>
+          <w:lang w:val="fr-FR" w:eastAsia="zh-CN"/>
         </w:rPr>
         <w:t xml:space="preserve"> </w:t>
       </w:r>
       <w:hyperlink r:id="rId8" w:history="1">
         <w:r>
           <w:rPr>
-            <w:rStyle w:val="ad"/>
+            <w:rStyle w:val="Hyperlink"/>
             <w:sz w:val="20"/>
             <w:szCs w:val="20"/>
+            <w:lang w:val="fr-FR"/>
           </w:rPr>
           <w:t>yxc-cyber.github.io</w:t>
         </w:r>
@@ -114,6 +142,7 @@
         <w:rPr>
           <w:sz w:val="20"/>
           <w:szCs w:val="20"/>
+          <w:lang w:val="fr-FR"/>
         </w:rPr>
         <w:t xml:space="preserve"> </w:t>
       </w:r>
@@ -121,6 +150,7 @@
         <w:rPr>
           <w:sz w:val="20"/>
           <w:szCs w:val="20"/>
+          <w:lang w:val="fr-FR"/>
         </w:rPr>
         <w:br/>
       </w:r>
@@ -237,6 +267,14 @@
       <w:pPr>
         <w:pStyle w:val="BodyAA"/>
         <w:rPr>
+          <w:rFonts w:asciiTheme="majorHAnsi" w:eastAsia="Times New Roman" w:hAnsiTheme="majorHAnsi" w:cstheme="majorBidi"/>
+          <w:color w:val="auto"/>
+          <w:sz w:val="22"/>
+          <w:szCs w:val="22"/>
+        </w:rPr>
+      </w:pPr>
+      <w:r>
+        <w:rPr>
           <w:rFonts w:asciiTheme="majorHAnsi" w:hAnsiTheme="majorHAnsi" w:cstheme="majorBidi"/>
           <w:i/>
           <w:iCs/>
@@ -245,36 +283,31 @@
           <w:szCs w:val="22"/>
           <w:lang w:eastAsia="zh-CN"/>
         </w:rPr>
-      </w:pPr>
+        <w:t>Ph.D. in Applied Science, Concentration in Data Science</w:t>
+      </w:r>
       <w:r>
         <w:rPr>
           <w:rFonts w:asciiTheme="majorHAnsi" w:hAnsiTheme="majorHAnsi" w:cstheme="majorBidi"/>
-          <w:i/>
-          <w:iCs/>
-          <w:color w:val="auto"/>
-          <w:sz w:val="22"/>
-          <w:szCs w:val="22"/>
-          <w:lang w:eastAsia="zh-CN"/>
-        </w:rPr>
-        <w:t xml:space="preserve">Incoming </w:t>
+          <w:color w:val="auto"/>
+          <w:sz w:val="22"/>
+          <w:szCs w:val="22"/>
+          <w:lang w:eastAsia="zh-CN"/>
+        </w:rPr>
+        <w:tab/>
       </w:r>
       <w:r>
         <w:rPr>
           <w:rFonts w:asciiTheme="majorHAnsi" w:hAnsiTheme="majorHAnsi" w:cstheme="majorBidi"/>
-          <w:i/>
-          <w:iCs/>
-          <w:color w:val="auto"/>
-          <w:sz w:val="22"/>
-          <w:szCs w:val="22"/>
-          <w:lang w:eastAsia="zh-CN"/>
-        </w:rPr>
-        <w:t>Ph.D. in Applied Science, Concentration in Data Science</w:t>
+          <w:color w:val="auto"/>
+          <w:sz w:val="22"/>
+          <w:szCs w:val="22"/>
+          <w:lang w:eastAsia="zh-CN"/>
+        </w:rPr>
+        <w:tab/>
       </w:r>
       <w:r>
         <w:rPr>
           <w:rFonts w:asciiTheme="majorHAnsi" w:hAnsiTheme="majorHAnsi" w:cstheme="majorBidi"/>
-          <w:i/>
-          <w:iCs/>
           <w:color w:val="auto"/>
           <w:sz w:val="22"/>
           <w:szCs w:val="22"/>
@@ -284,33 +317,7 @@
       </w:r>
       <w:r>
         <w:rPr>
-          <w:rFonts w:asciiTheme="majorHAnsi" w:hAnsiTheme="majorHAnsi" w:cstheme="majorBidi"/>
-          <w:i/>
-          <w:iCs/>
-          <w:color w:val="auto"/>
-          <w:sz w:val="22"/>
-          <w:szCs w:val="22"/>
-          <w:lang w:eastAsia="zh-CN"/>
-        </w:rPr>
-        <w:tab/>
-      </w:r>
-      <w:r>
-        <w:rPr>
-          <w:rFonts w:asciiTheme="majorHAnsi" w:hAnsiTheme="majorHAnsi" w:cstheme="majorBidi"/>
-          <w:i/>
-          <w:iCs/>
-          <w:color w:val="auto"/>
-          <w:sz w:val="22"/>
-          <w:szCs w:val="22"/>
-          <w:lang w:eastAsia="zh-CN"/>
-        </w:rPr>
-        <w:tab/>
-      </w:r>
-      <w:r>
-        <w:rPr>
           <w:rFonts w:asciiTheme="majorHAnsi" w:hAnsiTheme="majorHAnsi" w:cstheme="majorBidi" w:hint="eastAsia"/>
-          <w:i/>
-          <w:iCs/>
           <w:color w:val="auto"/>
           <w:sz w:val="22"/>
           <w:szCs w:val="22"/>
@@ -321,14 +328,21 @@
       <w:r>
         <w:rPr>
           <w:rFonts w:asciiTheme="majorHAnsi" w:hAnsiTheme="majorHAnsi" w:cstheme="majorBidi" w:hint="eastAsia"/>
-          <w:i/>
-          <w:iCs/>
           <w:color w:val="auto"/>
           <w:sz w:val="22"/>
           <w:szCs w:val="22"/>
           <w:lang w:eastAsia="zh-CN"/>
         </w:rPr>
         <w:t xml:space="preserve"> </w:t>
+      </w:r>
+      <w:r>
+        <w:rPr>
+          <w:rFonts w:asciiTheme="majorHAnsi" w:eastAsia="Times New Roman" w:hAnsiTheme="majorHAnsi" w:cstheme="majorBidi"/>
+          <w:color w:val="auto"/>
+          <w:sz w:val="22"/>
+          <w:szCs w:val="22"/>
+        </w:rPr>
+        <w:t>May 2026 - Present</w:t>
       </w:r>
     </w:p>
     <w:p>
@@ -1240,7 +1254,7 @@
     </w:p>
     <w:p>
       <w:pPr>
-        <w:pStyle w:val="ae"/>
+        <w:pStyle w:val="ListParagraph"/>
         <w:numPr>
           <w:ilvl w:val="0"/>
           <w:numId w:val="28"/>
@@ -1289,7 +1303,7 @@
       <w:hyperlink r:id="rId9" w:history="1">
         <w:r>
           <w:rPr>
-            <w:rStyle w:val="ad"/>
+            <w:rStyle w:val="Hyperlink"/>
             <w:rFonts w:asciiTheme="majorHAnsi" w:hAnsiTheme="majorHAnsi" w:cstheme="majorHAnsi"/>
             <w:lang w:eastAsia="zh-CN"/>
           </w:rPr>
@@ -1306,7 +1320,7 @@
     </w:p>
     <w:p>
       <w:pPr>
-        <w:pStyle w:val="ae"/>
+        <w:pStyle w:val="ListParagraph"/>
         <w:numPr>
           <w:ilvl w:val="0"/>
           <w:numId w:val="28"/>
@@ -1394,7 +1408,7 @@
       <w:hyperlink r:id="rId10" w:history="1">
         <w:r>
           <w:rPr>
-            <w:rStyle w:val="ad"/>
+            <w:rStyle w:val="Hyperlink"/>
             <w:rFonts w:asciiTheme="majorHAnsi" w:hAnsiTheme="majorHAnsi" w:cstheme="majorHAnsi"/>
             <w:lang w:eastAsia="zh-CN"/>
           </w:rPr>
@@ -1411,7 +1425,7 @@
     </w:p>
     <w:p>
       <w:pPr>
-        <w:pStyle w:val="ae"/>
+        <w:pStyle w:val="ListParagraph"/>
         <w:numPr>
           <w:ilvl w:val="0"/>
           <w:numId w:val="28"/>
@@ -1467,7 +1481,7 @@
       <w:hyperlink r:id="rId11" w:history="1">
         <w:r>
           <w:rPr>
-            <w:rStyle w:val="ad"/>
+            <w:rStyle w:val="Hyperlink"/>
             <w:rFonts w:asciiTheme="majorHAnsi" w:hAnsiTheme="majorHAnsi" w:cstheme="majorHAnsi"/>
             <w:lang w:eastAsia="zh-CN"/>
           </w:rPr>
@@ -1516,7 +1530,7 @@
     </w:p>
     <w:p>
       <w:pPr>
-        <w:pStyle w:val="ae"/>
+        <w:pStyle w:val="ListParagraph"/>
         <w:numPr>
           <w:ilvl w:val="0"/>
           <w:numId w:val="28"/>
@@ -1565,7 +1579,7 @@
       <w:hyperlink r:id="rId12" w:history="1">
         <w:r>
           <w:rPr>
-            <w:rStyle w:val="ad"/>
+            <w:rStyle w:val="Hyperlink"/>
             <w:rFonts w:asciiTheme="majorHAnsi" w:hAnsiTheme="majorHAnsi" w:cstheme="majorHAnsi"/>
             <w:lang w:eastAsia="zh-CN"/>
           </w:rPr>
@@ -1605,7 +1619,7 @@
     </w:p>
     <w:p>
       <w:pPr>
-        <w:pStyle w:val="ae"/>
+        <w:pStyle w:val="ListParagraph"/>
         <w:numPr>
           <w:ilvl w:val="0"/>
           <w:numId w:val="28"/>
@@ -1675,13 +1689,23 @@
         <w:t xml:space="preserve"> Wang, Cheng Qian, Robert Tang, Heng Ji, and Jiaxuan You. 2025. </w:t>
       </w:r>
       <w:hyperlink r:id="rId13" w:history="1">
+        <w:proofErr w:type="gramStart"/>
         <w:r>
           <w:rPr>
-            <w:rStyle w:val="ad"/>
+            <w:rStyle w:val="Hyperlink"/>
             <w:rFonts w:asciiTheme="majorHAnsi" w:hAnsiTheme="majorHAnsi" w:cstheme="majorHAnsi"/>
             <w:lang w:eastAsia="zh-CN"/>
           </w:rPr>
-          <w:t>MultiAgentBench : Evaluating the Collaboration and Competition of LLM agents</w:t>
+          <w:t>MultiAgentBench :</w:t>
+        </w:r>
+        <w:proofErr w:type="gramEnd"/>
+        <w:r>
+          <w:rPr>
+            <w:rStyle w:val="Hyperlink"/>
+            <w:rFonts w:asciiTheme="majorHAnsi" w:hAnsiTheme="majorHAnsi" w:cstheme="majorHAnsi"/>
+            <w:lang w:eastAsia="zh-CN"/>
+          </w:rPr>
+          <w:t xml:space="preserve"> Evaluating the Collaboration and Competition of LLM agents</w:t>
         </w:r>
       </w:hyperlink>
       <w:r>
@@ -1694,7 +1718,7 @@
     </w:p>
     <w:p>
       <w:pPr>
-        <w:pStyle w:val="ae"/>
+        <w:pStyle w:val="ListParagraph"/>
         <w:numPr>
           <w:ilvl w:val="0"/>
           <w:numId w:val="28"/>
@@ -1827,7 +1851,7 @@
       <w:hyperlink r:id="rId14" w:history="1">
         <w:r>
           <w:rPr>
-            <w:rStyle w:val="ad"/>
+            <w:rStyle w:val="Hyperlink"/>
             <w:rFonts w:asciiTheme="majorHAnsi" w:eastAsia="Arial Unicode MS" w:hAnsiTheme="majorHAnsi" w:cstheme="majorHAnsi"/>
             <w:bdr w:val="nil"/>
             <w:lang w:eastAsia="zh-CN"/>
@@ -1846,7 +1870,7 @@
     </w:p>
     <w:p>
       <w:pPr>
-        <w:pStyle w:val="ae"/>
+        <w:pStyle w:val="ListParagraph"/>
         <w:numPr>
           <w:ilvl w:val="0"/>
           <w:numId w:val="28"/>
@@ -1918,7 +1942,7 @@
       <w:hyperlink r:id="rId15" w:history="1">
         <w:r>
           <w:rPr>
-            <w:rStyle w:val="ad"/>
+            <w:rStyle w:val="Hyperlink"/>
             <w:rFonts w:asciiTheme="majorHAnsi" w:hAnsiTheme="majorHAnsi" w:cstheme="majorHAnsi"/>
             <w:lang w:eastAsia="zh-CN"/>
           </w:rPr>
@@ -1935,7 +1959,7 @@
     </w:p>
     <w:p>
       <w:pPr>
-        <w:pStyle w:val="ae"/>
+        <w:pStyle w:val="ListParagraph"/>
         <w:numPr>
           <w:ilvl w:val="0"/>
           <w:numId w:val="28"/>
@@ -1984,7 +2008,7 @@
       <w:hyperlink r:id="rId16" w:history="1">
         <w:r>
           <w:rPr>
-            <w:rStyle w:val="ad"/>
+            <w:rStyle w:val="Hyperlink"/>
             <w:rFonts w:asciiTheme="majorHAnsi" w:hAnsiTheme="majorHAnsi" w:cstheme="majorHAnsi"/>
             <w:lang w:eastAsia="zh-CN"/>
           </w:rPr>
@@ -2191,7 +2215,7 @@
       <w:hyperlink r:id="rId17" w:history="1">
         <w:r>
           <w:rPr>
-            <w:rStyle w:val="ad"/>
+            <w:rStyle w:val="Hyperlink"/>
             <w:rFonts w:asciiTheme="majorHAnsi" w:hAnsiTheme="majorHAnsi" w:cstheme="majorBidi" w:hint="eastAsia"/>
             <w:b/>
             <w:bCs/>
@@ -2214,7 +2238,7 @@
       <w:hyperlink r:id="rId18" w:history="1">
         <w:r>
           <w:rPr>
-            <w:rStyle w:val="ad"/>
+            <w:rStyle w:val="Hyperlink"/>
             <w:rFonts w:asciiTheme="majorHAnsi" w:hAnsiTheme="majorHAnsi" w:cstheme="majorHAnsi" w:hint="eastAsia"/>
             <w:b/>
             <w:bCs/>
@@ -2228,7 +2252,7 @@
         </w:r>
         <w:r>
           <w:rPr>
-            <w:rStyle w:val="ad"/>
+            <w:rStyle w:val="Hyperlink"/>
             <w:rFonts w:asciiTheme="majorHAnsi" w:hAnsiTheme="majorHAnsi" w:cstheme="majorHAnsi"/>
             <w:b/>
             <w:bCs/>
@@ -2852,7 +2876,7 @@
       <w:hyperlink r:id="rId19" w:history="1">
         <w:r>
           <w:rPr>
-            <w:rStyle w:val="ad"/>
+            <w:rStyle w:val="Hyperlink"/>
             <w:rFonts w:asciiTheme="majorHAnsi" w:hAnsiTheme="majorHAnsi" w:cstheme="majorHAnsi" w:hint="eastAsia"/>
             <w:sz w:val="22"/>
             <w:szCs w:val="22"/>
@@ -3423,7 +3447,7 @@
       <w:hyperlink r:id="rId20" w:history="1">
         <w:r>
           <w:rPr>
-            <w:rStyle w:val="ad"/>
+            <w:rStyle w:val="Hyperlink"/>
             <w:rFonts w:asciiTheme="majorHAnsi" w:hAnsiTheme="majorHAnsi" w:cstheme="majorBidi" w:hint="eastAsia"/>
             <w:b/>
             <w:bCs/>
@@ -3545,7 +3569,7 @@
     </w:p>
     <w:p>
       <w:pPr>
-        <w:pStyle w:val="ae"/>
+        <w:pStyle w:val="ListParagraph"/>
         <w:numPr>
           <w:ilvl w:val="0"/>
           <w:numId w:val="29"/>
@@ -3657,7 +3681,7 @@
     </w:p>
     <w:p>
       <w:pPr>
-        <w:pStyle w:val="ae"/>
+        <w:pStyle w:val="ListParagraph"/>
         <w:numPr>
           <w:ilvl w:val="0"/>
           <w:numId w:val="29"/>
@@ -3687,7 +3711,7 @@
     </w:p>
     <w:p>
       <w:pPr>
-        <w:pStyle w:val="ae"/>
+        <w:pStyle w:val="ListParagraph"/>
         <w:numPr>
           <w:ilvl w:val="0"/>
           <w:numId w:val="29"/>
@@ -3991,7 +4015,7 @@
           <w:szCs w:val="22"/>
           <w:lang w:eastAsia="zh-CN"/>
         </w:rPr>
-        <w:t>Reviewer, ACL Rolling Review (ARR), May 2025</w:t>
+        <w:t>Reviewer, ACL Rolling Review (ARR), July 2025</w:t>
       </w:r>
     </w:p>
     <w:p>
@@ -4020,7 +4044,7 @@
           <w:szCs w:val="22"/>
           <w:lang w:eastAsia="zh-CN"/>
         </w:rPr>
-        <w:t>Reviewer, ACL Rolling Review (ARR), July 2025</w:t>
+        <w:t>Reviewer, ACL Rolling Review (ARR), May 2025</w:t>
       </w:r>
     </w:p>
     <w:p>
@@ -5104,7 +5128,7 @@
 <w:ftr xmlns:wpc="http://schemas.microsoft.com/office/word/2010/wordprocessingCanvas" xmlns:cx="http://schemas.microsoft.com/office/drawing/2014/chartex" xmlns:cx1="http://schemas.microsoft.com/office/drawing/2015/9/8/chartex" xmlns:cx2="http://schemas.microsoft.com/office/drawing/2015/10/21/chartex" xmlns:cx3="http://schemas.microsoft.com/office/drawing/2016/5/9/chartex" xmlns:cx4="http://schemas.microsoft.com/office/drawing/2016/5/10/chartex" xmlns:cx5="http://schemas.microsoft.com/office/drawing/2016/5/11/chartex" xmlns:cx6="http://schemas.microsoft.com/office/drawing/2016/5/12/chartex" xmlns:cx7="http://schemas.microsoft.com/office/drawing/2016/5/13/chartex" xmlns:cx8="http://schemas.microsoft.com/office/drawing/2016/5/14/chartex" xmlns:mc="http://schemas.openxmlformats.org/markup-compatibility/2006" xmlns:aink="http://schemas.microsoft.com/office/drawing/2016/ink" xmlns:am3d="http://schemas.microsoft.com/office/drawing/2017/model3d" xmlns:o="urn:schemas-microsoft-com:office:office" xmlns:oel="http://schemas.microsoft.com/office/2019/extlst" xmlns:r="http://schemas.openxmlformats.org/officeDocument/2006/relationships" xmlns:m="http://schemas.openxmlformats.org/officeDocument/2006/math" xmlns:v="urn:schemas-microsoft-com:vml" xmlns:wp14="http://schemas.microsoft.com/office/word/2010/wordprocessingDrawing" xmlns:wp="http://schemas.openxmlformats.org/drawingml/2006/wordprocessingDrawing" xmlns:w10="urn:schemas-microsoft-com:office:word" xmlns:w="http://schemas.openxmlformats.org/wordprocessingml/2006/main" xmlns:w14="http://schemas.microsoft.com/office/word/2010/wordml" xmlns:w15="http://schemas.microsoft.com/office/word/2012/wordml" xmlns:w16cex="http://schemas.microsoft.com/office/word/2018/wordml/cex" xmlns:w16cid="http://schemas.microsoft.com/office/word/2016/wordml/cid" xmlns:w16="http://schemas.microsoft.com/office/word/2018/wordml" xmlns:w16du="http://schemas.microsoft.com/office/word/2023/wordml/word16du" xmlns:w16sdtdh="http://schemas.microsoft.com/office/word/2020/wordml/sdtdatahash" xmlns:w16sdtfl="http://schemas.microsoft.com/office/word/2024/wordml/sdtformatlock" xmlns:w16se="http://schemas.microsoft.com/office/word/2015/wordml/symex" xmlns:wpg="http://schemas.microsoft.com/office/word/2010/wordprocessingGroup" xmlns:wpi="http://schemas.microsoft.com/office/word/2010/wordprocessingInk" xmlns:wne="http://schemas.microsoft.com/office/word/2006/wordml" xmlns:wps="http://schemas.microsoft.com/office/word/2010/wordprocessingShape" mc:Ignorable="w14 w15 w16se w16cid w16 w16cex w16sdtdh w16sdtfl w16du wp14">
   <w:p>
     <w:pPr>
-      <w:pStyle w:val="a5"/>
+      <w:pStyle w:val="Footer"/>
       <w:spacing w:before="80"/>
       <w:rPr>
         <w:sz w:val="20"/>
@@ -9384,7 +9408,7 @@
   <w:docDefaults>
     <w:rPrDefault>
       <w:rPr>
-        <w:rFonts w:asciiTheme="minorHAnsi" w:eastAsia="宋体" w:hAnsiTheme="minorHAnsi" w:cstheme="minorBidi"/>
+        <w:rFonts w:asciiTheme="minorHAnsi" w:eastAsia="SimSun" w:hAnsiTheme="minorHAnsi" w:cstheme="minorBidi"/>
         <w:sz w:val="22"/>
         <w:szCs w:val="22"/>
         <w:lang w:val="en-US" w:eastAsia="en-US" w:bidi="ar-SA"/>
@@ -9774,18 +9798,18 @@
     <w:lsdException w:name="Unresolved Mention" w:semiHidden="1" w:unhideWhenUsed="1"/>
     <w:lsdException w:name="Smart Link" w:semiHidden="1" w:unhideWhenUsed="1"/>
   </w:latentStyles>
-  <w:style w:type="paragraph" w:default="1" w:styleId="a">
+  <w:style w:type="paragraph" w:default="1" w:styleId="Normal">
     <w:name w:val="Normal"/>
     <w:qFormat/>
     <w:rsid w:val="000E7235"/>
   </w:style>
-  <w:style w:type="character" w:default="1" w:styleId="a0">
+  <w:style w:type="character" w:default="1" w:styleId="DefaultParagraphFont">
     <w:name w:val="Default Paragraph Font"/>
     <w:uiPriority w:val="1"/>
     <w:semiHidden/>
     <w:unhideWhenUsed/>
   </w:style>
-  <w:style w:type="table" w:default="1" w:styleId="a1">
+  <w:style w:type="table" w:default="1" w:styleId="TableNormal">
     <w:name w:val="Normal Table"/>
     <w:uiPriority w:val="99"/>
     <w:semiHidden/>
@@ -9800,16 +9824,16 @@
       </w:tblCellMar>
     </w:tblPr>
   </w:style>
-  <w:style w:type="numbering" w:default="1" w:styleId="a2">
+  <w:style w:type="numbering" w:default="1" w:styleId="NoList">
     <w:name w:val="No List"/>
     <w:uiPriority w:val="99"/>
     <w:semiHidden/>
     <w:unhideWhenUsed/>
   </w:style>
-  <w:style w:type="paragraph" w:styleId="a3">
+  <w:style w:type="paragraph" w:styleId="Header">
     <w:name w:val="header"/>
-    <w:basedOn w:val="a"/>
-    <w:link w:val="a4"/>
+    <w:basedOn w:val="Normal"/>
+    <w:link w:val="HeaderChar"/>
     <w:uiPriority w:val="99"/>
     <w:unhideWhenUsed/>
     <w:rsid w:val="00E44C96"/>
@@ -9821,17 +9845,17 @@
       <w:spacing w:after="0" w:line="240" w:lineRule="auto"/>
     </w:pPr>
   </w:style>
-  <w:style w:type="character" w:customStyle="1" w:styleId="a4">
-    <w:name w:val="页眉 字符"/>
-    <w:basedOn w:val="a0"/>
-    <w:link w:val="a3"/>
+  <w:style w:type="character" w:customStyle="1" w:styleId="HeaderChar">
+    <w:name w:val="Header Char"/>
+    <w:basedOn w:val="DefaultParagraphFont"/>
+    <w:link w:val="Header"/>
     <w:uiPriority w:val="99"/>
     <w:rsid w:val="00E44C96"/>
   </w:style>
-  <w:style w:type="paragraph" w:styleId="a5">
+  <w:style w:type="paragraph" w:styleId="Footer">
     <w:name w:val="footer"/>
-    <w:basedOn w:val="a"/>
-    <w:link w:val="a6"/>
+    <w:basedOn w:val="Normal"/>
+    <w:link w:val="FooterChar"/>
     <w:uiPriority w:val="99"/>
     <w:unhideWhenUsed/>
     <w:rsid w:val="00E44C96"/>
@@ -9843,17 +9867,17 @@
       <w:spacing w:after="0" w:line="240" w:lineRule="auto"/>
     </w:pPr>
   </w:style>
-  <w:style w:type="character" w:customStyle="1" w:styleId="a6">
-    <w:name w:val="页脚 字符"/>
-    <w:basedOn w:val="a0"/>
-    <w:link w:val="a5"/>
+  <w:style w:type="character" w:customStyle="1" w:styleId="FooterChar">
+    <w:name w:val="Footer Char"/>
+    <w:basedOn w:val="DefaultParagraphFont"/>
+    <w:link w:val="Footer"/>
     <w:uiPriority w:val="99"/>
     <w:rsid w:val="00E44C96"/>
   </w:style>
-  <w:style w:type="paragraph" w:styleId="a7">
+  <w:style w:type="paragraph" w:styleId="BalloonText">
     <w:name w:val="Balloon Text"/>
-    <w:basedOn w:val="a"/>
-    <w:link w:val="a8"/>
+    <w:basedOn w:val="Normal"/>
+    <w:link w:val="BalloonTextChar"/>
     <w:uiPriority w:val="99"/>
     <w:semiHidden/>
     <w:unhideWhenUsed/>
@@ -9867,10 +9891,10 @@
       <w:szCs w:val="18"/>
     </w:rPr>
   </w:style>
-  <w:style w:type="character" w:customStyle="1" w:styleId="a8">
-    <w:name w:val="批注框文本 字符"/>
-    <w:basedOn w:val="a0"/>
-    <w:link w:val="a7"/>
+  <w:style w:type="character" w:customStyle="1" w:styleId="BalloonTextChar">
+    <w:name w:val="Balloon Text Char"/>
+    <w:basedOn w:val="DefaultParagraphFont"/>
+    <w:link w:val="BalloonText"/>
     <w:uiPriority w:val="99"/>
     <w:semiHidden/>
     <w:rsid w:val="00401B3B"/>
@@ -9880,7 +9904,7 @@
       <w:szCs w:val="18"/>
     </w:rPr>
   </w:style>
-  <w:style w:type="character" w:styleId="HTML">
+  <w:style w:type="character" w:styleId="HTMLCite">
     <w:name w:val="HTML Cite"/>
     <w:uiPriority w:val="99"/>
     <w:unhideWhenUsed/>
@@ -9890,10 +9914,10 @@
       <w:iCs/>
     </w:rPr>
   </w:style>
-  <w:style w:type="paragraph" w:styleId="a9">
+  <w:style w:type="paragraph" w:styleId="Title">
     <w:name w:val="Title"/>
-    <w:basedOn w:val="a"/>
-    <w:link w:val="aa"/>
+    <w:basedOn w:val="Normal"/>
+    <w:link w:val="TitleChar"/>
     <w:qFormat/>
     <w:rsid w:val="00FE324F"/>
     <w:pPr>
@@ -9914,10 +9938,10 @@
       <w:szCs w:val="20"/>
     </w:rPr>
   </w:style>
-  <w:style w:type="character" w:customStyle="1" w:styleId="aa">
-    <w:name w:val="标题 字符"/>
-    <w:basedOn w:val="a0"/>
-    <w:link w:val="a9"/>
+  <w:style w:type="character" w:customStyle="1" w:styleId="TitleChar">
+    <w:name w:val="Title Char"/>
+    <w:basedOn w:val="DefaultParagraphFont"/>
+    <w:link w:val="Title"/>
     <w:rsid w:val="00FE324F"/>
     <w:rPr>
       <w:rFonts w:ascii="Times New Roman" w:eastAsia="Times New Roman" w:hAnsi="Times New Roman" w:cs="Times New Roman"/>
@@ -9928,10 +9952,10 @@
       <w:shd w:val="clear" w:color="auto" w:fill="C0C0C0"/>
     </w:rPr>
   </w:style>
-  <w:style w:type="paragraph" w:styleId="ab">
+  <w:style w:type="paragraph" w:styleId="Subtitle">
     <w:name w:val="Subtitle"/>
-    <w:basedOn w:val="a"/>
-    <w:link w:val="ac"/>
+    <w:basedOn w:val="Normal"/>
+    <w:link w:val="SubtitleChar"/>
     <w:qFormat/>
     <w:rsid w:val="00FE324F"/>
     <w:pPr>
@@ -9949,10 +9973,10 @@
       <w:szCs w:val="20"/>
     </w:rPr>
   </w:style>
-  <w:style w:type="character" w:customStyle="1" w:styleId="ac">
-    <w:name w:val="副标题 字符"/>
-    <w:basedOn w:val="a0"/>
-    <w:link w:val="ab"/>
+  <w:style w:type="character" w:customStyle="1" w:styleId="SubtitleChar">
+    <w:name w:val="Subtitle Char"/>
+    <w:basedOn w:val="DefaultParagraphFont"/>
+    <w:link w:val="Subtitle"/>
     <w:rsid w:val="00FE324F"/>
     <w:rPr>
       <w:rFonts w:ascii="Times New Roman" w:eastAsia="Times New Roman" w:hAnsi="Times New Roman" w:cs="Times New Roman"/>
@@ -9985,7 +10009,7 @@
   </w:style>
   <w:style w:type="numbering" w:customStyle="1" w:styleId="List1">
     <w:name w:val="List 1"/>
-    <w:basedOn w:val="a2"/>
+    <w:basedOn w:val="NoList"/>
     <w:rsid w:val="000E7235"/>
     <w:pPr>
       <w:numPr>
@@ -9993,9 +10017,9 @@
       </w:numPr>
     </w:pPr>
   </w:style>
-  <w:style w:type="character" w:styleId="ad">
+  <w:style w:type="character" w:styleId="Hyperlink">
     <w:name w:val="Hyperlink"/>
-    <w:basedOn w:val="a0"/>
+    <w:basedOn w:val="DefaultParagraphFont"/>
     <w:uiPriority w:val="99"/>
     <w:unhideWhenUsed/>
     <w:rsid w:val="000B64F5"/>
@@ -10004,9 +10028,9 @@
       <w:u w:val="single"/>
     </w:rPr>
   </w:style>
-  <w:style w:type="paragraph" w:styleId="ae">
+  <w:style w:type="paragraph" w:styleId="ListParagraph">
     <w:name w:val="List Paragraph"/>
-    <w:basedOn w:val="a"/>
+    <w:basedOn w:val="Normal"/>
     <w:uiPriority w:val="1"/>
     <w:qFormat/>
     <w:rsid w:val="00E75921"/>
@@ -10015,9 +10039,9 @@
       <w:contextualSpacing/>
     </w:pPr>
   </w:style>
-  <w:style w:type="character" w:styleId="af">
+  <w:style w:type="character" w:styleId="UnresolvedMention">
     <w:name w:val="Unresolved Mention"/>
-    <w:basedOn w:val="a0"/>
+    <w:basedOn w:val="DefaultParagraphFont"/>
     <w:uiPriority w:val="99"/>
     <w:semiHidden/>
     <w:unhideWhenUsed/>
@@ -10027,9 +10051,9 @@
       <w:shd w:val="clear" w:color="auto" w:fill="E1DFDD"/>
     </w:rPr>
   </w:style>
-  <w:style w:type="character" w:styleId="af0">
+  <w:style w:type="character" w:styleId="FollowedHyperlink">
     <w:name w:val="FollowedHyperlink"/>
-    <w:basedOn w:val="a0"/>
+    <w:basedOn w:val="DefaultParagraphFont"/>
     <w:uiPriority w:val="99"/>
     <w:semiHidden/>
     <w:unhideWhenUsed/>

--- a/assets/resume.docx
+++ b/assets/resume.docx
@@ -52,28 +52,18 @@
           <w:lang w:val="fr-FR"/>
         </w:rPr>
       </w:pPr>
-      <w:proofErr w:type="gramStart"/>
       <w:r>
         <w:rPr>
           <w:sz w:val="20"/>
           <w:szCs w:val="20"/>
           <w:lang w:val="fr-FR"/>
         </w:rPr>
-        <w:t>Email:</w:t>
-      </w:r>
-      <w:proofErr w:type="gramEnd"/>
-      <w:r>
-        <w:rPr>
-          <w:sz w:val="20"/>
-          <w:szCs w:val="20"/>
-          <w:lang w:val="fr-FR"/>
-        </w:rPr>
-        <w:t xml:space="preserve"> </w:t>
+        <w:t xml:space="preserve">Email: </w:t>
       </w:r>
       <w:hyperlink r:id="rId7" w:history="1">
         <w:r>
           <w:rPr>
-            <w:rStyle w:val="Hyperlink"/>
+            <w:rStyle w:val="ad"/>
             <w:sz w:val="20"/>
             <w:szCs w:val="20"/>
             <w:lang w:val="fr-FR"/>
@@ -96,9 +86,8 @@
           <w:szCs w:val="20"/>
           <w:lang w:val="fr-FR"/>
         </w:rPr>
-        <w:t xml:space="preserve">Main </w:t>
-      </w:r>
-      <w:proofErr w:type="gramStart"/>
+        <w:t>Main Page</w:t>
+      </w:r>
       <w:r>
         <w:rPr>
           <w:rFonts w:hint="eastAsia"/>
@@ -106,18 +95,8 @@
           <w:szCs w:val="20"/>
           <w:lang w:val="fr-FR"/>
         </w:rPr>
-        <w:t>Page</w:t>
-      </w:r>
-      <w:r>
-        <w:rPr>
-          <w:rFonts w:hint="eastAsia"/>
-          <w:sz w:val="20"/>
-          <w:szCs w:val="20"/>
-          <w:lang w:val="fr-FR"/>
-        </w:rPr>
         <w:t>:</w:t>
       </w:r>
-      <w:proofErr w:type="gramEnd"/>
       <w:r>
         <w:rPr>
           <w:rFonts w:hint="eastAsia"/>
@@ -130,7 +109,7 @@
       <w:hyperlink r:id="rId8" w:history="1">
         <w:r>
           <w:rPr>
-            <w:rStyle w:val="Hyperlink"/>
+            <w:rStyle w:val="ad"/>
             <w:sz w:val="20"/>
             <w:szCs w:val="20"/>
             <w:lang w:val="fr-FR"/>
@@ -337,12 +316,22 @@
       </w:r>
       <w:r>
         <w:rPr>
+          <w:rFonts w:asciiTheme="majorHAnsi" w:eastAsiaTheme="minorEastAsia" w:hAnsiTheme="majorHAnsi" w:cstheme="majorBidi" w:hint="eastAsia"/>
+          <w:color w:val="auto"/>
+          <w:sz w:val="22"/>
+          <w:szCs w:val="22"/>
+          <w:lang w:eastAsia="zh-CN"/>
+        </w:rPr>
+        <w:t>Aug</w:t>
+      </w:r>
+      <w:r>
+        <w:rPr>
           <w:rFonts w:asciiTheme="majorHAnsi" w:eastAsia="Times New Roman" w:hAnsiTheme="majorHAnsi" w:cstheme="majorBidi"/>
           <w:color w:val="auto"/>
           <w:sz w:val="22"/>
           <w:szCs w:val="22"/>
         </w:rPr>
-        <w:t>May 2026 - Present</w:t>
+        <w:t xml:space="preserve"> 2026 - Present</w:t>
       </w:r>
     </w:p>
     <w:p>
@@ -1254,7 +1243,7 @@
     </w:p>
     <w:p>
       <w:pPr>
-        <w:pStyle w:val="ListParagraph"/>
+        <w:pStyle w:val="ae"/>
         <w:numPr>
           <w:ilvl w:val="0"/>
           <w:numId w:val="28"/>
@@ -1303,7 +1292,7 @@
       <w:hyperlink r:id="rId9" w:history="1">
         <w:r>
           <w:rPr>
-            <w:rStyle w:val="Hyperlink"/>
+            <w:rStyle w:val="ad"/>
             <w:rFonts w:asciiTheme="majorHAnsi" w:hAnsiTheme="majorHAnsi" w:cstheme="majorHAnsi"/>
             <w:lang w:eastAsia="zh-CN"/>
           </w:rPr>
@@ -1320,7 +1309,7 @@
     </w:p>
     <w:p>
       <w:pPr>
-        <w:pStyle w:val="ListParagraph"/>
+        <w:pStyle w:val="ae"/>
         <w:numPr>
           <w:ilvl w:val="0"/>
           <w:numId w:val="28"/>
@@ -1408,7 +1397,7 @@
       <w:hyperlink r:id="rId10" w:history="1">
         <w:r>
           <w:rPr>
-            <w:rStyle w:val="Hyperlink"/>
+            <w:rStyle w:val="ad"/>
             <w:rFonts w:asciiTheme="majorHAnsi" w:hAnsiTheme="majorHAnsi" w:cstheme="majorHAnsi"/>
             <w:lang w:eastAsia="zh-CN"/>
           </w:rPr>
@@ -1425,7 +1414,7 @@
     </w:p>
     <w:p>
       <w:pPr>
-        <w:pStyle w:val="ListParagraph"/>
+        <w:pStyle w:val="ae"/>
         <w:numPr>
           <w:ilvl w:val="0"/>
           <w:numId w:val="28"/>
@@ -1481,7 +1470,7 @@
       <w:hyperlink r:id="rId11" w:history="1">
         <w:r>
           <w:rPr>
-            <w:rStyle w:val="Hyperlink"/>
+            <w:rStyle w:val="ad"/>
             <w:rFonts w:asciiTheme="majorHAnsi" w:hAnsiTheme="majorHAnsi" w:cstheme="majorHAnsi"/>
             <w:lang w:eastAsia="zh-CN"/>
           </w:rPr>
@@ -1530,7 +1519,7 @@
     </w:p>
     <w:p>
       <w:pPr>
-        <w:pStyle w:val="ListParagraph"/>
+        <w:pStyle w:val="ae"/>
         <w:numPr>
           <w:ilvl w:val="0"/>
           <w:numId w:val="28"/>
@@ -1579,7 +1568,7 @@
       <w:hyperlink r:id="rId12" w:history="1">
         <w:r>
           <w:rPr>
-            <w:rStyle w:val="Hyperlink"/>
+            <w:rStyle w:val="ad"/>
             <w:rFonts w:asciiTheme="majorHAnsi" w:hAnsiTheme="majorHAnsi" w:cstheme="majorHAnsi"/>
             <w:lang w:eastAsia="zh-CN"/>
           </w:rPr>
@@ -1619,7 +1608,7 @@
     </w:p>
     <w:p>
       <w:pPr>
-        <w:pStyle w:val="ListParagraph"/>
+        <w:pStyle w:val="ae"/>
         <w:numPr>
           <w:ilvl w:val="0"/>
           <w:numId w:val="28"/>
@@ -1692,7 +1681,7 @@
         <w:proofErr w:type="gramStart"/>
         <w:r>
           <w:rPr>
-            <w:rStyle w:val="Hyperlink"/>
+            <w:rStyle w:val="ad"/>
             <w:rFonts w:asciiTheme="majorHAnsi" w:hAnsiTheme="majorHAnsi" w:cstheme="majorHAnsi"/>
             <w:lang w:eastAsia="zh-CN"/>
           </w:rPr>
@@ -1701,7 +1690,7 @@
         <w:proofErr w:type="gramEnd"/>
         <w:r>
           <w:rPr>
-            <w:rStyle w:val="Hyperlink"/>
+            <w:rStyle w:val="ad"/>
             <w:rFonts w:asciiTheme="majorHAnsi" w:hAnsiTheme="majorHAnsi" w:cstheme="majorHAnsi"/>
             <w:lang w:eastAsia="zh-CN"/>
           </w:rPr>
@@ -1718,7 +1707,7 @@
     </w:p>
     <w:p>
       <w:pPr>
-        <w:pStyle w:val="ListParagraph"/>
+        <w:pStyle w:val="ae"/>
         <w:numPr>
           <w:ilvl w:val="0"/>
           <w:numId w:val="28"/>
@@ -1851,7 +1840,7 @@
       <w:hyperlink r:id="rId14" w:history="1">
         <w:r>
           <w:rPr>
-            <w:rStyle w:val="Hyperlink"/>
+            <w:rStyle w:val="ad"/>
             <w:rFonts w:asciiTheme="majorHAnsi" w:eastAsia="Arial Unicode MS" w:hAnsiTheme="majorHAnsi" w:cstheme="majorHAnsi"/>
             <w:bdr w:val="nil"/>
             <w:lang w:eastAsia="zh-CN"/>
@@ -1870,7 +1859,7 @@
     </w:p>
     <w:p>
       <w:pPr>
-        <w:pStyle w:val="ListParagraph"/>
+        <w:pStyle w:val="ae"/>
         <w:numPr>
           <w:ilvl w:val="0"/>
           <w:numId w:val="28"/>
@@ -1942,7 +1931,7 @@
       <w:hyperlink r:id="rId15" w:history="1">
         <w:r>
           <w:rPr>
-            <w:rStyle w:val="Hyperlink"/>
+            <w:rStyle w:val="ad"/>
             <w:rFonts w:asciiTheme="majorHAnsi" w:hAnsiTheme="majorHAnsi" w:cstheme="majorHAnsi"/>
             <w:lang w:eastAsia="zh-CN"/>
           </w:rPr>
@@ -1959,7 +1948,7 @@
     </w:p>
     <w:p>
       <w:pPr>
-        <w:pStyle w:val="ListParagraph"/>
+        <w:pStyle w:val="ae"/>
         <w:numPr>
           <w:ilvl w:val="0"/>
           <w:numId w:val="28"/>
@@ -2008,7 +1997,7 @@
       <w:hyperlink r:id="rId16" w:history="1">
         <w:r>
           <w:rPr>
-            <w:rStyle w:val="Hyperlink"/>
+            <w:rStyle w:val="ad"/>
             <w:rFonts w:asciiTheme="majorHAnsi" w:hAnsiTheme="majorHAnsi" w:cstheme="majorHAnsi"/>
             <w:lang w:eastAsia="zh-CN"/>
           </w:rPr>
@@ -2215,7 +2204,7 @@
       <w:hyperlink r:id="rId17" w:history="1">
         <w:r>
           <w:rPr>
-            <w:rStyle w:val="Hyperlink"/>
+            <w:rStyle w:val="ad"/>
             <w:rFonts w:asciiTheme="majorHAnsi" w:hAnsiTheme="majorHAnsi" w:cstheme="majorBidi" w:hint="eastAsia"/>
             <w:b/>
             <w:bCs/>
@@ -2238,7 +2227,7 @@
       <w:hyperlink r:id="rId18" w:history="1">
         <w:r>
           <w:rPr>
-            <w:rStyle w:val="Hyperlink"/>
+            <w:rStyle w:val="ad"/>
             <w:rFonts w:asciiTheme="majorHAnsi" w:hAnsiTheme="majorHAnsi" w:cstheme="majorHAnsi" w:hint="eastAsia"/>
             <w:b/>
             <w:bCs/>
@@ -2252,7 +2241,7 @@
         </w:r>
         <w:r>
           <w:rPr>
-            <w:rStyle w:val="Hyperlink"/>
+            <w:rStyle w:val="ad"/>
             <w:rFonts w:asciiTheme="majorHAnsi" w:hAnsiTheme="majorHAnsi" w:cstheme="majorHAnsi"/>
             <w:b/>
             <w:bCs/>
@@ -2876,7 +2865,7 @@
       <w:hyperlink r:id="rId19" w:history="1">
         <w:r>
           <w:rPr>
-            <w:rStyle w:val="Hyperlink"/>
+            <w:rStyle w:val="ad"/>
             <w:rFonts w:asciiTheme="majorHAnsi" w:hAnsiTheme="majorHAnsi" w:cstheme="majorHAnsi" w:hint="eastAsia"/>
             <w:sz w:val="22"/>
             <w:szCs w:val="22"/>
@@ -3447,7 +3436,7 @@
       <w:hyperlink r:id="rId20" w:history="1">
         <w:r>
           <w:rPr>
-            <w:rStyle w:val="Hyperlink"/>
+            <w:rStyle w:val="ad"/>
             <w:rFonts w:asciiTheme="majorHAnsi" w:hAnsiTheme="majorHAnsi" w:cstheme="majorBidi" w:hint="eastAsia"/>
             <w:b/>
             <w:bCs/>
@@ -3569,7 +3558,7 @@
     </w:p>
     <w:p>
       <w:pPr>
-        <w:pStyle w:val="ListParagraph"/>
+        <w:pStyle w:val="ae"/>
         <w:numPr>
           <w:ilvl w:val="0"/>
           <w:numId w:val="29"/>
@@ -3681,7 +3670,7 @@
     </w:p>
     <w:p>
       <w:pPr>
-        <w:pStyle w:val="ListParagraph"/>
+        <w:pStyle w:val="ae"/>
         <w:numPr>
           <w:ilvl w:val="0"/>
           <w:numId w:val="29"/>
@@ -3711,7 +3700,7 @@
     </w:p>
     <w:p>
       <w:pPr>
-        <w:pStyle w:val="ListParagraph"/>
+        <w:pStyle w:val="ae"/>
         <w:numPr>
           <w:ilvl w:val="0"/>
           <w:numId w:val="29"/>
@@ -5128,7 +5117,7 @@
 <w:ftr xmlns:wpc="http://schemas.microsoft.com/office/word/2010/wordprocessingCanvas" xmlns:cx="http://schemas.microsoft.com/office/drawing/2014/chartex" xmlns:cx1="http://schemas.microsoft.com/office/drawing/2015/9/8/chartex" xmlns:cx2="http://schemas.microsoft.com/office/drawing/2015/10/21/chartex" xmlns:cx3="http://schemas.microsoft.com/office/drawing/2016/5/9/chartex" xmlns:cx4="http://schemas.microsoft.com/office/drawing/2016/5/10/chartex" xmlns:cx5="http://schemas.microsoft.com/office/drawing/2016/5/11/chartex" xmlns:cx6="http://schemas.microsoft.com/office/drawing/2016/5/12/chartex" xmlns:cx7="http://schemas.microsoft.com/office/drawing/2016/5/13/chartex" xmlns:cx8="http://schemas.microsoft.com/office/drawing/2016/5/14/chartex" xmlns:mc="http://schemas.openxmlformats.org/markup-compatibility/2006" xmlns:aink="http://schemas.microsoft.com/office/drawing/2016/ink" xmlns:am3d="http://schemas.microsoft.com/office/drawing/2017/model3d" xmlns:o="urn:schemas-microsoft-com:office:office" xmlns:oel="http://schemas.microsoft.com/office/2019/extlst" xmlns:r="http://schemas.openxmlformats.org/officeDocument/2006/relationships" xmlns:m="http://schemas.openxmlformats.org/officeDocument/2006/math" xmlns:v="urn:schemas-microsoft-com:vml" xmlns:wp14="http://schemas.microsoft.com/office/word/2010/wordprocessingDrawing" xmlns:wp="http://schemas.openxmlformats.org/drawingml/2006/wordprocessingDrawing" xmlns:w10="urn:schemas-microsoft-com:office:word" xmlns:w="http://schemas.openxmlformats.org/wordprocessingml/2006/main" xmlns:w14="http://schemas.microsoft.com/office/word/2010/wordml" xmlns:w15="http://schemas.microsoft.com/office/word/2012/wordml" xmlns:w16cex="http://schemas.microsoft.com/office/word/2018/wordml/cex" xmlns:w16cid="http://schemas.microsoft.com/office/word/2016/wordml/cid" xmlns:w16="http://schemas.microsoft.com/office/word/2018/wordml" xmlns:w16du="http://schemas.microsoft.com/office/word/2023/wordml/word16du" xmlns:w16sdtdh="http://schemas.microsoft.com/office/word/2020/wordml/sdtdatahash" xmlns:w16sdtfl="http://schemas.microsoft.com/office/word/2024/wordml/sdtformatlock" xmlns:w16se="http://schemas.microsoft.com/office/word/2015/wordml/symex" xmlns:wpg="http://schemas.microsoft.com/office/word/2010/wordprocessingGroup" xmlns:wpi="http://schemas.microsoft.com/office/word/2010/wordprocessingInk" xmlns:wne="http://schemas.microsoft.com/office/word/2006/wordml" xmlns:wps="http://schemas.microsoft.com/office/word/2010/wordprocessingShape" mc:Ignorable="w14 w15 w16se w16cid w16 w16cex w16sdtdh w16sdtfl w16du wp14">
   <w:p>
     <w:pPr>
-      <w:pStyle w:val="Footer"/>
+      <w:pStyle w:val="a5"/>
       <w:spacing w:before="80"/>
       <w:rPr>
         <w:sz w:val="20"/>
@@ -9798,18 +9787,18 @@
     <w:lsdException w:name="Unresolved Mention" w:semiHidden="1" w:unhideWhenUsed="1"/>
     <w:lsdException w:name="Smart Link" w:semiHidden="1" w:unhideWhenUsed="1"/>
   </w:latentStyles>
-  <w:style w:type="paragraph" w:default="1" w:styleId="Normal">
+  <w:style w:type="paragraph" w:default="1" w:styleId="a">
     <w:name w:val="Normal"/>
     <w:qFormat/>
     <w:rsid w:val="000E7235"/>
   </w:style>
-  <w:style w:type="character" w:default="1" w:styleId="DefaultParagraphFont">
+  <w:style w:type="character" w:default="1" w:styleId="a0">
     <w:name w:val="Default Paragraph Font"/>
     <w:uiPriority w:val="1"/>
     <w:semiHidden/>
     <w:unhideWhenUsed/>
   </w:style>
-  <w:style w:type="table" w:default="1" w:styleId="TableNormal">
+  <w:style w:type="table" w:default="1" w:styleId="a1">
     <w:name w:val="Normal Table"/>
     <w:uiPriority w:val="99"/>
     <w:semiHidden/>
@@ -9824,16 +9813,16 @@
       </w:tblCellMar>
     </w:tblPr>
   </w:style>
-  <w:style w:type="numbering" w:default="1" w:styleId="NoList">
+  <w:style w:type="numbering" w:default="1" w:styleId="a2">
     <w:name w:val="No List"/>
     <w:uiPriority w:val="99"/>
     <w:semiHidden/>
     <w:unhideWhenUsed/>
   </w:style>
-  <w:style w:type="paragraph" w:styleId="Header">
+  <w:style w:type="paragraph" w:styleId="a3">
     <w:name w:val="header"/>
-    <w:basedOn w:val="Normal"/>
-    <w:link w:val="HeaderChar"/>
+    <w:basedOn w:val="a"/>
+    <w:link w:val="a4"/>
     <w:uiPriority w:val="99"/>
     <w:unhideWhenUsed/>
     <w:rsid w:val="00E44C96"/>
@@ -9845,17 +9834,17 @@
       <w:spacing w:after="0" w:line="240" w:lineRule="auto"/>
     </w:pPr>
   </w:style>
-  <w:style w:type="character" w:customStyle="1" w:styleId="HeaderChar">
-    <w:name w:val="Header Char"/>
-    <w:basedOn w:val="DefaultParagraphFont"/>
-    <w:link w:val="Header"/>
+  <w:style w:type="character" w:customStyle="1" w:styleId="a4">
+    <w:name w:val="页眉 字符"/>
+    <w:basedOn w:val="a0"/>
+    <w:link w:val="a3"/>
     <w:uiPriority w:val="99"/>
     <w:rsid w:val="00E44C96"/>
   </w:style>
-  <w:style w:type="paragraph" w:styleId="Footer">
+  <w:style w:type="paragraph" w:styleId="a5">
     <w:name w:val="footer"/>
-    <w:basedOn w:val="Normal"/>
-    <w:link w:val="FooterChar"/>
+    <w:basedOn w:val="a"/>
+    <w:link w:val="a6"/>
     <w:uiPriority w:val="99"/>
     <w:unhideWhenUsed/>
     <w:rsid w:val="00E44C96"/>
@@ -9867,17 +9856,17 @@
       <w:spacing w:after="0" w:line="240" w:lineRule="auto"/>
     </w:pPr>
   </w:style>
-  <w:style w:type="character" w:customStyle="1" w:styleId="FooterChar">
-    <w:name w:val="Footer Char"/>
-    <w:basedOn w:val="DefaultParagraphFont"/>
-    <w:link w:val="Footer"/>
+  <w:style w:type="character" w:customStyle="1" w:styleId="a6">
+    <w:name w:val="页脚 字符"/>
+    <w:basedOn w:val="a0"/>
+    <w:link w:val="a5"/>
     <w:uiPriority w:val="99"/>
     <w:rsid w:val="00E44C96"/>
   </w:style>
-  <w:style w:type="paragraph" w:styleId="BalloonText">
+  <w:style w:type="paragraph" w:styleId="a7">
     <w:name w:val="Balloon Text"/>
-    <w:basedOn w:val="Normal"/>
-    <w:link w:val="BalloonTextChar"/>
+    <w:basedOn w:val="a"/>
+    <w:link w:val="a8"/>
     <w:uiPriority w:val="99"/>
     <w:semiHidden/>
     <w:unhideWhenUsed/>
@@ -9891,10 +9880,10 @@
       <w:szCs w:val="18"/>
     </w:rPr>
   </w:style>
-  <w:style w:type="character" w:customStyle="1" w:styleId="BalloonTextChar">
-    <w:name w:val="Balloon Text Char"/>
-    <w:basedOn w:val="DefaultParagraphFont"/>
-    <w:link w:val="BalloonText"/>
+  <w:style w:type="character" w:customStyle="1" w:styleId="a8">
+    <w:name w:val="批注框文本 字符"/>
+    <w:basedOn w:val="a0"/>
+    <w:link w:val="a7"/>
     <w:uiPriority w:val="99"/>
     <w:semiHidden/>
     <w:rsid w:val="00401B3B"/>
@@ -9904,7 +9893,7 @@
       <w:szCs w:val="18"/>
     </w:rPr>
   </w:style>
-  <w:style w:type="character" w:styleId="HTMLCite">
+  <w:style w:type="character" w:styleId="HTML">
     <w:name w:val="HTML Cite"/>
     <w:uiPriority w:val="99"/>
     <w:unhideWhenUsed/>
@@ -9914,10 +9903,10 @@
       <w:iCs/>
     </w:rPr>
   </w:style>
-  <w:style w:type="paragraph" w:styleId="Title">
+  <w:style w:type="paragraph" w:styleId="a9">
     <w:name w:val="Title"/>
-    <w:basedOn w:val="Normal"/>
-    <w:link w:val="TitleChar"/>
+    <w:basedOn w:val="a"/>
+    <w:link w:val="aa"/>
     <w:qFormat/>
     <w:rsid w:val="00FE324F"/>
     <w:pPr>
@@ -9938,10 +9927,10 @@
       <w:szCs w:val="20"/>
     </w:rPr>
   </w:style>
-  <w:style w:type="character" w:customStyle="1" w:styleId="TitleChar">
-    <w:name w:val="Title Char"/>
-    <w:basedOn w:val="DefaultParagraphFont"/>
-    <w:link w:val="Title"/>
+  <w:style w:type="character" w:customStyle="1" w:styleId="aa">
+    <w:name w:val="标题 字符"/>
+    <w:basedOn w:val="a0"/>
+    <w:link w:val="a9"/>
     <w:rsid w:val="00FE324F"/>
     <w:rPr>
       <w:rFonts w:ascii="Times New Roman" w:eastAsia="Times New Roman" w:hAnsi="Times New Roman" w:cs="Times New Roman"/>
@@ -9952,10 +9941,10 @@
       <w:shd w:val="clear" w:color="auto" w:fill="C0C0C0"/>
     </w:rPr>
   </w:style>
-  <w:style w:type="paragraph" w:styleId="Subtitle">
+  <w:style w:type="paragraph" w:styleId="ab">
     <w:name w:val="Subtitle"/>
-    <w:basedOn w:val="Normal"/>
-    <w:link w:val="SubtitleChar"/>
+    <w:basedOn w:val="a"/>
+    <w:link w:val="ac"/>
     <w:qFormat/>
     <w:rsid w:val="00FE324F"/>
     <w:pPr>
@@ -9973,10 +9962,10 @@
       <w:szCs w:val="20"/>
     </w:rPr>
   </w:style>
-  <w:style w:type="character" w:customStyle="1" w:styleId="SubtitleChar">
-    <w:name w:val="Subtitle Char"/>
-    <w:basedOn w:val="DefaultParagraphFont"/>
-    <w:link w:val="Subtitle"/>
+  <w:style w:type="character" w:customStyle="1" w:styleId="ac">
+    <w:name w:val="副标题 字符"/>
+    <w:basedOn w:val="a0"/>
+    <w:link w:val="ab"/>
     <w:rsid w:val="00FE324F"/>
     <w:rPr>
       <w:rFonts w:ascii="Times New Roman" w:eastAsia="Times New Roman" w:hAnsi="Times New Roman" w:cs="Times New Roman"/>
@@ -10009,7 +9998,7 @@
   </w:style>
   <w:style w:type="numbering" w:customStyle="1" w:styleId="List1">
     <w:name w:val="List 1"/>
-    <w:basedOn w:val="NoList"/>
+    <w:basedOn w:val="a2"/>
     <w:rsid w:val="000E7235"/>
     <w:pPr>
       <w:numPr>
@@ -10017,9 +10006,9 @@
       </w:numPr>
     </w:pPr>
   </w:style>
-  <w:style w:type="character" w:styleId="Hyperlink">
+  <w:style w:type="character" w:styleId="ad">
     <w:name w:val="Hyperlink"/>
-    <w:basedOn w:val="DefaultParagraphFont"/>
+    <w:basedOn w:val="a0"/>
     <w:uiPriority w:val="99"/>
     <w:unhideWhenUsed/>
     <w:rsid w:val="000B64F5"/>
@@ -10028,9 +10017,9 @@
       <w:u w:val="single"/>
     </w:rPr>
   </w:style>
-  <w:style w:type="paragraph" w:styleId="ListParagraph">
+  <w:style w:type="paragraph" w:styleId="ae">
     <w:name w:val="List Paragraph"/>
-    <w:basedOn w:val="Normal"/>
+    <w:basedOn w:val="a"/>
     <w:uiPriority w:val="1"/>
     <w:qFormat/>
     <w:rsid w:val="00E75921"/>
@@ -10039,9 +10028,9 @@
       <w:contextualSpacing/>
     </w:pPr>
   </w:style>
-  <w:style w:type="character" w:styleId="UnresolvedMention">
+  <w:style w:type="character" w:styleId="af">
     <w:name w:val="Unresolved Mention"/>
-    <w:basedOn w:val="DefaultParagraphFont"/>
+    <w:basedOn w:val="a0"/>
     <w:uiPriority w:val="99"/>
     <w:semiHidden/>
     <w:unhideWhenUsed/>
@@ -10051,9 +10040,9 @@
       <w:shd w:val="clear" w:color="auto" w:fill="E1DFDD"/>
     </w:rPr>
   </w:style>
-  <w:style w:type="character" w:styleId="FollowedHyperlink">
+  <w:style w:type="character" w:styleId="af0">
     <w:name w:val="FollowedHyperlink"/>
-    <w:basedOn w:val="DefaultParagraphFont"/>
+    <w:basedOn w:val="a0"/>
     <w:uiPriority w:val="99"/>
     <w:semiHidden/>
     <w:unhideWhenUsed/>

--- a/assets/resume.docx
+++ b/assets/resume.docx
@@ -207,39 +207,123 @@
         <w:t>William &amp; Mary</w:t>
       </w:r>
       <w:r>
+        <w:rPr>
+          <w:rFonts w:asciiTheme="majorHAnsi" w:eastAsiaTheme="minorEastAsia" w:hAnsiTheme="majorHAnsi" w:cstheme="majorBidi"/>
+          <w:color w:val="auto"/>
+          <w:sz w:val="22"/>
+          <w:szCs w:val="22"/>
+          <w:lang w:eastAsia="zh-CN"/>
+        </w:rPr>
         <w:tab/>
       </w:r>
       <w:r>
+        <w:rPr>
+          <w:rFonts w:asciiTheme="majorHAnsi" w:eastAsiaTheme="minorEastAsia" w:hAnsiTheme="majorHAnsi" w:cstheme="majorBidi"/>
+          <w:color w:val="auto"/>
+          <w:sz w:val="22"/>
+          <w:szCs w:val="22"/>
+          <w:lang w:eastAsia="zh-CN"/>
+        </w:rPr>
         <w:tab/>
       </w:r>
       <w:r>
+        <w:rPr>
+          <w:rFonts w:asciiTheme="majorHAnsi" w:eastAsiaTheme="minorEastAsia" w:hAnsiTheme="majorHAnsi" w:cstheme="majorBidi"/>
+          <w:color w:val="auto"/>
+          <w:sz w:val="22"/>
+          <w:szCs w:val="22"/>
+          <w:lang w:eastAsia="zh-CN"/>
+        </w:rPr>
         <w:tab/>
       </w:r>
       <w:r>
+        <w:rPr>
+          <w:rFonts w:asciiTheme="majorHAnsi" w:eastAsiaTheme="minorEastAsia" w:hAnsiTheme="majorHAnsi" w:cstheme="majorBidi"/>
+          <w:color w:val="auto"/>
+          <w:sz w:val="22"/>
+          <w:szCs w:val="22"/>
+          <w:lang w:eastAsia="zh-CN"/>
+        </w:rPr>
         <w:tab/>
       </w:r>
       <w:r>
+        <w:rPr>
+          <w:rFonts w:asciiTheme="majorHAnsi" w:eastAsiaTheme="minorEastAsia" w:hAnsiTheme="majorHAnsi" w:cstheme="majorBidi"/>
+          <w:color w:val="auto"/>
+          <w:sz w:val="22"/>
+          <w:szCs w:val="22"/>
+          <w:lang w:eastAsia="zh-CN"/>
+        </w:rPr>
         <w:tab/>
       </w:r>
       <w:r>
+        <w:rPr>
+          <w:rFonts w:asciiTheme="majorHAnsi" w:eastAsiaTheme="minorEastAsia" w:hAnsiTheme="majorHAnsi" w:cstheme="majorBidi"/>
+          <w:color w:val="auto"/>
+          <w:sz w:val="22"/>
+          <w:szCs w:val="22"/>
+          <w:lang w:eastAsia="zh-CN"/>
+        </w:rPr>
         <w:tab/>
       </w:r>
       <w:r>
+        <w:rPr>
+          <w:rFonts w:asciiTheme="majorHAnsi" w:eastAsiaTheme="minorEastAsia" w:hAnsiTheme="majorHAnsi" w:cstheme="majorBidi"/>
+          <w:color w:val="auto"/>
+          <w:sz w:val="22"/>
+          <w:szCs w:val="22"/>
+          <w:lang w:eastAsia="zh-CN"/>
+        </w:rPr>
         <w:tab/>
       </w:r>
       <w:r>
         <w:rPr>
-          <w:rFonts w:hint="eastAsia"/>
-          <w:lang w:eastAsia="zh-CN"/>
-        </w:rPr>
-        <w:t xml:space="preserve">                            </w:t>
-      </w:r>
-      <w:r>
-        <w:rPr>
-          <w:rFonts w:hint="eastAsia"/>
-          <w:lang w:eastAsia="zh-CN"/>
-        </w:rPr>
-        <w:t xml:space="preserve">           </w:t>
+          <w:rFonts w:asciiTheme="majorHAnsi" w:eastAsiaTheme="minorEastAsia" w:hAnsiTheme="majorHAnsi" w:cstheme="majorBidi"/>
+          <w:color w:val="auto"/>
+          <w:sz w:val="22"/>
+          <w:szCs w:val="22"/>
+          <w:lang w:eastAsia="zh-CN"/>
+        </w:rPr>
+        <w:tab/>
+      </w:r>
+      <w:r>
+        <w:rPr>
+          <w:rFonts w:asciiTheme="majorHAnsi" w:eastAsiaTheme="minorEastAsia" w:hAnsiTheme="majorHAnsi" w:cstheme="majorBidi"/>
+          <w:color w:val="auto"/>
+          <w:sz w:val="22"/>
+          <w:szCs w:val="22"/>
+          <w:lang w:eastAsia="zh-CN"/>
+        </w:rPr>
+        <w:tab/>
+      </w:r>
+      <w:r>
+        <w:rPr>
+          <w:rFonts w:asciiTheme="majorHAnsi" w:eastAsiaTheme="minorEastAsia" w:hAnsiTheme="majorHAnsi" w:cstheme="majorBidi" w:hint="eastAsia"/>
+          <w:color w:val="auto"/>
+          <w:sz w:val="22"/>
+          <w:szCs w:val="22"/>
+          <w:lang w:eastAsia="zh-CN"/>
+        </w:rPr>
+        <w:t xml:space="preserve">         </w:t>
+      </w:r>
+      <w:r>
+        <w:rPr>
+          <w:rFonts w:asciiTheme="majorHAnsi" w:eastAsiaTheme="minorEastAsia" w:hAnsiTheme="majorHAnsi" w:cstheme="majorBidi" w:hint="eastAsia"/>
+          <w:color w:val="auto"/>
+          <w:sz w:val="22"/>
+          <w:szCs w:val="22"/>
+          <w:lang w:eastAsia="zh-CN"/>
+        </w:rPr>
+        <w:t>Aug</w:t>
+      </w:r>
+      <w:r>
+        <w:rPr>
+          <w:rFonts w:asciiTheme="majorHAnsi" w:eastAsia="Times New Roman" w:hAnsiTheme="majorHAnsi" w:cstheme="majorBidi"/>
+          <w:color w:val="auto"/>
+          <w:sz w:val="22"/>
+          <w:szCs w:val="22"/>
+        </w:rPr>
+        <w:t xml:space="preserve"> 2026 - Present</w:t>
       </w:r>
     </w:p>
     <w:p>
@@ -302,36 +386,37 @@
           <w:szCs w:val="22"/>
           <w:lang w:eastAsia="zh-CN"/>
         </w:rPr>
-        <w:t xml:space="preserve">                                                   </w:t>
-      </w:r>
-      <w:r>
-        <w:rPr>
-          <w:rFonts w:asciiTheme="majorHAnsi" w:hAnsiTheme="majorHAnsi" w:cstheme="majorBidi" w:hint="eastAsia"/>
-          <w:color w:val="auto"/>
-          <w:sz w:val="22"/>
-          <w:szCs w:val="22"/>
-          <w:lang w:eastAsia="zh-CN"/>
-        </w:rPr>
-        <w:t xml:space="preserve"> </w:t>
-      </w:r>
-      <w:r>
-        <w:rPr>
-          <w:rFonts w:asciiTheme="majorHAnsi" w:eastAsiaTheme="minorEastAsia" w:hAnsiTheme="majorHAnsi" w:cstheme="majorBidi" w:hint="eastAsia"/>
-          <w:color w:val="auto"/>
-          <w:sz w:val="22"/>
-          <w:szCs w:val="22"/>
-          <w:lang w:eastAsia="zh-CN"/>
-        </w:rPr>
-        <w:t>Aug</w:t>
-      </w:r>
-      <w:r>
-        <w:rPr>
-          <w:rFonts w:asciiTheme="majorHAnsi" w:eastAsia="Times New Roman" w:hAnsiTheme="majorHAnsi" w:cstheme="majorBidi"/>
-          <w:color w:val="auto"/>
-          <w:sz w:val="22"/>
-          <w:szCs w:val="22"/>
-        </w:rPr>
-        <w:t xml:space="preserve"> 2026 - Present</w:t>
+        <w:t xml:space="preserve">                   </w:t>
+      </w:r>
+      <w:r>
+        <w:rPr>
+          <w:rFonts w:asciiTheme="majorHAnsi" w:hAnsiTheme="majorHAnsi" w:cstheme="majorBidi"/>
+          <w:color w:val="auto"/>
+          <w:sz w:val="22"/>
+          <w:szCs w:val="22"/>
+          <w:lang w:eastAsia="zh-CN"/>
+        </w:rPr>
+        <w:tab/>
+      </w:r>
+      <w:r>
+        <w:rPr>
+          <w:rFonts w:asciiTheme="majorHAnsi" w:hAnsiTheme="majorHAnsi" w:cstheme="majorBidi"/>
+          <w:color w:val="auto"/>
+          <w:sz w:val="22"/>
+          <w:szCs w:val="22"/>
+          <w:lang w:eastAsia="zh-CN"/>
+        </w:rPr>
+        <w:tab/>
+      </w:r>
+      <w:r>
+        <w:rPr>
+          <w:rFonts w:asciiTheme="majorHAnsi" w:hAnsiTheme="majorHAnsi" w:cstheme="majorBidi"/>
+          <w:color w:val="auto"/>
+          <w:sz w:val="22"/>
+          <w:szCs w:val="22"/>
+          <w:lang w:eastAsia="zh-CN"/>
+        </w:rPr>
+        <w:tab/>
       </w:r>
     </w:p>
     <w:p>
@@ -3148,13 +3233,23 @@
       </w:r>
       <w:r>
         <w:rPr>
-          <w:rFonts w:asciiTheme="majorHAnsi" w:hAnsiTheme="majorHAnsi" w:cstheme="majorHAnsi"/>
-          <w:color w:val="auto"/>
-          <w:sz w:val="22"/>
-          <w:szCs w:val="22"/>
-          <w:lang w:eastAsia="zh-CN"/>
-        </w:rPr>
-        <w:t>Overserved</w:t>
+          <w:rFonts w:asciiTheme="majorHAnsi" w:hAnsiTheme="majorHAnsi" w:cstheme="majorHAnsi" w:hint="eastAsia"/>
+          <w:color w:val="auto"/>
+          <w:sz w:val="22"/>
+          <w:szCs w:val="22"/>
+          <w:lang w:eastAsia="zh-CN"/>
+        </w:rPr>
+        <w:t>O</w:t>
+      </w:r>
+      <w:r>
+        <w:rPr>
+          <w:rFonts w:asciiTheme="majorHAnsi" w:hAnsiTheme="majorHAnsi" w:cstheme="majorHAnsi"/>
+          <w:color w:val="auto"/>
+          <w:sz w:val="22"/>
+          <w:szCs w:val="22"/>
+          <w:lang w:eastAsia="zh-CN"/>
+        </w:rPr>
+        <w:t>bserved</w:t>
       </w:r>
       <w:r>
         <w:rPr>
